--- a/INFORME_REACCION DE METODOS LOGARITMICOS.docx
+++ b/INFORME_REACCION DE METODOS LOGARITMICOS.docx
@@ -81,40 +81,161 @@
     <w:p>
       <w:pPr>
         <w:pStyle w:val="Estilo20"/>
-        <w:rPr>
-          <w:b/>
-          <w:bCs w:val="0"/>
-          <w:sz w:val="48"/>
-          <w:szCs w:val="96"/>
-        </w:rPr>
-      </w:pPr>
-      <w:r>
+        <w:jc w:val="center"/>
         <w:rPr>
           <w:b/>
           <w:bCs w:val="0"/>
           <w:sz w:val="32"/>
           <w:szCs w:val="48"/>
         </w:rPr>
+      </w:pPr>
+      <w:r>
+        <w:rPr>
+          <w:b/>
+          <w:bCs w:val="0"/>
+          <w:sz w:val="32"/>
+          <w:szCs w:val="48"/>
+        </w:rPr>
         <w:t>EFECTIVIDAD DE LOS ALGORITMOS EN LA ERA DIGITAL</w:t>
       </w:r>
     </w:p>
     <w:p>
       <w:pPr>
         <w:pStyle w:val="Estilo20"/>
+        <w:jc w:val="center"/>
+        <w:rPr>
+          <w:b/>
+          <w:bCs w:val="0"/>
+          <w:sz w:val="28"/>
+          <w:szCs w:val="44"/>
+        </w:rPr>
+      </w:pPr>
+      <w:proofErr w:type="spellStart"/>
+      <w:r>
+        <w:rPr>
+          <w:b/>
+          <w:bCs w:val="0"/>
+          <w:sz w:val="28"/>
+          <w:szCs w:val="44"/>
+        </w:rPr>
+        <w:t>effectiveness</w:t>
+      </w:r>
+      <w:proofErr w:type="spellEnd"/>
+      <w:r>
+        <w:rPr>
+          <w:b/>
+          <w:bCs w:val="0"/>
+          <w:sz w:val="28"/>
+          <w:szCs w:val="44"/>
+        </w:rPr>
+        <w:t xml:space="preserve"> </w:t>
+      </w:r>
+      <w:proofErr w:type="spellStart"/>
+      <w:r>
+        <w:rPr>
+          <w:b/>
+          <w:bCs w:val="0"/>
+          <w:sz w:val="28"/>
+          <w:szCs w:val="44"/>
+        </w:rPr>
+        <w:t>of</w:t>
+      </w:r>
+      <w:proofErr w:type="spellEnd"/>
+      <w:r>
+        <w:rPr>
+          <w:b/>
+          <w:bCs w:val="0"/>
+          <w:sz w:val="28"/>
+          <w:szCs w:val="44"/>
+        </w:rPr>
+        <w:t xml:space="preserve"> </w:t>
+      </w:r>
+      <w:proofErr w:type="spellStart"/>
+      <w:r>
+        <w:rPr>
+          <w:b/>
+          <w:bCs w:val="0"/>
+          <w:sz w:val="28"/>
+          <w:szCs w:val="44"/>
+        </w:rPr>
+        <w:t>algorithms</w:t>
+      </w:r>
+      <w:proofErr w:type="spellEnd"/>
+      <w:r>
+        <w:rPr>
+          <w:b/>
+          <w:bCs w:val="0"/>
+          <w:sz w:val="28"/>
+          <w:szCs w:val="44"/>
+        </w:rPr>
+        <w:t xml:space="preserve"> in </w:t>
+      </w:r>
+      <w:proofErr w:type="spellStart"/>
+      <w:r>
+        <w:rPr>
+          <w:b/>
+          <w:bCs w:val="0"/>
+          <w:sz w:val="28"/>
+          <w:szCs w:val="44"/>
+        </w:rPr>
+        <w:t>the</w:t>
+      </w:r>
+      <w:proofErr w:type="spellEnd"/>
+      <w:r>
+        <w:rPr>
+          <w:b/>
+          <w:bCs w:val="0"/>
+          <w:sz w:val="28"/>
+          <w:szCs w:val="44"/>
+        </w:rPr>
+        <w:t xml:space="preserve"> digital </w:t>
+      </w:r>
+      <w:proofErr w:type="spellStart"/>
+      <w:r>
+        <w:rPr>
+          <w:b/>
+          <w:bCs w:val="0"/>
+          <w:sz w:val="28"/>
+          <w:szCs w:val="44"/>
+        </w:rPr>
+        <w:t>age</w:t>
+      </w:r>
+      <w:proofErr w:type="spellEnd"/>
+    </w:p>
+    <w:p>
+      <w:pPr>
+        <w:pStyle w:val="Estilo20"/>
+        <w:jc w:val="center"/>
       </w:pPr>
       <w:r>
         <w:t>Adrian</w:t>
       </w:r>
       <w:r>
-        <w:t xml:space="preserve"> Luis Mamani Quispe </w:t>
-      </w:r>
-    </w:p>
-    <w:p>
-      <w:pPr>
-        <w:pStyle w:val="Estilo20"/>
-      </w:pPr>
-      <w:r>
-        <w:t xml:space="preserve">estudiante de la escuela de Ingeniería en Informática y Sistemas de la Universidad Nacional Jorge Basadre Grohmann. E-mail: </w:t>
+        <w:t xml:space="preserve"> </w:t>
+      </w:r>
+      <w:r>
+        <w:t>Mamani Quispe</w:t>
+      </w:r>
+    </w:p>
+    <w:p>
+      <w:pPr>
+        <w:pStyle w:val="Estilo20"/>
+        <w:jc w:val="center"/>
+        <w:rPr>
+          <w:rStyle w:val="Hipervnculo"/>
+        </w:rPr>
+      </w:pPr>
+      <w:r>
+        <w:t>E</w:t>
+      </w:r>
+      <w:r>
+        <w:t>studiante de la escuela de Ingeniería en Informática y Sistemas</w:t>
+      </w:r>
+      <w:r>
+        <w:t xml:space="preserve">. </w:t>
+      </w:r>
+      <w:r>
+        <w:t xml:space="preserve">Universidad Nacional Jorge Basadre Grohmann. E-mail: </w:t>
       </w:r>
       <w:hyperlink r:id="rId7" w:history="1">
         <w:r>
@@ -124,12 +245,938 @@
           <w:t>almamaniqu@unjbg.edu.pe</w:t>
         </w:r>
       </w:hyperlink>
-      <w:r>
-        <w:t xml:space="preserve"> </w:t>
-      </w:r>
-      <w:r>
-        <w:t xml:space="preserve"> </w:t>
-      </w:r>
+    </w:p>
+    <w:p>
+      <w:pPr>
+        <w:pStyle w:val="Estilo20"/>
+        <w:jc w:val="center"/>
+      </w:pPr>
+    </w:p>
+    <w:tbl>
+      <w:tblPr>
+        <w:tblStyle w:val="Tablaconcuadrcula"/>
+        <w:tblW w:w="0" w:type="auto"/>
+        <w:tblCellMar>
+          <w:top w:w="227" w:type="dxa"/>
+        </w:tblCellMar>
+        <w:tblLook w:val="04A0" w:firstRow="1" w:lastRow="0" w:firstColumn="1" w:lastColumn="0" w:noHBand="0" w:noVBand="1"/>
+      </w:tblPr>
+      <w:tblGrid>
+        <w:gridCol w:w="9350"/>
+      </w:tblGrid>
+      <w:tr>
+        <w:tc>
+          <w:tcPr>
+            <w:tcW w:w="9350" w:type="dxa"/>
+            <w:tcBorders>
+              <w:bottom w:val="nil"/>
+            </w:tcBorders>
+          </w:tcPr>
+          <w:p>
+            <w:pPr>
+              <w:pStyle w:val="Estilo20"/>
+              <w:jc w:val="center"/>
+              <w:rPr>
+                <w:b/>
+                <w:bCs w:val="0"/>
+              </w:rPr>
+            </w:pPr>
+            <w:r>
+              <w:rPr>
+                <w:b/>
+                <w:bCs w:val="0"/>
+              </w:rPr>
+              <w:t>RESUMEN</w:t>
+            </w:r>
+          </w:p>
+          <w:p>
+            <w:pPr>
+              <w:pStyle w:val="Estilo20"/>
+            </w:pPr>
+            <w:r>
+              <w:t>La historia de los algoritmos se remonta a la era Babilónica</w:t>
+            </w:r>
+            <w:r>
+              <w:t xml:space="preserve"> donde se empleaban tablas de arcilla para realizar cálculos y fórmulas matemáticas</w:t>
+            </w:r>
+            <w:bookmarkStart w:id="0" w:name="_Hlk243475845"/>
+            <w:r>
+              <w:t xml:space="preserve">; además, de su posible surgimiento, la evolución que ha llevado es muy significativa, explicando diversos fenómenos afianzados a los seres bióticos como abióticos donde actualmente, son más frecuentes como descontinuados en su uso, tales como </w:t>
+            </w:r>
+            <w:r>
+              <w:t>Quicksort y</w:t>
+            </w:r>
+            <w:r>
+              <w:t xml:space="preserve"> </w:t>
+            </w:r>
+            <w:proofErr w:type="spellStart"/>
+            <w:r>
+              <w:t>S</w:t>
+            </w:r>
+            <w:r>
+              <w:t>hellsort</w:t>
+            </w:r>
+            <w:proofErr w:type="spellEnd"/>
+            <w:r>
+              <w:t xml:space="preserve"> y entre otras más; cabe recalcar que descontinuados no desmerita su aplicación en ramas como la</w:t>
+            </w:r>
+            <w:bookmarkEnd w:id="0"/>
+            <w:r>
+              <w:t xml:space="preserve"> pedagogía en educación o en sistemas poco complejos. En este documento mostraremos datos relacionados con métricas de tiempos que evidenciarían </w:t>
+            </w:r>
+            <w:r>
+              <w:t xml:space="preserve">el porque de su situación y </w:t>
+            </w:r>
+            <w:r>
+              <w:t>el paralelismo</w:t>
+            </w:r>
+            <w:r>
+              <w:t xml:space="preserve"> entre métodos o computación basada en algoritmos.</w:t>
+            </w:r>
+            <w:r>
+              <w:t xml:space="preserve"> </w:t>
+            </w:r>
+          </w:p>
+        </w:tc>
+      </w:tr>
+      <w:tr>
+        <w:tc>
+          <w:tcPr>
+            <w:tcW w:w="9350" w:type="dxa"/>
+            <w:tcBorders>
+              <w:top w:val="nil"/>
+              <w:bottom w:val="single" w:sz="4" w:space="0" w:color="auto"/>
+            </w:tcBorders>
+          </w:tcPr>
+          <w:p>
+            <w:pPr>
+              <w:pStyle w:val="Estilo20"/>
+              <w:jc w:val="center"/>
+              <w:rPr>
+                <w:b/>
+                <w:bCs w:val="0"/>
+              </w:rPr>
+            </w:pPr>
+            <w:r>
+              <w:rPr>
+                <w:b/>
+                <w:bCs w:val="0"/>
+              </w:rPr>
+              <w:t>ABSTRACT</w:t>
+            </w:r>
+          </w:p>
+          <w:p>
+            <w:pPr>
+              <w:pStyle w:val="Estilo20"/>
+            </w:pPr>
+            <w:proofErr w:type="spellStart"/>
+            <w:r>
+              <w:t>The</w:t>
+            </w:r>
+            <w:proofErr w:type="spellEnd"/>
+            <w:r>
+              <w:t xml:space="preserve"> </w:t>
+            </w:r>
+            <w:proofErr w:type="spellStart"/>
+            <w:r>
+              <w:t>history</w:t>
+            </w:r>
+            <w:proofErr w:type="spellEnd"/>
+            <w:r>
+              <w:t xml:space="preserve"> </w:t>
+            </w:r>
+            <w:proofErr w:type="spellStart"/>
+            <w:r>
+              <w:t>of</w:t>
+            </w:r>
+            <w:proofErr w:type="spellEnd"/>
+            <w:r>
+              <w:t xml:space="preserve"> </w:t>
+            </w:r>
+            <w:proofErr w:type="spellStart"/>
+            <w:r>
+              <w:t>algorithms</w:t>
+            </w:r>
+            <w:proofErr w:type="spellEnd"/>
+            <w:r>
+              <w:t xml:space="preserve"> dates back </w:t>
+            </w:r>
+            <w:proofErr w:type="spellStart"/>
+            <w:r>
+              <w:t>to</w:t>
+            </w:r>
+            <w:proofErr w:type="spellEnd"/>
+            <w:r>
+              <w:t xml:space="preserve"> </w:t>
+            </w:r>
+            <w:proofErr w:type="spellStart"/>
+            <w:r>
+              <w:t>the</w:t>
+            </w:r>
+            <w:proofErr w:type="spellEnd"/>
+            <w:r>
+              <w:t xml:space="preserve"> </w:t>
+            </w:r>
+            <w:proofErr w:type="spellStart"/>
+            <w:r>
+              <w:t>Babylonian</w:t>
+            </w:r>
+            <w:proofErr w:type="spellEnd"/>
+            <w:r>
+              <w:t xml:space="preserve"> era, </w:t>
+            </w:r>
+            <w:proofErr w:type="spellStart"/>
+            <w:r>
+              <w:t>when</w:t>
+            </w:r>
+            <w:proofErr w:type="spellEnd"/>
+            <w:r>
+              <w:t xml:space="preserve"> </w:t>
+            </w:r>
+            <w:proofErr w:type="spellStart"/>
+            <w:r>
+              <w:t>clay</w:t>
+            </w:r>
+            <w:proofErr w:type="spellEnd"/>
+            <w:r>
+              <w:t xml:space="preserve"> </w:t>
+            </w:r>
+            <w:proofErr w:type="spellStart"/>
+            <w:r>
+              <w:t>tablets</w:t>
+            </w:r>
+            <w:proofErr w:type="spellEnd"/>
+            <w:r>
+              <w:t xml:space="preserve"> </w:t>
+            </w:r>
+            <w:proofErr w:type="spellStart"/>
+            <w:r>
+              <w:t>were</w:t>
+            </w:r>
+            <w:proofErr w:type="spellEnd"/>
+            <w:r>
+              <w:t xml:space="preserve"> </w:t>
+            </w:r>
+            <w:proofErr w:type="spellStart"/>
+            <w:r>
+              <w:t>used</w:t>
+            </w:r>
+            <w:proofErr w:type="spellEnd"/>
+            <w:r>
+              <w:t xml:space="preserve"> </w:t>
+            </w:r>
+            <w:proofErr w:type="spellStart"/>
+            <w:r>
+              <w:t>to</w:t>
+            </w:r>
+            <w:proofErr w:type="spellEnd"/>
+            <w:r>
+              <w:t xml:space="preserve"> </w:t>
+            </w:r>
+            <w:proofErr w:type="spellStart"/>
+            <w:r>
+              <w:t>perform</w:t>
+            </w:r>
+            <w:proofErr w:type="spellEnd"/>
+            <w:r>
+              <w:t xml:space="preserve"> </w:t>
+            </w:r>
+            <w:proofErr w:type="spellStart"/>
+            <w:r>
+              <w:t>mathematical</w:t>
+            </w:r>
+            <w:proofErr w:type="spellEnd"/>
+            <w:r>
+              <w:t xml:space="preserve"> </w:t>
+            </w:r>
+            <w:proofErr w:type="spellStart"/>
+            <w:r>
+              <w:t>calculations</w:t>
+            </w:r>
+            <w:proofErr w:type="spellEnd"/>
+            <w:r>
+              <w:t xml:space="preserve"> and </w:t>
+            </w:r>
+            <w:proofErr w:type="spellStart"/>
+            <w:r>
+              <w:t>apply</w:t>
+            </w:r>
+            <w:proofErr w:type="spellEnd"/>
+            <w:r>
+              <w:t xml:space="preserve"> formulas. </w:t>
+            </w:r>
+            <w:proofErr w:type="spellStart"/>
+            <w:r>
+              <w:t>Beyond</w:t>
+            </w:r>
+            <w:proofErr w:type="spellEnd"/>
+            <w:r>
+              <w:t xml:space="preserve"> </w:t>
+            </w:r>
+            <w:proofErr w:type="spellStart"/>
+            <w:r>
+              <w:t>their</w:t>
+            </w:r>
+            <w:proofErr w:type="spellEnd"/>
+            <w:r>
+              <w:t xml:space="preserve"> </w:t>
+            </w:r>
+            <w:proofErr w:type="spellStart"/>
+            <w:r>
+              <w:t>origins</w:t>
+            </w:r>
+            <w:proofErr w:type="spellEnd"/>
+            <w:r>
+              <w:t xml:space="preserve">, </w:t>
+            </w:r>
+            <w:proofErr w:type="spellStart"/>
+            <w:r>
+              <w:t>their</w:t>
+            </w:r>
+            <w:proofErr w:type="spellEnd"/>
+            <w:r>
+              <w:t xml:space="preserve"> </w:t>
+            </w:r>
+            <w:proofErr w:type="spellStart"/>
+            <w:r>
+              <w:t>subsequent</w:t>
+            </w:r>
+            <w:proofErr w:type="spellEnd"/>
+            <w:r>
+              <w:t xml:space="preserve"> </w:t>
+            </w:r>
+            <w:proofErr w:type="spellStart"/>
+            <w:r>
+              <w:t>evolution</w:t>
+            </w:r>
+            <w:proofErr w:type="spellEnd"/>
+            <w:r>
+              <w:t xml:space="preserve"> has </w:t>
+            </w:r>
+            <w:proofErr w:type="spellStart"/>
+            <w:r>
+              <w:t>been</w:t>
+            </w:r>
+            <w:proofErr w:type="spellEnd"/>
+            <w:r>
+              <w:t xml:space="preserve"> </w:t>
+            </w:r>
+            <w:proofErr w:type="spellStart"/>
+            <w:r>
+              <w:t>highly</w:t>
+            </w:r>
+            <w:proofErr w:type="spellEnd"/>
+            <w:r>
+              <w:t xml:space="preserve"> </w:t>
+            </w:r>
+            <w:proofErr w:type="spellStart"/>
+            <w:r>
+              <w:t>significant</w:t>
+            </w:r>
+            <w:proofErr w:type="spellEnd"/>
+            <w:r>
+              <w:t xml:space="preserve">, </w:t>
+            </w:r>
+            <w:proofErr w:type="spellStart"/>
+            <w:r>
+              <w:t>helping</w:t>
+            </w:r>
+            <w:proofErr w:type="spellEnd"/>
+            <w:r>
+              <w:t xml:space="preserve"> </w:t>
+            </w:r>
+            <w:proofErr w:type="spellStart"/>
+            <w:r>
+              <w:t>to</w:t>
+            </w:r>
+            <w:proofErr w:type="spellEnd"/>
+            <w:r>
+              <w:t xml:space="preserve"> </w:t>
+            </w:r>
+            <w:proofErr w:type="spellStart"/>
+            <w:r>
+              <w:t>explain</w:t>
+            </w:r>
+            <w:proofErr w:type="spellEnd"/>
+            <w:r>
+              <w:t xml:space="preserve"> </w:t>
+            </w:r>
+            <w:proofErr w:type="spellStart"/>
+            <w:r>
+              <w:t>various</w:t>
+            </w:r>
+            <w:proofErr w:type="spellEnd"/>
+            <w:r>
+              <w:t xml:space="preserve"> </w:t>
+            </w:r>
+            <w:proofErr w:type="spellStart"/>
+            <w:r>
+              <w:t>phenomena</w:t>
+            </w:r>
+            <w:proofErr w:type="spellEnd"/>
+            <w:r>
+              <w:t>—</w:t>
+            </w:r>
+            <w:proofErr w:type="spellStart"/>
+            <w:r>
+              <w:t>both</w:t>
+            </w:r>
+            <w:proofErr w:type="spellEnd"/>
+            <w:r>
+              <w:t xml:space="preserve"> </w:t>
+            </w:r>
+            <w:proofErr w:type="spellStart"/>
+            <w:r>
+              <w:t>biological</w:t>
+            </w:r>
+            <w:proofErr w:type="spellEnd"/>
+            <w:r>
+              <w:t xml:space="preserve"> and non-</w:t>
+            </w:r>
+            <w:proofErr w:type="spellStart"/>
+            <w:r>
+              <w:t>biological</w:t>
+            </w:r>
+            <w:proofErr w:type="spellEnd"/>
+            <w:r>
+              <w:t xml:space="preserve">. </w:t>
+            </w:r>
+            <w:proofErr w:type="spellStart"/>
+            <w:r>
+              <w:t>Today</w:t>
+            </w:r>
+            <w:proofErr w:type="spellEnd"/>
+            <w:r>
+              <w:t xml:space="preserve">, </w:t>
+            </w:r>
+            <w:proofErr w:type="spellStart"/>
+            <w:r>
+              <w:t>some</w:t>
+            </w:r>
+            <w:proofErr w:type="spellEnd"/>
+            <w:r>
+              <w:t xml:space="preserve"> </w:t>
+            </w:r>
+            <w:proofErr w:type="spellStart"/>
+            <w:r>
+              <w:t>algorithms</w:t>
+            </w:r>
+            <w:proofErr w:type="spellEnd"/>
+            <w:r>
+              <w:t xml:space="preserve"> </w:t>
+            </w:r>
+            <w:proofErr w:type="spellStart"/>
+            <w:r>
+              <w:t>remain</w:t>
+            </w:r>
+            <w:proofErr w:type="spellEnd"/>
+            <w:r>
+              <w:t xml:space="preserve"> in </w:t>
+            </w:r>
+            <w:proofErr w:type="spellStart"/>
+            <w:r>
+              <w:t>widespread</w:t>
+            </w:r>
+            <w:proofErr w:type="spellEnd"/>
+            <w:r>
+              <w:t xml:space="preserve"> use, </w:t>
+            </w:r>
+            <w:proofErr w:type="spellStart"/>
+            <w:r>
+              <w:t>while</w:t>
+            </w:r>
+            <w:proofErr w:type="spellEnd"/>
+            <w:r>
+              <w:t xml:space="preserve"> </w:t>
+            </w:r>
+            <w:proofErr w:type="spellStart"/>
+            <w:r>
+              <w:t>others</w:t>
+            </w:r>
+            <w:proofErr w:type="spellEnd"/>
+            <w:r>
+              <w:t xml:space="preserve"> </w:t>
+            </w:r>
+            <w:proofErr w:type="spellStart"/>
+            <w:r>
+              <w:t>have</w:t>
+            </w:r>
+            <w:proofErr w:type="spellEnd"/>
+            <w:r>
+              <w:t xml:space="preserve"> fallen </w:t>
+            </w:r>
+            <w:proofErr w:type="spellStart"/>
+            <w:r>
+              <w:t>out</w:t>
+            </w:r>
+            <w:proofErr w:type="spellEnd"/>
+            <w:r>
+              <w:t xml:space="preserve"> </w:t>
+            </w:r>
+            <w:proofErr w:type="spellStart"/>
+            <w:r>
+              <w:t>of</w:t>
+            </w:r>
+            <w:proofErr w:type="spellEnd"/>
+            <w:r>
+              <w:t xml:space="preserve"> favor—</w:t>
+            </w:r>
+            <w:proofErr w:type="spellStart"/>
+            <w:r>
+              <w:t>examples</w:t>
+            </w:r>
+            <w:proofErr w:type="spellEnd"/>
+            <w:r>
+              <w:t xml:space="preserve"> </w:t>
+            </w:r>
+            <w:proofErr w:type="spellStart"/>
+            <w:r>
+              <w:t>of</w:t>
+            </w:r>
+            <w:proofErr w:type="spellEnd"/>
+            <w:r>
+              <w:t xml:space="preserve"> </w:t>
+            </w:r>
+            <w:proofErr w:type="spellStart"/>
+            <w:r>
+              <w:t>the</w:t>
+            </w:r>
+            <w:proofErr w:type="spellEnd"/>
+            <w:r>
+              <w:t xml:space="preserve"> </w:t>
+            </w:r>
+            <w:proofErr w:type="spellStart"/>
+            <w:r>
+              <w:t>latter</w:t>
+            </w:r>
+            <w:proofErr w:type="spellEnd"/>
+            <w:r>
+              <w:t xml:space="preserve"> </w:t>
+            </w:r>
+            <w:proofErr w:type="spellStart"/>
+            <w:r>
+              <w:t>include</w:t>
+            </w:r>
+            <w:proofErr w:type="spellEnd"/>
+            <w:r>
+              <w:t xml:space="preserve"> Quicksort and </w:t>
+            </w:r>
+            <w:proofErr w:type="spellStart"/>
+            <w:r>
+              <w:t>Shellsort</w:t>
+            </w:r>
+            <w:proofErr w:type="spellEnd"/>
+            <w:r>
+              <w:t xml:space="preserve">, </w:t>
+            </w:r>
+            <w:proofErr w:type="spellStart"/>
+            <w:r>
+              <w:t>among</w:t>
+            </w:r>
+            <w:proofErr w:type="spellEnd"/>
+            <w:r>
+              <w:t xml:space="preserve"> </w:t>
+            </w:r>
+            <w:proofErr w:type="spellStart"/>
+            <w:r>
+              <w:t>others</w:t>
+            </w:r>
+            <w:proofErr w:type="spellEnd"/>
+            <w:r>
+              <w:t xml:space="preserve">. </w:t>
+            </w:r>
+            <w:proofErr w:type="spellStart"/>
+            <w:r>
+              <w:t>It</w:t>
+            </w:r>
+            <w:proofErr w:type="spellEnd"/>
+            <w:r>
+              <w:t xml:space="preserve"> </w:t>
+            </w:r>
+            <w:proofErr w:type="spellStart"/>
+            <w:r>
+              <w:t>is</w:t>
+            </w:r>
+            <w:proofErr w:type="spellEnd"/>
+            <w:r>
+              <w:t xml:space="preserve"> </w:t>
+            </w:r>
+            <w:proofErr w:type="spellStart"/>
+            <w:r>
+              <w:t>worth</w:t>
+            </w:r>
+            <w:proofErr w:type="spellEnd"/>
+            <w:r>
+              <w:t xml:space="preserve"> </w:t>
+            </w:r>
+            <w:proofErr w:type="spellStart"/>
+            <w:r>
+              <w:t>noting</w:t>
+            </w:r>
+            <w:proofErr w:type="spellEnd"/>
+            <w:r>
+              <w:t xml:space="preserve">, </w:t>
+            </w:r>
+            <w:proofErr w:type="spellStart"/>
+            <w:r>
+              <w:t>however</w:t>
+            </w:r>
+            <w:proofErr w:type="spellEnd"/>
+            <w:r>
+              <w:t xml:space="preserve">, </w:t>
+            </w:r>
+            <w:proofErr w:type="spellStart"/>
+            <w:r>
+              <w:t>that</w:t>
+            </w:r>
+            <w:proofErr w:type="spellEnd"/>
+            <w:r>
+              <w:t xml:space="preserve"> </w:t>
+            </w:r>
+            <w:proofErr w:type="spellStart"/>
+            <w:r>
+              <w:t>being</w:t>
+            </w:r>
+            <w:proofErr w:type="spellEnd"/>
+            <w:r>
+              <w:t xml:space="preserve"> "</w:t>
+            </w:r>
+            <w:proofErr w:type="spellStart"/>
+            <w:r>
+              <w:t>discontinued</w:t>
+            </w:r>
+            <w:proofErr w:type="spellEnd"/>
+            <w:r>
+              <w:t xml:space="preserve">" </w:t>
+            </w:r>
+            <w:proofErr w:type="spellStart"/>
+            <w:r>
+              <w:t>does</w:t>
+            </w:r>
+            <w:proofErr w:type="spellEnd"/>
+            <w:r>
+              <w:t xml:space="preserve"> </w:t>
+            </w:r>
+            <w:proofErr w:type="spellStart"/>
+            <w:r>
+              <w:t>not</w:t>
+            </w:r>
+            <w:proofErr w:type="spellEnd"/>
+            <w:r>
+              <w:t xml:space="preserve"> </w:t>
+            </w:r>
+            <w:proofErr w:type="spellStart"/>
+            <w:r>
+              <w:t>diminish</w:t>
+            </w:r>
+            <w:proofErr w:type="spellEnd"/>
+            <w:r>
+              <w:t xml:space="preserve"> </w:t>
+            </w:r>
+            <w:proofErr w:type="spellStart"/>
+            <w:r>
+              <w:t>their</w:t>
+            </w:r>
+            <w:proofErr w:type="spellEnd"/>
+            <w:r>
+              <w:t xml:space="preserve"> </w:t>
+            </w:r>
+            <w:proofErr w:type="spellStart"/>
+            <w:r>
+              <w:t>value</w:t>
+            </w:r>
+            <w:proofErr w:type="spellEnd"/>
+            <w:r>
+              <w:t xml:space="preserve">; </w:t>
+            </w:r>
+            <w:proofErr w:type="spellStart"/>
+            <w:r>
+              <w:t>they</w:t>
+            </w:r>
+            <w:proofErr w:type="spellEnd"/>
+            <w:r>
+              <w:t xml:space="preserve"> </w:t>
+            </w:r>
+            <w:proofErr w:type="spellStart"/>
+            <w:r>
+              <w:t>remain</w:t>
+            </w:r>
+            <w:proofErr w:type="spellEnd"/>
+            <w:r>
+              <w:t xml:space="preserve"> </w:t>
+            </w:r>
+            <w:proofErr w:type="spellStart"/>
+            <w:r>
+              <w:t>useful</w:t>
+            </w:r>
+            <w:proofErr w:type="spellEnd"/>
+            <w:r>
+              <w:t xml:space="preserve"> in </w:t>
+            </w:r>
+            <w:proofErr w:type="spellStart"/>
+            <w:r>
+              <w:t>contexts</w:t>
+            </w:r>
+            <w:proofErr w:type="spellEnd"/>
+            <w:r>
+              <w:t xml:space="preserve"> </w:t>
+            </w:r>
+            <w:proofErr w:type="spellStart"/>
+            <w:r>
+              <w:t>such</w:t>
+            </w:r>
+            <w:proofErr w:type="spellEnd"/>
+            <w:r>
+              <w:t xml:space="preserve"> as </w:t>
+            </w:r>
+            <w:proofErr w:type="spellStart"/>
+            <w:r>
+              <w:t>pedagogy</w:t>
+            </w:r>
+            <w:proofErr w:type="spellEnd"/>
+            <w:r>
+              <w:t xml:space="preserve"> </w:t>
+            </w:r>
+            <w:proofErr w:type="spellStart"/>
+            <w:r>
+              <w:t>or</w:t>
+            </w:r>
+            <w:proofErr w:type="spellEnd"/>
+            <w:r>
+              <w:t xml:space="preserve"> </w:t>
+            </w:r>
+            <w:proofErr w:type="spellStart"/>
+            <w:r>
+              <w:t>within</w:t>
+            </w:r>
+            <w:proofErr w:type="spellEnd"/>
+            <w:r>
+              <w:t xml:space="preserve"> </w:t>
+            </w:r>
+            <w:proofErr w:type="spellStart"/>
+            <w:r>
+              <w:t>less</w:t>
+            </w:r>
+            <w:proofErr w:type="spellEnd"/>
+            <w:r>
+              <w:t xml:space="preserve"> </w:t>
+            </w:r>
+            <w:proofErr w:type="spellStart"/>
+            <w:r>
+              <w:t>complex</w:t>
+            </w:r>
+            <w:proofErr w:type="spellEnd"/>
+            <w:r>
+              <w:t xml:space="preserve"> </w:t>
+            </w:r>
+            <w:proofErr w:type="spellStart"/>
+            <w:r>
+              <w:t>systems</w:t>
+            </w:r>
+            <w:proofErr w:type="spellEnd"/>
+            <w:r>
+              <w:t xml:space="preserve">. In </w:t>
+            </w:r>
+            <w:proofErr w:type="spellStart"/>
+            <w:r>
+              <w:t>this</w:t>
+            </w:r>
+            <w:proofErr w:type="spellEnd"/>
+            <w:r>
+              <w:t xml:space="preserve"> </w:t>
+            </w:r>
+            <w:proofErr w:type="spellStart"/>
+            <w:r>
+              <w:t>document</w:t>
+            </w:r>
+            <w:proofErr w:type="spellEnd"/>
+            <w:r>
+              <w:t xml:space="preserve">, </w:t>
+            </w:r>
+            <w:proofErr w:type="spellStart"/>
+            <w:r>
+              <w:t>we</w:t>
+            </w:r>
+            <w:proofErr w:type="spellEnd"/>
+            <w:r>
+              <w:t xml:space="preserve"> </w:t>
+            </w:r>
+            <w:proofErr w:type="spellStart"/>
+            <w:r>
+              <w:t>present</w:t>
+            </w:r>
+            <w:proofErr w:type="spellEnd"/>
+            <w:r>
+              <w:t xml:space="preserve"> data </w:t>
+            </w:r>
+            <w:proofErr w:type="spellStart"/>
+            <w:r>
+              <w:t>regarding</w:t>
+            </w:r>
+            <w:proofErr w:type="spellEnd"/>
+            <w:r>
+              <w:t xml:space="preserve"> time-</w:t>
+            </w:r>
+            <w:proofErr w:type="spellStart"/>
+            <w:r>
+              <w:t>based</w:t>
+            </w:r>
+            <w:proofErr w:type="spellEnd"/>
+            <w:r>
+              <w:t xml:space="preserve"> </w:t>
+            </w:r>
+            <w:proofErr w:type="spellStart"/>
+            <w:r>
+              <w:t>metrics</w:t>
+            </w:r>
+            <w:proofErr w:type="spellEnd"/>
+            <w:r>
+              <w:t xml:space="preserve"> </w:t>
+            </w:r>
+            <w:proofErr w:type="spellStart"/>
+            <w:r>
+              <w:t>that</w:t>
+            </w:r>
+            <w:proofErr w:type="spellEnd"/>
+            <w:r>
+              <w:t xml:space="preserve"> </w:t>
+            </w:r>
+            <w:proofErr w:type="spellStart"/>
+            <w:r>
+              <w:t>shed</w:t>
+            </w:r>
+            <w:proofErr w:type="spellEnd"/>
+            <w:r>
+              <w:t xml:space="preserve"> light </w:t>
+            </w:r>
+            <w:proofErr w:type="spellStart"/>
+            <w:r>
+              <w:t>on</w:t>
+            </w:r>
+            <w:proofErr w:type="spellEnd"/>
+            <w:r>
+              <w:t xml:space="preserve"> </w:t>
+            </w:r>
+            <w:proofErr w:type="spellStart"/>
+            <w:r>
+              <w:t>the</w:t>
+            </w:r>
+            <w:proofErr w:type="spellEnd"/>
+            <w:r>
+              <w:t xml:space="preserve"> </w:t>
+            </w:r>
+            <w:proofErr w:type="spellStart"/>
+            <w:r>
+              <w:t>current</w:t>
+            </w:r>
+            <w:proofErr w:type="spellEnd"/>
+            <w:r>
+              <w:t xml:space="preserve"> status </w:t>
+            </w:r>
+            <w:proofErr w:type="spellStart"/>
+            <w:r>
+              <w:t>of</w:t>
+            </w:r>
+            <w:proofErr w:type="spellEnd"/>
+            <w:r>
+              <w:t xml:space="preserve"> </w:t>
+            </w:r>
+            <w:proofErr w:type="spellStart"/>
+            <w:r>
+              <w:t>these</w:t>
+            </w:r>
+            <w:proofErr w:type="spellEnd"/>
+            <w:r>
+              <w:t xml:space="preserve"> </w:t>
+            </w:r>
+            <w:proofErr w:type="spellStart"/>
+            <w:r>
+              <w:t>algorithms</w:t>
+            </w:r>
+            <w:proofErr w:type="spellEnd"/>
+            <w:r>
+              <w:t xml:space="preserve">, </w:t>
+            </w:r>
+            <w:proofErr w:type="spellStart"/>
+            <w:r>
+              <w:t>while</w:t>
+            </w:r>
+            <w:proofErr w:type="spellEnd"/>
+            <w:r>
+              <w:t xml:space="preserve"> </w:t>
+            </w:r>
+            <w:proofErr w:type="spellStart"/>
+            <w:r>
+              <w:t>also</w:t>
+            </w:r>
+            <w:proofErr w:type="spellEnd"/>
+            <w:r>
+              <w:t xml:space="preserve"> </w:t>
+            </w:r>
+            <w:proofErr w:type="spellStart"/>
+            <w:r>
+              <w:t>drawing</w:t>
+            </w:r>
+            <w:proofErr w:type="spellEnd"/>
+            <w:r>
+              <w:t xml:space="preserve"> </w:t>
+            </w:r>
+            <w:proofErr w:type="spellStart"/>
+            <w:r>
+              <w:t>parallels</w:t>
+            </w:r>
+            <w:proofErr w:type="spellEnd"/>
+            <w:r>
+              <w:t xml:space="preserve"> </w:t>
+            </w:r>
+            <w:proofErr w:type="spellStart"/>
+            <w:r>
+              <w:t>between</w:t>
+            </w:r>
+            <w:proofErr w:type="spellEnd"/>
+            <w:r>
+              <w:t xml:space="preserve"> </w:t>
+            </w:r>
+            <w:proofErr w:type="spellStart"/>
+            <w:r>
+              <w:t>different</w:t>
+            </w:r>
+            <w:proofErr w:type="spellEnd"/>
+            <w:r>
+              <w:t xml:space="preserve"> </w:t>
+            </w:r>
+            <w:proofErr w:type="spellStart"/>
+            <w:r>
+              <w:t>methods</w:t>
+            </w:r>
+            <w:proofErr w:type="spellEnd"/>
+            <w:r>
+              <w:t xml:space="preserve"> and </w:t>
+            </w:r>
+            <w:proofErr w:type="spellStart"/>
+            <w:r>
+              <w:t>algorithmic-based</w:t>
+            </w:r>
+            <w:proofErr w:type="spellEnd"/>
+            <w:r>
+              <w:t xml:space="preserve"> </w:t>
+            </w:r>
+            <w:proofErr w:type="spellStart"/>
+            <w:r>
+              <w:t>computation</w:t>
+            </w:r>
+            <w:proofErr w:type="spellEnd"/>
+            <w:r>
+              <w:t>.</w:t>
+            </w:r>
+          </w:p>
+        </w:tc>
+      </w:tr>
+    </w:tbl>
+    <w:p>
+      <w:pPr>
+        <w:pStyle w:val="Estilo20"/>
+      </w:pPr>
     </w:p>
     <w:p>
       <w:pPr>
@@ -143,50 +1190,6 @@
           <w:docGrid w:linePitch="360"/>
         </w:sectPr>
       </w:pPr>
-      <w:r>
-        <w:t>FACFDEVRGFE</w:t>
-      </w:r>
-    </w:p>
-    <w:p>
-      <w:pPr>
-        <w:pStyle w:val="Estilo20"/>
-        <w:rPr>
-          <w:b/>
-          <w:bCs w:val="0"/>
-        </w:rPr>
-      </w:pPr>
-      <w:r>
-        <w:rPr>
-          <w:b/>
-          <w:bCs w:val="0"/>
-        </w:rPr>
-        <w:t>RESUMEN</w:t>
-      </w:r>
-    </w:p>
-    <w:p>
-      <w:pPr>
-        <w:pStyle w:val="Estilo20"/>
-        <w:rPr>
-          <w:b/>
-          <w:bCs w:val="0"/>
-        </w:rPr>
-      </w:pPr>
-    </w:p>
-    <w:p>
-      <w:pPr>
-        <w:pStyle w:val="Estilo20"/>
-        <w:rPr>
-          <w:b/>
-          <w:bCs w:val="0"/>
-        </w:rPr>
-      </w:pPr>
-      <w:r>
-        <w:rPr>
-          <w:b/>
-          <w:bCs w:val="0"/>
-        </w:rPr>
-        <w:t>ABSTRACT</w:t>
-      </w:r>
     </w:p>
     <w:p>
       <w:pPr>
@@ -238,27 +1241,326 @@
         </w:rPr>
       </w:pPr>
       <w:r>
+        <w:t>E</w:t>
+      </w:r>
+      <w:r>
+        <w:t xml:space="preserve">l contexto </w:t>
+      </w:r>
+      <w:r>
+        <w:t xml:space="preserve">de la evolución algorítmica afianzado </w:t>
+      </w:r>
+      <w:r>
+        <w:t>a recientes descubrimientos relacionados al famoso “teorema de Pitágoras”</w:t>
+      </w:r>
+      <w:r>
+        <w:t xml:space="preserve">, </w:t>
+      </w:r>
+      <w:r>
+        <w:t>evidencia que hace 3700 años atrás aproximadamente, hubo vestigios de una posible causalidad de lo que serían hoy en</w:t>
+      </w:r>
+      <w:r>
+        <w:t xml:space="preserve"> día (</w:t>
+      </w:r>
+      <w:r>
+        <w:t>Ciencia LR</w:t>
+      </w:r>
+      <w:r>
+        <w:t>, 2024)</w:t>
+      </w:r>
+      <w:r>
+        <w:t>.</w:t>
+      </w:r>
+      <w:r>
+        <w:t xml:space="preserve"> La conectividad de los diversos sensores, motores e instrucciones se efectúa mediante los programas principales, funciones como ramas secundarias y fundamentales. En consecuencia, se presume que la realidad también adopta tales conceptos informáticos; Por ejemplo, los girasoles, el teorema de Fibonacci y las </w:t>
+      </w:r>
+      <w:proofErr w:type="spellStart"/>
+      <w:r>
+        <w:t>Matryoshkas</w:t>
+      </w:r>
+      <w:proofErr w:type="spellEnd"/>
+      <w:r>
+        <w:t xml:space="preserve"> relacionadas a la recursividad de las cosas, sustentada de la idea “todos para uno y uno para todos”, frase que convalida la importancia grupal e individual</w:t>
+      </w:r>
+      <w:r>
+        <w:t>idad</w:t>
+      </w:r>
+      <w:r>
+        <w:t xml:space="preserve"> de seres semejantes frente a un problema.      </w:t>
+      </w:r>
+    </w:p>
+    <w:p>
+      <w:pPr>
+        <w:pStyle w:val="Estilo20"/>
         <w:rPr>
           <w:b/>
           <w:bCs w:val="0"/>
         </w:rPr>
-        <w:t xml:space="preserve">DESARROLLO </w:t>
-      </w:r>
-    </w:p>
-    <w:p>
-      <w:pPr>
-        <w:pStyle w:val="Estilo20"/>
+      </w:pPr>
+      <w:r>
         <w:rPr>
           <w:b/>
           <w:bCs w:val="0"/>
         </w:rPr>
-      </w:pPr>
-      <w:r>
+        <w:t xml:space="preserve">DESARROLLO </w:t>
+      </w:r>
+    </w:p>
+    <w:p>
+      <w:pPr>
+        <w:pStyle w:val="Estilo20"/>
+      </w:pPr>
+      <w:r>
+        <w:t xml:space="preserve">Las investigaciones tecnológicas modernas </w:t>
+      </w:r>
+      <w:r>
+        <w:t xml:space="preserve">han </w:t>
+      </w:r>
+      <w:r>
+        <w:t>aportan conocimientos valiosos acerca de la</w:t>
+      </w:r>
+      <w:r>
+        <w:t xml:space="preserve"> multifuncionalidad, los límites, la visión y la misión explícita</w:t>
+      </w:r>
+      <w:r>
+        <w:t xml:space="preserve"> que</w:t>
+      </w:r>
+      <w:r>
+        <w:t xml:space="preserve"> los subprogramas </w:t>
+      </w:r>
+      <w:r>
+        <w:t>tiene</w:t>
+      </w:r>
+      <w:r>
+        <w:t xml:space="preserve">n y que los </w:t>
+      </w:r>
+      <w:r>
+        <w:t>programadores h</w:t>
+      </w:r>
+      <w:r>
+        <w:t>a</w:t>
+      </w:r>
+      <w:r>
+        <w:t xml:space="preserve">n sabido manejar, resultando en </w:t>
+      </w:r>
+      <w:r>
+        <w:t>herramientas como la IA</w:t>
+      </w:r>
+      <w:r>
+        <w:t xml:space="preserve"> y la construcción de esquemas </w:t>
+      </w:r>
+      <w:r>
+        <w:t xml:space="preserve">más </w:t>
+      </w:r>
+      <w:r>
+        <w:t>conscientes</w:t>
+      </w:r>
+      <w:r>
+        <w:t xml:space="preserve"> como los </w:t>
+      </w:r>
+      <w:proofErr w:type="spellStart"/>
+      <w:r>
+        <w:t>Chatbots</w:t>
+      </w:r>
+      <w:proofErr w:type="spellEnd"/>
+      <w:r>
+        <w:t xml:space="preserve">; el </w:t>
+      </w:r>
+      <w:r>
+        <w:t xml:space="preserve">desarrollo de </w:t>
+      </w:r>
+      <w:r>
+        <w:t>software</w:t>
+      </w:r>
+      <w:r>
+        <w:t xml:space="preserve"> seguro y</w:t>
+      </w:r>
+      <w:r>
+        <w:t xml:space="preserve"> la </w:t>
+      </w:r>
+      <w:r>
+        <w:t>planificación de módulos duraderos con el tiempo</w:t>
+      </w:r>
+      <w:r>
+        <w:t>.</w:t>
+      </w:r>
+    </w:p>
+    <w:p>
+      <w:pPr>
+        <w:pStyle w:val="Estilo20"/>
+      </w:pPr>
+      <w:r>
+        <w:t>Mas hoy no es prescindible expulsar lo humano de lo artificial</w:t>
+      </w:r>
+      <w:r>
+        <w:t>;</w:t>
+      </w:r>
+      <w:r>
+        <w:t xml:space="preserve"> No olvidemos la importancia del </w:t>
+      </w:r>
+      <w:r>
+        <w:t xml:space="preserve">tiempo de reacción de los programas </w:t>
+      </w:r>
+      <w:r>
+        <w:t>para el estudio</w:t>
+      </w:r>
+      <w:r>
+        <w:t xml:space="preserve"> e </w:t>
+      </w:r>
+      <w:r>
+        <w:t xml:space="preserve">implementación efectiva de los conocimientos de las </w:t>
+      </w:r>
+      <w:r>
+        <w:t xml:space="preserve">ciencias </w:t>
+      </w:r>
+      <w:r>
+        <w:t>human</w:t>
+      </w:r>
+      <w:r>
+        <w:t>as</w:t>
+      </w:r>
+      <w:r>
+        <w:t>.</w:t>
+      </w:r>
+    </w:p>
+    <w:p>
+      <w:pPr>
+        <w:pStyle w:val="Estilo20"/>
+      </w:pPr>
+      <w:r>
+        <w:t xml:space="preserve">Las respuestas de algoritmos como </w:t>
+      </w:r>
+      <w:proofErr w:type="spellStart"/>
+      <w:r>
+        <w:t>Shellsort</w:t>
+      </w:r>
+      <w:proofErr w:type="spellEnd"/>
+      <w:r>
+        <w:t xml:space="preserve"> y Quicksort frente a posibles casos vividos</w:t>
+      </w:r>
+      <w:r>
+        <w:t xml:space="preserve"> dejan a la imaginación de uno la intriga o curiosidad.</w:t>
+      </w:r>
+    </w:p>
+    <w:p>
+      <w:pPr>
+        <w:pStyle w:val="Estilo20"/>
+        <w:ind w:firstLine="708"/>
+      </w:pPr>
+      <w:r>
+        <w:t xml:space="preserve">Según Academia </w:t>
+      </w:r>
+      <w:proofErr w:type="spellStart"/>
+      <w:r>
+        <w:t>Lab</w:t>
+      </w:r>
+      <w:proofErr w:type="spellEnd"/>
+      <w:r>
+        <w:t>.</w:t>
+      </w:r>
+      <w:r>
+        <w:t xml:space="preserve"> (2026)</w:t>
+      </w:r>
+      <w:r>
+        <w:t xml:space="preserve"> </w:t>
+      </w:r>
+      <w:proofErr w:type="spellStart"/>
+      <w:r>
+        <w:t>Shellsort</w:t>
+      </w:r>
+      <w:proofErr w:type="spellEnd"/>
+      <w:r>
+        <w:t xml:space="preserve"> o método Shell no es un método recursivo</w:t>
+      </w:r>
+      <w:r>
+        <w:t xml:space="preserve">, fue elaborado por Donald Shell (1959) el cual </w:t>
+      </w:r>
+      <w:r>
+        <w:t xml:space="preserve">clasifica parejas de elementos y los compara buscando la reducción de la amplitud </w:t>
+      </w:r>
+      <w:r>
+        <w:t>de los pares.</w:t>
+      </w:r>
+    </w:p>
+    <w:p>
+      <w:pPr>
+        <w:pStyle w:val="Estilo20"/>
+        <w:ind w:firstLine="708"/>
+      </w:pPr>
+      <w:r>
+        <w:t xml:space="preserve">Según Lucía </w:t>
+      </w:r>
+      <w:r>
+        <w:t>Gómez</w:t>
+      </w:r>
+      <w:r>
+        <w:t xml:space="preserve"> (2024)</w:t>
+      </w:r>
+      <w:r>
+        <w:t xml:space="preserve"> Quicksort es un algoritmo fundado por Tony Hoare (1959)</w:t>
+      </w:r>
+      <w:r>
+        <w:t xml:space="preserve"> basado en la idea de “divide y vencerás</w:t>
+      </w:r>
+      <w:r>
+        <w:t xml:space="preserve">”; ordena los valores mediante un punto de referencia o </w:t>
+      </w:r>
+      <w:r>
+        <w:lastRenderedPageBreak/>
+        <w:t>pivote; todos los valores menores a la izquierda y los mayores a la derecha del pivote.</w:t>
+      </w:r>
+    </w:p>
+    <w:p>
+      <w:pPr>
+        <w:pStyle w:val="Estilo20"/>
+      </w:pPr>
+      <w:r>
+        <w:t>Ambos métodos de ordenación excelsos del momento, hoy carecen de relevancia para much</w:t>
+      </w:r>
+      <w:r>
+        <w:t>o</w:t>
+      </w:r>
+      <w:r>
+        <w:t>s programadores y empresas debido a su ineficiente tiempo de reacción algorítmica</w:t>
+      </w:r>
+      <w:r>
+        <w:t xml:space="preserve"> en comparación con otros de mayor complejidad y efectividad.</w:t>
+      </w:r>
+    </w:p>
+    <w:p>
+      <w:pPr>
+        <w:pStyle w:val="Estilo20"/>
         <w:rPr>
           <w:b/>
           <w:bCs w:val="0"/>
         </w:rPr>
+      </w:pPr>
+      <w:r>
+        <w:rPr>
+          <w:b/>
+          <w:bCs w:val="0"/>
+        </w:rPr>
         <w:t>RESULTADOS</w:t>
+      </w:r>
+    </w:p>
+    <w:p>
+      <w:pPr>
+        <w:pStyle w:val="Estilo20"/>
+      </w:pPr>
+      <w:r>
+        <w:t>A partir de la recopilación de muestras vía intervalos de tiempo aplicados de forma experimental a ambos programas</w:t>
+      </w:r>
+      <w:r>
+        <w:t>, se obtuvieron los siguientes r</w:t>
+      </w:r>
+      <w:r>
+        <w:t>esultados:</w:t>
+      </w:r>
+    </w:p>
+    <w:p>
+      <w:pPr>
+        <w:pStyle w:val="Estilo20"/>
+      </w:pPr>
+      <w:r>
+        <w:t>(imagen)</w:t>
       </w:r>
     </w:p>
     <w:p>
@@ -1330,6 +2632,25 @@
       <w:shd w:val="clear" w:color="auto" w:fill="E1DFDD"/>
     </w:rPr>
   </w:style>
+  <w:style w:type="table" w:styleId="Tablaconcuadrcula">
+    <w:name w:val="Table Grid"/>
+    <w:basedOn w:val="Tablanormal"/>
+    <w:uiPriority w:val="39"/>
+    <w:rsid w:val="0049755E"/>
+    <w:pPr>
+      <w:spacing w:after="0" w:line="240" w:lineRule="auto"/>
+    </w:pPr>
+    <w:tblPr>
+      <w:tblBorders>
+        <w:top w:val="single" w:sz="4" w:space="0" w:color="auto"/>
+        <w:left w:val="single" w:sz="4" w:space="0" w:color="auto"/>
+        <w:bottom w:val="single" w:sz="4" w:space="0" w:color="auto"/>
+        <w:right w:val="single" w:sz="4" w:space="0" w:color="auto"/>
+        <w:insideH w:val="single" w:sz="4" w:space="0" w:color="auto"/>
+        <w:insideV w:val="single" w:sz="4" w:space="0" w:color="auto"/>
+      </w:tblBorders>
+    </w:tblPr>
+  </w:style>
 </w:styles>
 </file>
 

--- a/INFORME_REACCION DE METODOS LOGARITMICOS.docx
+++ b/INFORME_REACCION DE METODOS LOGARITMICOS.docx
@@ -13,13 +13,13 @@
         <mc:AlternateContent>
           <mc:Choice Requires="wps">
             <w:drawing>
-              <wp:anchor distT="0" distB="0" distL="114300" distR="114300" simplePos="0" relativeHeight="251659264" behindDoc="0" locked="0" layoutInCell="1" allowOverlap="1" wp14:anchorId="73E66B86" wp14:editId="370B3F5E">
+              <wp:anchor distT="0" distB="0" distL="114300" distR="114300" simplePos="0" relativeHeight="251659264" behindDoc="0" locked="0" layoutInCell="1" allowOverlap="1" wp14:anchorId="73E66B86" wp14:editId="22542954">
                 <wp:simplePos x="0" y="0"/>
                 <wp:positionH relativeFrom="column">
-                  <wp:posOffset>-231775</wp:posOffset>
+                  <wp:posOffset>-31750</wp:posOffset>
                 </wp:positionH>
                 <wp:positionV relativeFrom="paragraph">
-                  <wp:posOffset>-619478</wp:posOffset>
+                  <wp:posOffset>-276225</wp:posOffset>
                 </wp:positionV>
                 <wp:extent cx="6038850" cy="0"/>
                 <wp:effectExtent l="0" t="19050" r="38100" b="38100"/>
@@ -70,7 +70,7 @@
           </mc:Choice>
           <mc:Fallback>
             <w:pict>
-              <v:line w14:anchorId="431714F1" id="Conector recto 2" o:spid="_x0000_s1026" style="position:absolute;z-index:251659264;visibility:visible;mso-wrap-style:square;mso-width-percent:0;mso-wrap-distance-left:9pt;mso-wrap-distance-top:0;mso-wrap-distance-right:9pt;mso-wrap-distance-bottom:0;mso-position-horizontal:absolute;mso-position-horizontal-relative:text;mso-position-vertical:absolute;mso-position-vertical-relative:text;mso-width-percent:0;mso-width-relative:margin" from="-18.25pt,-48.8pt" to="457.25pt,-48.8pt" o:gfxdata="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" strokecolor="white [3212]" strokeweight="4.5pt">
+              <v:line w14:anchorId="4A5949E2" id="Conector recto 2" o:spid="_x0000_s1026" style="position:absolute;z-index:251659264;visibility:visible;mso-wrap-style:square;mso-width-percent:0;mso-wrap-distance-left:9pt;mso-wrap-distance-top:0;mso-wrap-distance-right:9pt;mso-wrap-distance-bottom:0;mso-position-horizontal:absolute;mso-position-horizontal-relative:text;mso-position-vertical:absolute;mso-position-vertical-relative:text;mso-width-percent:0;mso-width-relative:margin" from="-2.5pt,-21.75pt" to="473pt,-21.75pt" o:gfxdata="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" strokecolor="white [3212]" strokeweight="4.5pt">
                 <v:stroke joinstyle="miter"/>
               </v:line>
             </w:pict>
@@ -81,7 +81,6 @@
     <w:p>
       <w:pPr>
         <w:pStyle w:val="Estilo20"/>
-        <w:jc w:val="center"/>
         <w:rPr>
           <w:b/>
           <w:bCs w:val="0"/>
@@ -96,13 +95,39 @@
           <w:sz w:val="32"/>
           <w:szCs w:val="48"/>
         </w:rPr>
-        <w:t>EFECTIVIDAD DE LOS ALGORITMOS EN LA ERA DIGITAL</w:t>
-      </w:r>
-    </w:p>
-    <w:p>
-      <w:pPr>
-        <w:pStyle w:val="Estilo20"/>
-        <w:jc w:val="center"/>
+        <w:t>EFECTIVIDAD</w:t>
+      </w:r>
+      <w:r>
+        <w:rPr>
+          <w:b/>
+          <w:bCs w:val="0"/>
+          <w:sz w:val="32"/>
+          <w:szCs w:val="48"/>
+        </w:rPr>
+        <w:t xml:space="preserve"> Y PERIODO</w:t>
+      </w:r>
+      <w:r>
+        <w:rPr>
+          <w:b/>
+          <w:bCs w:val="0"/>
+          <w:sz w:val="32"/>
+          <w:szCs w:val="48"/>
+        </w:rPr>
+        <w:t xml:space="preserve"> DE LOS ALGORITMOS </w:t>
+      </w:r>
+      <w:r>
+        <w:rPr>
+          <w:b/>
+          <w:bCs w:val="0"/>
+          <w:sz w:val="32"/>
+          <w:szCs w:val="48"/>
+        </w:rPr>
+        <w:t>EN EL SIGLO XXI</w:t>
+      </w:r>
+    </w:p>
+    <w:p>
+      <w:pPr>
+        <w:pStyle w:val="Estilo20"/>
         <w:rPr>
           <w:b/>
           <w:bCs w:val="0"/>
@@ -128,7 +153,7 @@
           <w:sz w:val="28"/>
           <w:szCs w:val="44"/>
         </w:rPr>
-        <w:t xml:space="preserve"> </w:t>
+        <w:t xml:space="preserve"> and </w:t>
       </w:r>
       <w:proofErr w:type="spellStart"/>
       <w:r>
@@ -138,7 +163,7 @@
           <w:sz w:val="28"/>
           <w:szCs w:val="44"/>
         </w:rPr>
-        <w:t>of</w:t>
+        <w:t>lifespan</w:t>
       </w:r>
       <w:proofErr w:type="spellEnd"/>
       <w:r>
@@ -158,7 +183,7 @@
           <w:sz w:val="28"/>
           <w:szCs w:val="44"/>
         </w:rPr>
-        <w:t>algorithms</w:t>
+        <w:t>of</w:t>
       </w:r>
       <w:proofErr w:type="spellEnd"/>
       <w:r>
@@ -168,7 +193,7 @@
           <w:sz w:val="28"/>
           <w:szCs w:val="44"/>
         </w:rPr>
-        <w:t xml:space="preserve"> in </w:t>
+        <w:t xml:space="preserve"> </w:t>
       </w:r>
       <w:proofErr w:type="spellStart"/>
       <w:r>
@@ -178,7 +203,7 @@
           <w:sz w:val="28"/>
           <w:szCs w:val="44"/>
         </w:rPr>
-        <w:t>the</w:t>
+        <w:t>algorithms</w:t>
       </w:r>
       <w:proofErr w:type="spellEnd"/>
       <w:r>
@@ -188,7 +213,7 @@
           <w:sz w:val="28"/>
           <w:szCs w:val="44"/>
         </w:rPr>
-        <w:t xml:space="preserve"> digital </w:t>
+        <w:t xml:space="preserve"> in </w:t>
       </w:r>
       <w:proofErr w:type="spellStart"/>
       <w:r>
@@ -198,29 +223,65 @@
           <w:sz w:val="28"/>
           <w:szCs w:val="44"/>
         </w:rPr>
-        <w:t>age</w:t>
+        <w:t>the</w:t>
       </w:r>
       <w:proofErr w:type="spellEnd"/>
-    </w:p>
-    <w:p>
-      <w:pPr>
-        <w:pStyle w:val="Estilo20"/>
-        <w:jc w:val="center"/>
-      </w:pPr>
-      <w:r>
+      <w:r>
+        <w:rPr>
+          <w:b/>
+          <w:bCs w:val="0"/>
+          <w:sz w:val="28"/>
+          <w:szCs w:val="44"/>
+        </w:rPr>
+        <w:t xml:space="preserve"> 21st </w:t>
+      </w:r>
+      <w:proofErr w:type="spellStart"/>
+      <w:r>
+        <w:rPr>
+          <w:b/>
+          <w:bCs w:val="0"/>
+          <w:sz w:val="28"/>
+          <w:szCs w:val="44"/>
+        </w:rPr>
+        <w:t>century</w:t>
+      </w:r>
+      <w:proofErr w:type="spellEnd"/>
+    </w:p>
+    <w:p>
+      <w:pPr>
+        <w:pStyle w:val="Estilo20"/>
+        <w:rPr>
+          <w:b/>
+          <w:bCs w:val="0"/>
+          <w:sz w:val="36"/>
+          <w:szCs w:val="52"/>
+        </w:rPr>
+      </w:pPr>
+      <w:r>
+        <w:rPr>
+          <w:sz w:val="28"/>
+          <w:szCs w:val="44"/>
+        </w:rPr>
         <w:t>Adrian</w:t>
       </w:r>
       <w:r>
+        <w:rPr>
+          <w:sz w:val="28"/>
+          <w:szCs w:val="44"/>
+        </w:rPr>
         <w:t xml:space="preserve"> </w:t>
       </w:r>
       <w:r>
+        <w:rPr>
+          <w:sz w:val="28"/>
+          <w:szCs w:val="44"/>
+        </w:rPr>
         <w:t>Mamani Quispe</w:t>
       </w:r>
     </w:p>
     <w:p>
       <w:pPr>
         <w:pStyle w:val="Estilo20"/>
-        <w:jc w:val="center"/>
         <w:rPr>
           <w:rStyle w:val="Hipervnculo"/>
         </w:rPr>
@@ -237,7 +298,7 @@
       <w:r>
         <w:t xml:space="preserve">Universidad Nacional Jorge Basadre Grohmann. E-mail: </w:t>
       </w:r>
-      <w:hyperlink r:id="rId7" w:history="1">
+      <w:hyperlink r:id="rId8" w:history="1">
         <w:r>
           <w:rPr>
             <w:rStyle w:val="Hipervnculo"/>
@@ -249,7 +310,51 @@
     <w:p>
       <w:pPr>
         <w:pStyle w:val="Estilo20"/>
-        <w:jc w:val="center"/>
+      </w:pPr>
+      <w:r>
+        <w:t>D</w:t>
+      </w:r>
+      <w:r>
+        <w:t xml:space="preserve">ocente adscrito al Departamento Académico de </w:t>
+      </w:r>
+      <w:r>
+        <w:t>la ESIS</w:t>
+      </w:r>
+      <w:r>
+        <w:t xml:space="preserve"> </w:t>
+      </w:r>
+      <w:r>
+        <w:t>en la UNJBG</w:t>
+      </w:r>
+      <w:r>
+        <w:t xml:space="preserve">. </w:t>
+      </w:r>
+      <w:r>
+        <w:t>E-mail:</w:t>
+      </w:r>
+      <w:r>
+        <w:t xml:space="preserve"> </w:t>
+      </w:r>
+    </w:p>
+    <w:p>
+      <w:pPr>
+        <w:pStyle w:val="Estilo20"/>
+      </w:pPr>
+      <w:hyperlink r:id="rId9" w:history="1">
+        <w:r>
+          <w:rPr>
+            <w:rStyle w:val="Hipervnculo"/>
+          </w:rPr>
+          <w:t>hmbarrazav@unjbg.edu.pe</w:t>
+        </w:r>
+      </w:hyperlink>
+      <w:r>
+        <w:t xml:space="preserve"> </w:t>
+      </w:r>
+    </w:p>
+    <w:p>
+      <w:pPr>
+        <w:pStyle w:val="Estilo20"/>
       </w:pPr>
     </w:p>
     <w:tbl>
@@ -275,7 +380,6 @@
           <w:p>
             <w:pPr>
               <w:pStyle w:val="Estilo20"/>
-              <w:jc w:val="center"/>
               <w:rPr>
                 <w:b/>
                 <w:bCs w:val="0"/>
@@ -333,8 +437,54 @@
             <w:r>
               <w:t xml:space="preserve"> entre métodos o computación basada en algoritmos.</w:t>
             </w:r>
-            <w:r>
-              <w:t xml:space="preserve"> </w:t>
+          </w:p>
+          <w:p>
+            <w:pPr>
+              <w:pStyle w:val="Estilo20"/>
+            </w:pPr>
+            <w:r>
+              <w:rPr>
+                <w:b/>
+                <w:bCs w:val="0"/>
+                <w:i/>
+                <w:iCs/>
+              </w:rPr>
+              <w:t>Palabras clave:</w:t>
+            </w:r>
+            <w:r>
+              <w:rPr>
+                <w:b/>
+                <w:bCs w:val="0"/>
+                <w:i/>
+                <w:iCs/>
+              </w:rPr>
+              <w:t xml:space="preserve"> </w:t>
+            </w:r>
+            <w:r>
+              <w:t>Educación</w:t>
+            </w:r>
+            <w:r>
+              <w:t xml:space="preserve">, </w:t>
+            </w:r>
+            <w:r>
+              <w:t>computación, método</w:t>
+            </w:r>
+            <w:r>
+              <w:t xml:space="preserve">, </w:t>
+            </w:r>
+            <w:proofErr w:type="spellStart"/>
+            <w:r>
+              <w:t>Shellsort</w:t>
+            </w:r>
+            <w:proofErr w:type="spellEnd"/>
+            <w:r>
+              <w:t>, Quicksort, algoritmo</w:t>
+            </w:r>
+            <w:r>
+              <w:t>, ordenación</w:t>
+            </w:r>
+            <w:r>
+              <w:t>.</w:t>
             </w:r>
           </w:p>
         </w:tc>
@@ -351,7 +501,6 @@
           <w:p>
             <w:pPr>
               <w:pStyle w:val="Estilo20"/>
-              <w:jc w:val="center"/>
               <w:rPr>
                 <w:b/>
                 <w:bCs w:val="0"/>
@@ -483,15 +632,616 @@
             </w:r>
             <w:proofErr w:type="spellStart"/>
             <w:r>
+              <w:t>calculations</w:t>
+            </w:r>
+            <w:proofErr w:type="spellEnd"/>
+            <w:r>
+              <w:t xml:space="preserve"> and </w:t>
+            </w:r>
+            <w:proofErr w:type="spellStart"/>
+            <w:r>
+              <w:t>apply</w:t>
+            </w:r>
+            <w:proofErr w:type="spellEnd"/>
+            <w:r>
+              <w:t xml:space="preserve"> </w:t>
+            </w:r>
+            <w:proofErr w:type="spellStart"/>
+            <w:r>
               <w:t>mathematical</w:t>
             </w:r>
             <w:proofErr w:type="spellEnd"/>
             <w:r>
-              <w:t xml:space="preserve"> </w:t>
-            </w:r>
-            <w:proofErr w:type="spellStart"/>
-            <w:r>
-              <w:t>calculations</w:t>
+              <w:t xml:space="preserve"> formulas. </w:t>
+            </w:r>
+            <w:proofErr w:type="spellStart"/>
+            <w:r>
+              <w:t>Beyond</w:t>
+            </w:r>
+            <w:proofErr w:type="spellEnd"/>
+            <w:r>
+              <w:t xml:space="preserve"> </w:t>
+            </w:r>
+            <w:proofErr w:type="spellStart"/>
+            <w:r>
+              <w:t>their</w:t>
+            </w:r>
+            <w:proofErr w:type="spellEnd"/>
+            <w:r>
+              <w:t xml:space="preserve"> </w:t>
+            </w:r>
+            <w:proofErr w:type="spellStart"/>
+            <w:r>
+              <w:t>origins</w:t>
+            </w:r>
+            <w:proofErr w:type="spellEnd"/>
+            <w:r>
+              <w:t xml:space="preserve">, </w:t>
+            </w:r>
+            <w:proofErr w:type="spellStart"/>
+            <w:r>
+              <w:t>their</w:t>
+            </w:r>
+            <w:proofErr w:type="spellEnd"/>
+            <w:r>
+              <w:t xml:space="preserve"> </w:t>
+            </w:r>
+            <w:proofErr w:type="spellStart"/>
+            <w:r>
+              <w:t>subsequent</w:t>
+            </w:r>
+            <w:proofErr w:type="spellEnd"/>
+            <w:r>
+              <w:t xml:space="preserve"> </w:t>
+            </w:r>
+            <w:proofErr w:type="spellStart"/>
+            <w:r>
+              <w:t>evolution</w:t>
+            </w:r>
+            <w:proofErr w:type="spellEnd"/>
+            <w:r>
+              <w:t xml:space="preserve"> has </w:t>
+            </w:r>
+            <w:proofErr w:type="spellStart"/>
+            <w:r>
+              <w:t>been</w:t>
+            </w:r>
+            <w:proofErr w:type="spellEnd"/>
+            <w:r>
+              <w:t xml:space="preserve"> </w:t>
+            </w:r>
+            <w:proofErr w:type="spellStart"/>
+            <w:r>
+              <w:t>highly</w:t>
+            </w:r>
+            <w:proofErr w:type="spellEnd"/>
+            <w:r>
+              <w:t xml:space="preserve"> </w:t>
+            </w:r>
+            <w:proofErr w:type="spellStart"/>
+            <w:r>
+              <w:t>significant</w:t>
+            </w:r>
+            <w:proofErr w:type="spellEnd"/>
+            <w:r>
+              <w:t xml:space="preserve">, </w:t>
+            </w:r>
+            <w:proofErr w:type="spellStart"/>
+            <w:r>
+              <w:t>encompassing</w:t>
+            </w:r>
+            <w:proofErr w:type="spellEnd"/>
+            <w:r>
+              <w:t xml:space="preserve"> a </w:t>
+            </w:r>
+            <w:proofErr w:type="spellStart"/>
+            <w:r>
+              <w:t>wide</w:t>
+            </w:r>
+            <w:proofErr w:type="spellEnd"/>
+            <w:r>
+              <w:t xml:space="preserve"> </w:t>
+            </w:r>
+            <w:proofErr w:type="spellStart"/>
+            <w:r>
+              <w:t>range</w:t>
+            </w:r>
+            <w:proofErr w:type="spellEnd"/>
+            <w:r>
+              <w:t xml:space="preserve"> </w:t>
+            </w:r>
+            <w:proofErr w:type="spellStart"/>
+            <w:r>
+              <w:t>of</w:t>
+            </w:r>
+            <w:proofErr w:type="spellEnd"/>
+            <w:r>
+              <w:t xml:space="preserve"> </w:t>
+            </w:r>
+            <w:proofErr w:type="spellStart"/>
+            <w:r>
+              <w:t>phenomena</w:t>
+            </w:r>
+            <w:proofErr w:type="spellEnd"/>
+            <w:r>
+              <w:t>—</w:t>
+            </w:r>
+            <w:proofErr w:type="spellStart"/>
+            <w:r>
+              <w:t>both</w:t>
+            </w:r>
+            <w:proofErr w:type="spellEnd"/>
+            <w:r>
+              <w:t xml:space="preserve"> </w:t>
+            </w:r>
+            <w:proofErr w:type="spellStart"/>
+            <w:r>
+              <w:t>biological</w:t>
+            </w:r>
+            <w:proofErr w:type="spellEnd"/>
+            <w:r>
+              <w:t xml:space="preserve"> and non-</w:t>
+            </w:r>
+            <w:proofErr w:type="spellStart"/>
+            <w:r>
+              <w:t>biological</w:t>
+            </w:r>
+            <w:proofErr w:type="spellEnd"/>
+            <w:r>
+              <w:t xml:space="preserve">. </w:t>
+            </w:r>
+            <w:proofErr w:type="spellStart"/>
+            <w:r>
+              <w:t>Today</w:t>
+            </w:r>
+            <w:proofErr w:type="spellEnd"/>
+            <w:r>
+              <w:t xml:space="preserve">, </w:t>
+            </w:r>
+            <w:proofErr w:type="spellStart"/>
+            <w:r>
+              <w:t>some</w:t>
+            </w:r>
+            <w:proofErr w:type="spellEnd"/>
+            <w:r>
+              <w:t xml:space="preserve"> </w:t>
+            </w:r>
+            <w:proofErr w:type="spellStart"/>
+            <w:r>
+              <w:t>algorithms</w:t>
+            </w:r>
+            <w:proofErr w:type="spellEnd"/>
+            <w:r>
+              <w:t xml:space="preserve"> </w:t>
+            </w:r>
+            <w:proofErr w:type="spellStart"/>
+            <w:r>
+              <w:t>remain</w:t>
+            </w:r>
+            <w:proofErr w:type="spellEnd"/>
+            <w:r>
+              <w:t xml:space="preserve"> in </w:t>
+            </w:r>
+            <w:proofErr w:type="spellStart"/>
+            <w:r>
+              <w:t>common</w:t>
+            </w:r>
+            <w:proofErr w:type="spellEnd"/>
+            <w:r>
+              <w:t xml:space="preserve"> use, </w:t>
+            </w:r>
+            <w:proofErr w:type="spellStart"/>
+            <w:r>
+              <w:t>while</w:t>
+            </w:r>
+            <w:proofErr w:type="spellEnd"/>
+            <w:r>
+              <w:t xml:space="preserve"> </w:t>
+            </w:r>
+            <w:proofErr w:type="spellStart"/>
+            <w:r>
+              <w:t>others</w:t>
+            </w:r>
+            <w:proofErr w:type="spellEnd"/>
+            <w:r>
+              <w:t>—</w:t>
+            </w:r>
+            <w:proofErr w:type="spellStart"/>
+            <w:r>
+              <w:t>such</w:t>
+            </w:r>
+            <w:proofErr w:type="spellEnd"/>
+            <w:r>
+              <w:t xml:space="preserve"> as Quicksort and </w:t>
+            </w:r>
+            <w:proofErr w:type="spellStart"/>
+            <w:r>
+              <w:t>Shellsort</w:t>
+            </w:r>
+            <w:proofErr w:type="spellEnd"/>
+            <w:r>
+              <w:t xml:space="preserve">, </w:t>
+            </w:r>
+            <w:proofErr w:type="spellStart"/>
+            <w:r>
+              <w:t>among</w:t>
+            </w:r>
+            <w:proofErr w:type="spellEnd"/>
+            <w:r>
+              <w:t xml:space="preserve"> </w:t>
+            </w:r>
+            <w:proofErr w:type="spellStart"/>
+            <w:r>
+              <w:t>others</w:t>
+            </w:r>
+            <w:proofErr w:type="spellEnd"/>
+            <w:r>
+              <w:t>—</w:t>
+            </w:r>
+            <w:proofErr w:type="spellStart"/>
+            <w:r>
+              <w:t>have</w:t>
+            </w:r>
+            <w:proofErr w:type="spellEnd"/>
+            <w:r>
+              <w:t xml:space="preserve"> </w:t>
+            </w:r>
+            <w:proofErr w:type="spellStart"/>
+            <w:r>
+              <w:lastRenderedPageBreak/>
+              <w:t>largely</w:t>
+            </w:r>
+            <w:proofErr w:type="spellEnd"/>
+            <w:r>
+              <w:t xml:space="preserve"> fallen </w:t>
+            </w:r>
+            <w:proofErr w:type="spellStart"/>
+            <w:r>
+              <w:t>into</w:t>
+            </w:r>
+            <w:proofErr w:type="spellEnd"/>
+            <w:r>
+              <w:t xml:space="preserve"> </w:t>
+            </w:r>
+            <w:proofErr w:type="spellStart"/>
+            <w:r>
+              <w:t>disuse</w:t>
+            </w:r>
+            <w:proofErr w:type="spellEnd"/>
+            <w:r>
+              <w:t xml:space="preserve">. </w:t>
+            </w:r>
+            <w:proofErr w:type="spellStart"/>
+            <w:r>
+              <w:t>It</w:t>
+            </w:r>
+            <w:proofErr w:type="spellEnd"/>
+            <w:r>
+              <w:t xml:space="preserve"> </w:t>
+            </w:r>
+            <w:proofErr w:type="spellStart"/>
+            <w:r>
+              <w:t>should</w:t>
+            </w:r>
+            <w:proofErr w:type="spellEnd"/>
+            <w:r>
+              <w:t xml:space="preserve"> be </w:t>
+            </w:r>
+            <w:proofErr w:type="spellStart"/>
+            <w:r>
+              <w:t>noted</w:t>
+            </w:r>
+            <w:proofErr w:type="spellEnd"/>
+            <w:r>
+              <w:t xml:space="preserve">, </w:t>
+            </w:r>
+            <w:proofErr w:type="spellStart"/>
+            <w:r>
+              <w:t>however</w:t>
+            </w:r>
+            <w:proofErr w:type="spellEnd"/>
+            <w:r>
+              <w:t xml:space="preserve">, </w:t>
+            </w:r>
+            <w:proofErr w:type="spellStart"/>
+            <w:r>
+              <w:t>that</w:t>
+            </w:r>
+            <w:proofErr w:type="spellEnd"/>
+            <w:r>
+              <w:t xml:space="preserve"> </w:t>
+            </w:r>
+            <w:proofErr w:type="spellStart"/>
+            <w:r>
+              <w:t>being</w:t>
+            </w:r>
+            <w:proofErr w:type="spellEnd"/>
+            <w:r>
+              <w:t xml:space="preserve"> "</w:t>
+            </w:r>
+            <w:proofErr w:type="spellStart"/>
+            <w:r>
+              <w:t>outdated</w:t>
+            </w:r>
+            <w:proofErr w:type="spellEnd"/>
+            <w:r>
+              <w:t xml:space="preserve">" </w:t>
+            </w:r>
+            <w:proofErr w:type="spellStart"/>
+            <w:r>
+              <w:t>does</w:t>
+            </w:r>
+            <w:proofErr w:type="spellEnd"/>
+            <w:r>
+              <w:t xml:space="preserve"> </w:t>
+            </w:r>
+            <w:proofErr w:type="spellStart"/>
+            <w:r>
+              <w:t>not</w:t>
+            </w:r>
+            <w:proofErr w:type="spellEnd"/>
+            <w:r>
+              <w:t xml:space="preserve"> </w:t>
+            </w:r>
+            <w:proofErr w:type="spellStart"/>
+            <w:r>
+              <w:t>diminish</w:t>
+            </w:r>
+            <w:proofErr w:type="spellEnd"/>
+            <w:r>
+              <w:t xml:space="preserve"> </w:t>
+            </w:r>
+            <w:proofErr w:type="spellStart"/>
+            <w:r>
+              <w:t>the</w:t>
+            </w:r>
+            <w:proofErr w:type="spellEnd"/>
+            <w:r>
+              <w:t xml:space="preserve"> </w:t>
+            </w:r>
+            <w:proofErr w:type="spellStart"/>
+            <w:r>
+              <w:t>value</w:t>
+            </w:r>
+            <w:proofErr w:type="spellEnd"/>
+            <w:r>
+              <w:t xml:space="preserve"> </w:t>
+            </w:r>
+            <w:proofErr w:type="spellStart"/>
+            <w:r>
+              <w:t>of</w:t>
+            </w:r>
+            <w:proofErr w:type="spellEnd"/>
+            <w:r>
+              <w:t xml:space="preserve"> </w:t>
+            </w:r>
+            <w:proofErr w:type="spellStart"/>
+            <w:r>
+              <w:t>these</w:t>
+            </w:r>
+            <w:proofErr w:type="spellEnd"/>
+            <w:r>
+              <w:t xml:space="preserve"> </w:t>
+            </w:r>
+            <w:proofErr w:type="spellStart"/>
+            <w:r>
+              <w:t>algorithms</w:t>
+            </w:r>
+            <w:proofErr w:type="spellEnd"/>
+            <w:r>
+              <w:t xml:space="preserve"> in </w:t>
+            </w:r>
+            <w:proofErr w:type="spellStart"/>
+            <w:r>
+              <w:t>contexts</w:t>
+            </w:r>
+            <w:proofErr w:type="spellEnd"/>
+            <w:r>
+              <w:t xml:space="preserve"> </w:t>
+            </w:r>
+            <w:proofErr w:type="spellStart"/>
+            <w:r>
+              <w:t>such</w:t>
+            </w:r>
+            <w:proofErr w:type="spellEnd"/>
+            <w:r>
+              <w:t xml:space="preserve"> as </w:t>
+            </w:r>
+            <w:proofErr w:type="spellStart"/>
+            <w:r>
+              <w:t>education</w:t>
+            </w:r>
+            <w:proofErr w:type="spellEnd"/>
+            <w:r>
+              <w:t xml:space="preserve"> </w:t>
+            </w:r>
+            <w:proofErr w:type="spellStart"/>
+            <w:r>
+              <w:t>or</w:t>
+            </w:r>
+            <w:proofErr w:type="spellEnd"/>
+            <w:r>
+              <w:t xml:space="preserve"> </w:t>
+            </w:r>
+            <w:proofErr w:type="spellStart"/>
+            <w:r>
+              <w:t>within</w:t>
+            </w:r>
+            <w:proofErr w:type="spellEnd"/>
+            <w:r>
+              <w:t xml:space="preserve"> </w:t>
+            </w:r>
+            <w:proofErr w:type="spellStart"/>
+            <w:r>
+              <w:t>less</w:t>
+            </w:r>
+            <w:proofErr w:type="spellEnd"/>
+            <w:r>
+              <w:t xml:space="preserve"> </w:t>
+            </w:r>
+            <w:proofErr w:type="spellStart"/>
+            <w:r>
+              <w:t>complex</w:t>
+            </w:r>
+            <w:proofErr w:type="spellEnd"/>
+            <w:r>
+              <w:t xml:space="preserve"> </w:t>
+            </w:r>
+            <w:proofErr w:type="spellStart"/>
+            <w:r>
+              <w:t>systems</w:t>
+            </w:r>
+            <w:proofErr w:type="spellEnd"/>
+            <w:r>
+              <w:t xml:space="preserve">. </w:t>
+            </w:r>
+            <w:proofErr w:type="spellStart"/>
+            <w:r>
+              <w:t>This</w:t>
+            </w:r>
+            <w:proofErr w:type="spellEnd"/>
+            <w:r>
+              <w:t xml:space="preserve"> </w:t>
+            </w:r>
+            <w:proofErr w:type="spellStart"/>
+            <w:r>
+              <w:t>document</w:t>
+            </w:r>
+            <w:proofErr w:type="spellEnd"/>
+            <w:r>
+              <w:t xml:space="preserve"> </w:t>
+            </w:r>
+            <w:proofErr w:type="spellStart"/>
+            <w:r>
+              <w:t>presents</w:t>
+            </w:r>
+            <w:proofErr w:type="spellEnd"/>
+            <w:r>
+              <w:t xml:space="preserve"> data </w:t>
+            </w:r>
+            <w:proofErr w:type="spellStart"/>
+            <w:r>
+              <w:t>on</w:t>
+            </w:r>
+            <w:proofErr w:type="spellEnd"/>
+            <w:r>
+              <w:t xml:space="preserve"> temporal </w:t>
+            </w:r>
+            <w:proofErr w:type="spellStart"/>
+            <w:r>
+              <w:t>metrics</w:t>
+            </w:r>
+            <w:proofErr w:type="spellEnd"/>
+            <w:r>
+              <w:t xml:space="preserve"> </w:t>
+            </w:r>
+            <w:proofErr w:type="spellStart"/>
+            <w:r>
+              <w:t>that</w:t>
+            </w:r>
+            <w:proofErr w:type="spellEnd"/>
+            <w:r>
+              <w:t xml:space="preserve"> </w:t>
+            </w:r>
+            <w:proofErr w:type="spellStart"/>
+            <w:r>
+              <w:t>shed</w:t>
+            </w:r>
+            <w:proofErr w:type="spellEnd"/>
+            <w:r>
+              <w:t xml:space="preserve"> light </w:t>
+            </w:r>
+            <w:proofErr w:type="spellStart"/>
+            <w:r>
+              <w:t>on</w:t>
+            </w:r>
+            <w:proofErr w:type="spellEnd"/>
+            <w:r>
+              <w:t xml:space="preserve"> </w:t>
+            </w:r>
+            <w:proofErr w:type="spellStart"/>
+            <w:r>
+              <w:t>the</w:t>
+            </w:r>
+            <w:proofErr w:type="spellEnd"/>
+            <w:r>
+              <w:t xml:space="preserve"> </w:t>
+            </w:r>
+            <w:proofErr w:type="spellStart"/>
+            <w:r>
+              <w:t>current</w:t>
+            </w:r>
+            <w:proofErr w:type="spellEnd"/>
+            <w:r>
+              <w:t xml:space="preserve"> status </w:t>
+            </w:r>
+            <w:proofErr w:type="spellStart"/>
+            <w:r>
+              <w:t>of</w:t>
+            </w:r>
+            <w:proofErr w:type="spellEnd"/>
+            <w:r>
+              <w:t xml:space="preserve"> </w:t>
+            </w:r>
+            <w:proofErr w:type="spellStart"/>
+            <w:r>
+              <w:t>these</w:t>
+            </w:r>
+            <w:proofErr w:type="spellEnd"/>
+            <w:r>
+              <w:t xml:space="preserve"> </w:t>
+            </w:r>
+            <w:proofErr w:type="spellStart"/>
+            <w:r>
+              <w:t>algorithms</w:t>
+            </w:r>
+            <w:proofErr w:type="spellEnd"/>
+            <w:r>
+              <w:t xml:space="preserve">, </w:t>
+            </w:r>
+            <w:proofErr w:type="spellStart"/>
+            <w:r>
+              <w:t>while</w:t>
+            </w:r>
+            <w:proofErr w:type="spellEnd"/>
+            <w:r>
+              <w:t xml:space="preserve"> </w:t>
+            </w:r>
+            <w:proofErr w:type="spellStart"/>
+            <w:r>
+              <w:t>drawing</w:t>
+            </w:r>
+            <w:proofErr w:type="spellEnd"/>
+            <w:r>
+              <w:t xml:space="preserve"> </w:t>
+            </w:r>
+            <w:proofErr w:type="spellStart"/>
+            <w:r>
+              <w:t>parallels</w:t>
+            </w:r>
+            <w:proofErr w:type="spellEnd"/>
+            <w:r>
+              <w:t xml:space="preserve"> </w:t>
+            </w:r>
+            <w:proofErr w:type="spellStart"/>
+            <w:r>
+              <w:t>between</w:t>
+            </w:r>
+            <w:proofErr w:type="spellEnd"/>
+            <w:r>
+              <w:t xml:space="preserve"> </w:t>
+            </w:r>
+            <w:proofErr w:type="spellStart"/>
+            <w:r>
+              <w:t>various</w:t>
+            </w:r>
+            <w:proofErr w:type="spellEnd"/>
+            <w:r>
+              <w:t xml:space="preserve"> </w:t>
+            </w:r>
+            <w:proofErr w:type="spellStart"/>
+            <w:r>
+              <w:t>methods</w:t>
             </w:r>
             <w:proofErr w:type="spellEnd"/>
             <w:r>
@@ -499,31 +1249,51 @@
             </w:r>
             <w:proofErr w:type="spellStart"/>
             <w:r>
-              <w:t>apply</w:t>
-            </w:r>
-            <w:proofErr w:type="spellEnd"/>
-            <w:r>
-              <w:t xml:space="preserve"> formulas. </w:t>
-            </w:r>
-            <w:proofErr w:type="spellStart"/>
-            <w:r>
-              <w:t>Beyond</w:t>
-            </w:r>
-            <w:proofErr w:type="spellEnd"/>
-            <w:r>
-              <w:t xml:space="preserve"> </w:t>
-            </w:r>
-            <w:proofErr w:type="spellStart"/>
-            <w:r>
-              <w:t>their</w:t>
-            </w:r>
-            <w:proofErr w:type="spellEnd"/>
-            <w:r>
-              <w:t xml:space="preserve"> </w:t>
-            </w:r>
-            <w:proofErr w:type="spellStart"/>
-            <w:r>
-              <w:t>origins</w:t>
+              <w:t>algorithm-based</w:t>
+            </w:r>
+            <w:proofErr w:type="spellEnd"/>
+            <w:r>
+              <w:t xml:space="preserve"> </w:t>
+            </w:r>
+            <w:proofErr w:type="spellStart"/>
+            <w:r>
+              <w:t>computation</w:t>
+            </w:r>
+            <w:proofErr w:type="spellEnd"/>
+            <w:r>
+              <w:t>.</w:t>
+            </w:r>
+          </w:p>
+          <w:p>
+            <w:pPr>
+              <w:pStyle w:val="Estilo20"/>
+            </w:pPr>
+            <w:proofErr w:type="spellStart"/>
+            <w:r>
+              <w:rPr>
+                <w:b/>
+                <w:bCs w:val="0"/>
+                <w:i/>
+                <w:iCs/>
+              </w:rPr>
+              <w:t>Keywords</w:t>
+            </w:r>
+            <w:proofErr w:type="spellEnd"/>
+            <w:r>
+              <w:rPr>
+                <w:b/>
+                <w:bCs w:val="0"/>
+                <w:i/>
+                <w:iCs/>
+              </w:rPr>
+              <w:t>:</w:t>
+            </w:r>
+            <w:r>
+              <w:t xml:space="preserve"> </w:t>
+            </w:r>
+            <w:proofErr w:type="spellStart"/>
+            <w:r>
+              <w:t>education</w:t>
             </w:r>
             <w:proofErr w:type="spellEnd"/>
             <w:r>
@@ -531,47 +1301,7 @@
             </w:r>
             <w:proofErr w:type="spellStart"/>
             <w:r>
-              <w:t>their</w:t>
-            </w:r>
-            <w:proofErr w:type="spellEnd"/>
-            <w:r>
-              <w:t xml:space="preserve"> </w:t>
-            </w:r>
-            <w:proofErr w:type="spellStart"/>
-            <w:r>
-              <w:t>subsequent</w:t>
-            </w:r>
-            <w:proofErr w:type="spellEnd"/>
-            <w:r>
-              <w:t xml:space="preserve"> </w:t>
-            </w:r>
-            <w:proofErr w:type="spellStart"/>
-            <w:r>
-              <w:t>evolution</w:t>
-            </w:r>
-            <w:proofErr w:type="spellEnd"/>
-            <w:r>
-              <w:t xml:space="preserve"> has </w:t>
-            </w:r>
-            <w:proofErr w:type="spellStart"/>
-            <w:r>
-              <w:t>been</w:t>
-            </w:r>
-            <w:proofErr w:type="spellEnd"/>
-            <w:r>
-              <w:t xml:space="preserve"> </w:t>
-            </w:r>
-            <w:proofErr w:type="spellStart"/>
-            <w:r>
-              <w:t>highly</w:t>
-            </w:r>
-            <w:proofErr w:type="spellEnd"/>
-            <w:r>
-              <w:t xml:space="preserve"> </w:t>
-            </w:r>
-            <w:proofErr w:type="spellStart"/>
-            <w:r>
-              <w:t>significant</w:t>
+              <w:t>computation</w:t>
             </w:r>
             <w:proofErr w:type="spellEnd"/>
             <w:r>
@@ -579,71 +1309,7 @@
             </w:r>
             <w:proofErr w:type="spellStart"/>
             <w:r>
-              <w:t>helping</w:t>
-            </w:r>
-            <w:proofErr w:type="spellEnd"/>
-            <w:r>
-              <w:t xml:space="preserve"> </w:t>
-            </w:r>
-            <w:proofErr w:type="spellStart"/>
-            <w:r>
-              <w:t>to</w:t>
-            </w:r>
-            <w:proofErr w:type="spellEnd"/>
-            <w:r>
-              <w:t xml:space="preserve"> </w:t>
-            </w:r>
-            <w:proofErr w:type="spellStart"/>
-            <w:r>
-              <w:t>explain</w:t>
-            </w:r>
-            <w:proofErr w:type="spellEnd"/>
-            <w:r>
-              <w:t xml:space="preserve"> </w:t>
-            </w:r>
-            <w:proofErr w:type="spellStart"/>
-            <w:r>
-              <w:t>various</w:t>
-            </w:r>
-            <w:proofErr w:type="spellEnd"/>
-            <w:r>
-              <w:t xml:space="preserve"> </w:t>
-            </w:r>
-            <w:proofErr w:type="spellStart"/>
-            <w:r>
-              <w:t>phenomena</w:t>
-            </w:r>
-            <w:proofErr w:type="spellEnd"/>
-            <w:r>
-              <w:t>—</w:t>
-            </w:r>
-            <w:proofErr w:type="spellStart"/>
-            <w:r>
-              <w:t>both</w:t>
-            </w:r>
-            <w:proofErr w:type="spellEnd"/>
-            <w:r>
-              <w:t xml:space="preserve"> </w:t>
-            </w:r>
-            <w:proofErr w:type="spellStart"/>
-            <w:r>
-              <w:t>biological</w:t>
-            </w:r>
-            <w:proofErr w:type="spellEnd"/>
-            <w:r>
-              <w:t xml:space="preserve"> and non-</w:t>
-            </w:r>
-            <w:proofErr w:type="spellStart"/>
-            <w:r>
-              <w:t>biological</w:t>
-            </w:r>
-            <w:proofErr w:type="spellEnd"/>
-            <w:r>
-              <w:t xml:space="preserve">. </w:t>
-            </w:r>
-            <w:proofErr w:type="spellStart"/>
-            <w:r>
-              <w:t>Today</w:t>
+              <w:t>method</w:t>
             </w:r>
             <w:proofErr w:type="spellEnd"/>
             <w:r>
@@ -651,519 +1317,23 @@
             </w:r>
             <w:proofErr w:type="spellStart"/>
             <w:r>
-              <w:t>some</w:t>
-            </w:r>
-            <w:proofErr w:type="spellEnd"/>
-            <w:r>
-              <w:t xml:space="preserve"> </w:t>
-            </w:r>
-            <w:proofErr w:type="spellStart"/>
-            <w:r>
-              <w:t>algorithms</w:t>
-            </w:r>
-            <w:proofErr w:type="spellEnd"/>
-            <w:r>
-              <w:t xml:space="preserve"> </w:t>
-            </w:r>
-            <w:proofErr w:type="spellStart"/>
-            <w:r>
-              <w:t>remain</w:t>
-            </w:r>
-            <w:proofErr w:type="spellEnd"/>
-            <w:r>
-              <w:t xml:space="preserve"> in </w:t>
-            </w:r>
-            <w:proofErr w:type="spellStart"/>
-            <w:r>
-              <w:t>widespread</w:t>
-            </w:r>
-            <w:proofErr w:type="spellEnd"/>
-            <w:r>
-              <w:t xml:space="preserve"> use, </w:t>
-            </w:r>
-            <w:proofErr w:type="spellStart"/>
-            <w:r>
-              <w:t>while</w:t>
-            </w:r>
-            <w:proofErr w:type="spellEnd"/>
-            <w:r>
-              <w:t xml:space="preserve"> </w:t>
-            </w:r>
-            <w:proofErr w:type="spellStart"/>
-            <w:r>
-              <w:t>others</w:t>
-            </w:r>
-            <w:proofErr w:type="spellEnd"/>
-            <w:r>
-              <w:t xml:space="preserve"> </w:t>
-            </w:r>
-            <w:proofErr w:type="spellStart"/>
-            <w:r>
-              <w:t>have</w:t>
-            </w:r>
-            <w:proofErr w:type="spellEnd"/>
-            <w:r>
-              <w:t xml:space="preserve"> fallen </w:t>
-            </w:r>
-            <w:proofErr w:type="spellStart"/>
-            <w:r>
-              <w:t>out</w:t>
-            </w:r>
-            <w:proofErr w:type="spellEnd"/>
-            <w:r>
-              <w:t xml:space="preserve"> </w:t>
-            </w:r>
-            <w:proofErr w:type="spellStart"/>
-            <w:r>
-              <w:t>of</w:t>
-            </w:r>
-            <w:proofErr w:type="spellEnd"/>
-            <w:r>
-              <w:t xml:space="preserve"> favor—</w:t>
-            </w:r>
-            <w:proofErr w:type="spellStart"/>
-            <w:r>
-              <w:t>examples</w:t>
-            </w:r>
-            <w:proofErr w:type="spellEnd"/>
-            <w:r>
-              <w:t xml:space="preserve"> </w:t>
-            </w:r>
-            <w:proofErr w:type="spellStart"/>
-            <w:r>
-              <w:t>of</w:t>
-            </w:r>
-            <w:proofErr w:type="spellEnd"/>
-            <w:r>
-              <w:t xml:space="preserve"> </w:t>
-            </w:r>
-            <w:proofErr w:type="spellStart"/>
-            <w:r>
-              <w:t>the</w:t>
-            </w:r>
-            <w:proofErr w:type="spellEnd"/>
-            <w:r>
-              <w:t xml:space="preserve"> </w:t>
-            </w:r>
-            <w:proofErr w:type="spellStart"/>
-            <w:r>
-              <w:t>latter</w:t>
-            </w:r>
-            <w:proofErr w:type="spellEnd"/>
-            <w:r>
-              <w:t xml:space="preserve"> </w:t>
-            </w:r>
-            <w:proofErr w:type="spellStart"/>
-            <w:r>
-              <w:t>include</w:t>
-            </w:r>
-            <w:proofErr w:type="spellEnd"/>
-            <w:r>
-              <w:t xml:space="preserve"> Quicksort and </w:t>
-            </w:r>
-            <w:proofErr w:type="spellStart"/>
-            <w:r>
               <w:t>Shellsort</w:t>
             </w:r>
             <w:proofErr w:type="spellEnd"/>
             <w:r>
+              <w:t xml:space="preserve">, Quicksort, </w:t>
+            </w:r>
+            <w:proofErr w:type="spellStart"/>
+            <w:r>
+              <w:t>algorithm</w:t>
+            </w:r>
+            <w:proofErr w:type="spellEnd"/>
+            <w:r>
               <w:t xml:space="preserve">, </w:t>
             </w:r>
             <w:proofErr w:type="spellStart"/>
             <w:r>
-              <w:t>among</w:t>
-            </w:r>
-            <w:proofErr w:type="spellEnd"/>
-            <w:r>
-              <w:t xml:space="preserve"> </w:t>
-            </w:r>
-            <w:proofErr w:type="spellStart"/>
-            <w:r>
-              <w:t>others</w:t>
-            </w:r>
-            <w:proofErr w:type="spellEnd"/>
-            <w:r>
-              <w:t xml:space="preserve">. </w:t>
-            </w:r>
-            <w:proofErr w:type="spellStart"/>
-            <w:r>
-              <w:t>It</w:t>
-            </w:r>
-            <w:proofErr w:type="spellEnd"/>
-            <w:r>
-              <w:t xml:space="preserve"> </w:t>
-            </w:r>
-            <w:proofErr w:type="spellStart"/>
-            <w:r>
-              <w:t>is</w:t>
-            </w:r>
-            <w:proofErr w:type="spellEnd"/>
-            <w:r>
-              <w:t xml:space="preserve"> </w:t>
-            </w:r>
-            <w:proofErr w:type="spellStart"/>
-            <w:r>
-              <w:t>worth</w:t>
-            </w:r>
-            <w:proofErr w:type="spellEnd"/>
-            <w:r>
-              <w:t xml:space="preserve"> </w:t>
-            </w:r>
-            <w:proofErr w:type="spellStart"/>
-            <w:r>
-              <w:t>noting</w:t>
-            </w:r>
-            <w:proofErr w:type="spellEnd"/>
-            <w:r>
-              <w:t xml:space="preserve">, </w:t>
-            </w:r>
-            <w:proofErr w:type="spellStart"/>
-            <w:r>
-              <w:t>however</w:t>
-            </w:r>
-            <w:proofErr w:type="spellEnd"/>
-            <w:r>
-              <w:t xml:space="preserve">, </w:t>
-            </w:r>
-            <w:proofErr w:type="spellStart"/>
-            <w:r>
-              <w:t>that</w:t>
-            </w:r>
-            <w:proofErr w:type="spellEnd"/>
-            <w:r>
-              <w:t xml:space="preserve"> </w:t>
-            </w:r>
-            <w:proofErr w:type="spellStart"/>
-            <w:r>
-              <w:t>being</w:t>
-            </w:r>
-            <w:proofErr w:type="spellEnd"/>
-            <w:r>
-              <w:t xml:space="preserve"> "</w:t>
-            </w:r>
-            <w:proofErr w:type="spellStart"/>
-            <w:r>
-              <w:t>discontinued</w:t>
-            </w:r>
-            <w:proofErr w:type="spellEnd"/>
-            <w:r>
-              <w:t xml:space="preserve">" </w:t>
-            </w:r>
-            <w:proofErr w:type="spellStart"/>
-            <w:r>
-              <w:t>does</w:t>
-            </w:r>
-            <w:proofErr w:type="spellEnd"/>
-            <w:r>
-              <w:t xml:space="preserve"> </w:t>
-            </w:r>
-            <w:proofErr w:type="spellStart"/>
-            <w:r>
-              <w:t>not</w:t>
-            </w:r>
-            <w:proofErr w:type="spellEnd"/>
-            <w:r>
-              <w:t xml:space="preserve"> </w:t>
-            </w:r>
-            <w:proofErr w:type="spellStart"/>
-            <w:r>
-              <w:t>diminish</w:t>
-            </w:r>
-            <w:proofErr w:type="spellEnd"/>
-            <w:r>
-              <w:t xml:space="preserve"> </w:t>
-            </w:r>
-            <w:proofErr w:type="spellStart"/>
-            <w:r>
-              <w:t>their</w:t>
-            </w:r>
-            <w:proofErr w:type="spellEnd"/>
-            <w:r>
-              <w:t xml:space="preserve"> </w:t>
-            </w:r>
-            <w:proofErr w:type="spellStart"/>
-            <w:r>
-              <w:t>value</w:t>
-            </w:r>
-            <w:proofErr w:type="spellEnd"/>
-            <w:r>
-              <w:t xml:space="preserve">; </w:t>
-            </w:r>
-            <w:proofErr w:type="spellStart"/>
-            <w:r>
-              <w:t>they</w:t>
-            </w:r>
-            <w:proofErr w:type="spellEnd"/>
-            <w:r>
-              <w:t xml:space="preserve"> </w:t>
-            </w:r>
-            <w:proofErr w:type="spellStart"/>
-            <w:r>
-              <w:t>remain</w:t>
-            </w:r>
-            <w:proofErr w:type="spellEnd"/>
-            <w:r>
-              <w:t xml:space="preserve"> </w:t>
-            </w:r>
-            <w:proofErr w:type="spellStart"/>
-            <w:r>
-              <w:t>useful</w:t>
-            </w:r>
-            <w:proofErr w:type="spellEnd"/>
-            <w:r>
-              <w:t xml:space="preserve"> in </w:t>
-            </w:r>
-            <w:proofErr w:type="spellStart"/>
-            <w:r>
-              <w:t>contexts</w:t>
-            </w:r>
-            <w:proofErr w:type="spellEnd"/>
-            <w:r>
-              <w:t xml:space="preserve"> </w:t>
-            </w:r>
-            <w:proofErr w:type="spellStart"/>
-            <w:r>
-              <w:t>such</w:t>
-            </w:r>
-            <w:proofErr w:type="spellEnd"/>
-            <w:r>
-              <w:t xml:space="preserve"> as </w:t>
-            </w:r>
-            <w:proofErr w:type="spellStart"/>
-            <w:r>
-              <w:t>pedagogy</w:t>
-            </w:r>
-            <w:proofErr w:type="spellEnd"/>
-            <w:r>
-              <w:t xml:space="preserve"> </w:t>
-            </w:r>
-            <w:proofErr w:type="spellStart"/>
-            <w:r>
-              <w:t>or</w:t>
-            </w:r>
-            <w:proofErr w:type="spellEnd"/>
-            <w:r>
-              <w:t xml:space="preserve"> </w:t>
-            </w:r>
-            <w:proofErr w:type="spellStart"/>
-            <w:r>
-              <w:t>within</w:t>
-            </w:r>
-            <w:proofErr w:type="spellEnd"/>
-            <w:r>
-              <w:t xml:space="preserve"> </w:t>
-            </w:r>
-            <w:proofErr w:type="spellStart"/>
-            <w:r>
-              <w:t>less</w:t>
-            </w:r>
-            <w:proofErr w:type="spellEnd"/>
-            <w:r>
-              <w:t xml:space="preserve"> </w:t>
-            </w:r>
-            <w:proofErr w:type="spellStart"/>
-            <w:r>
-              <w:t>complex</w:t>
-            </w:r>
-            <w:proofErr w:type="spellEnd"/>
-            <w:r>
-              <w:t xml:space="preserve"> </w:t>
-            </w:r>
-            <w:proofErr w:type="spellStart"/>
-            <w:r>
-              <w:t>systems</w:t>
-            </w:r>
-            <w:proofErr w:type="spellEnd"/>
-            <w:r>
-              <w:t xml:space="preserve">. In </w:t>
-            </w:r>
-            <w:proofErr w:type="spellStart"/>
-            <w:r>
-              <w:t>this</w:t>
-            </w:r>
-            <w:proofErr w:type="spellEnd"/>
-            <w:r>
-              <w:t xml:space="preserve"> </w:t>
-            </w:r>
-            <w:proofErr w:type="spellStart"/>
-            <w:r>
-              <w:t>document</w:t>
-            </w:r>
-            <w:proofErr w:type="spellEnd"/>
-            <w:r>
-              <w:t xml:space="preserve">, </w:t>
-            </w:r>
-            <w:proofErr w:type="spellStart"/>
-            <w:r>
-              <w:t>we</w:t>
-            </w:r>
-            <w:proofErr w:type="spellEnd"/>
-            <w:r>
-              <w:t xml:space="preserve"> </w:t>
-            </w:r>
-            <w:proofErr w:type="spellStart"/>
-            <w:r>
-              <w:t>present</w:t>
-            </w:r>
-            <w:proofErr w:type="spellEnd"/>
-            <w:r>
-              <w:t xml:space="preserve"> data </w:t>
-            </w:r>
-            <w:proofErr w:type="spellStart"/>
-            <w:r>
-              <w:t>regarding</w:t>
-            </w:r>
-            <w:proofErr w:type="spellEnd"/>
-            <w:r>
-              <w:t xml:space="preserve"> time-</w:t>
-            </w:r>
-            <w:proofErr w:type="spellStart"/>
-            <w:r>
-              <w:t>based</w:t>
-            </w:r>
-            <w:proofErr w:type="spellEnd"/>
-            <w:r>
-              <w:t xml:space="preserve"> </w:t>
-            </w:r>
-            <w:proofErr w:type="spellStart"/>
-            <w:r>
-              <w:t>metrics</w:t>
-            </w:r>
-            <w:proofErr w:type="spellEnd"/>
-            <w:r>
-              <w:t xml:space="preserve"> </w:t>
-            </w:r>
-            <w:proofErr w:type="spellStart"/>
-            <w:r>
-              <w:t>that</w:t>
-            </w:r>
-            <w:proofErr w:type="spellEnd"/>
-            <w:r>
-              <w:t xml:space="preserve"> </w:t>
-            </w:r>
-            <w:proofErr w:type="spellStart"/>
-            <w:r>
-              <w:t>shed</w:t>
-            </w:r>
-            <w:proofErr w:type="spellEnd"/>
-            <w:r>
-              <w:t xml:space="preserve"> light </w:t>
-            </w:r>
-            <w:proofErr w:type="spellStart"/>
-            <w:r>
-              <w:t>on</w:t>
-            </w:r>
-            <w:proofErr w:type="spellEnd"/>
-            <w:r>
-              <w:t xml:space="preserve"> </w:t>
-            </w:r>
-            <w:proofErr w:type="spellStart"/>
-            <w:r>
-              <w:t>the</w:t>
-            </w:r>
-            <w:proofErr w:type="spellEnd"/>
-            <w:r>
-              <w:t xml:space="preserve"> </w:t>
-            </w:r>
-            <w:proofErr w:type="spellStart"/>
-            <w:r>
-              <w:t>current</w:t>
-            </w:r>
-            <w:proofErr w:type="spellEnd"/>
-            <w:r>
-              <w:t xml:space="preserve"> status </w:t>
-            </w:r>
-            <w:proofErr w:type="spellStart"/>
-            <w:r>
-              <w:t>of</w:t>
-            </w:r>
-            <w:proofErr w:type="spellEnd"/>
-            <w:r>
-              <w:t xml:space="preserve"> </w:t>
-            </w:r>
-            <w:proofErr w:type="spellStart"/>
-            <w:r>
-              <w:t>these</w:t>
-            </w:r>
-            <w:proofErr w:type="spellEnd"/>
-            <w:r>
-              <w:t xml:space="preserve"> </w:t>
-            </w:r>
-            <w:proofErr w:type="spellStart"/>
-            <w:r>
-              <w:t>algorithms</w:t>
-            </w:r>
-            <w:proofErr w:type="spellEnd"/>
-            <w:r>
-              <w:t xml:space="preserve">, </w:t>
-            </w:r>
-            <w:proofErr w:type="spellStart"/>
-            <w:r>
-              <w:t>while</w:t>
-            </w:r>
-            <w:proofErr w:type="spellEnd"/>
-            <w:r>
-              <w:t xml:space="preserve"> </w:t>
-            </w:r>
-            <w:proofErr w:type="spellStart"/>
-            <w:r>
-              <w:t>also</w:t>
-            </w:r>
-            <w:proofErr w:type="spellEnd"/>
-            <w:r>
-              <w:t xml:space="preserve"> </w:t>
-            </w:r>
-            <w:proofErr w:type="spellStart"/>
-            <w:r>
-              <w:t>drawing</w:t>
-            </w:r>
-            <w:proofErr w:type="spellEnd"/>
-            <w:r>
-              <w:t xml:space="preserve"> </w:t>
-            </w:r>
-            <w:proofErr w:type="spellStart"/>
-            <w:r>
-              <w:t>parallels</w:t>
-            </w:r>
-            <w:proofErr w:type="spellEnd"/>
-            <w:r>
-              <w:t xml:space="preserve"> </w:t>
-            </w:r>
-            <w:proofErr w:type="spellStart"/>
-            <w:r>
-              <w:t>between</w:t>
-            </w:r>
-            <w:proofErr w:type="spellEnd"/>
-            <w:r>
-              <w:t xml:space="preserve"> </w:t>
-            </w:r>
-            <w:proofErr w:type="spellStart"/>
-            <w:r>
-              <w:t>different</w:t>
-            </w:r>
-            <w:proofErr w:type="spellEnd"/>
-            <w:r>
-              <w:t xml:space="preserve"> </w:t>
-            </w:r>
-            <w:proofErr w:type="spellStart"/>
-            <w:r>
-              <w:t>methods</w:t>
-            </w:r>
-            <w:proofErr w:type="spellEnd"/>
-            <w:r>
-              <w:t xml:space="preserve"> and </w:t>
-            </w:r>
-            <w:proofErr w:type="spellStart"/>
-            <w:r>
-              <w:t>algorithmic-based</w:t>
-            </w:r>
-            <w:proofErr w:type="spellEnd"/>
-            <w:r>
-              <w:t xml:space="preserve"> </w:t>
-            </w:r>
-            <w:proofErr w:type="spellStart"/>
-            <w:r>
-              <w:t>computation</w:t>
+              <w:t>sorting</w:t>
             </w:r>
             <w:proofErr w:type="spellEnd"/>
             <w:r>
@@ -1182,8 +1352,8 @@
       <w:pPr>
         <w:pStyle w:val="Estilo20"/>
         <w:sectPr>
-          <w:headerReference w:type="default" r:id="rId8"/>
-          <w:footerReference w:type="default" r:id="rId9"/>
+          <w:headerReference w:type="default" r:id="rId10"/>
+          <w:footerReference w:type="default" r:id="rId11"/>
           <w:pgSz w:w="12240" w:h="15840" w:code="1"/>
           <w:pgMar w:top="1440" w:right="1440" w:bottom="1440" w:left="1440" w:header="709" w:footer="709" w:gutter="0"/>
           <w:cols w:space="708"/>
@@ -1241,10 +1411,7 @@
         </w:rPr>
       </w:pPr>
       <w:r>
-        <w:t>E</w:t>
-      </w:r>
-      <w:r>
-        <w:t xml:space="preserve">l contexto </w:t>
+        <w:t xml:space="preserve">El contexto </w:t>
       </w:r>
       <w:r>
         <w:t xml:space="preserve">de la evolución algorítmica afianzado </w:t>
@@ -1330,10 +1497,7 @@
         <w:t>tiene</w:t>
       </w:r>
       <w:r>
-        <w:t xml:space="preserve">n y que los </w:t>
-      </w:r>
-      <w:r>
-        <w:t>programadores h</w:t>
+        <w:t>n y que los programadores h</w:t>
       </w:r>
       <w:r>
         <w:t>a</w:t>
@@ -1446,6 +1610,7 @@
         <w:ind w:firstLine="708"/>
       </w:pPr>
       <w:r>
+        <w:lastRenderedPageBreak/>
         <w:t xml:space="preserve">Según Academia </w:t>
       </w:r>
       <w:proofErr w:type="spellStart"/>
@@ -1468,16 +1633,7 @@
       </w:r>
       <w:proofErr w:type="spellEnd"/>
       <w:r>
-        <w:t xml:space="preserve"> o método Shell no es un método recursivo</w:t>
-      </w:r>
-      <w:r>
-        <w:t xml:space="preserve">, fue elaborado por Donald Shell (1959) el cual </w:t>
-      </w:r>
-      <w:r>
-        <w:t xml:space="preserve">clasifica parejas de elementos y los compara buscando la reducción de la amplitud </w:t>
-      </w:r>
-      <w:r>
-        <w:t>de los pares.</w:t>
+        <w:t xml:space="preserve"> o método Shell no es un método recursivo, fue elaborado por Donald Shell (1959) el cual clasifica parejas de elementos y los compara buscando la reducción de la amplitud de los pares.</w:t>
       </w:r>
     </w:p>
     <w:p>
@@ -1501,66 +1657,672 @@
         <w:t xml:space="preserve"> basado en la idea de “divide y vencerás</w:t>
       </w:r>
       <w:r>
-        <w:t xml:space="preserve">”; ordena los valores mediante un punto de referencia o </w:t>
-      </w:r>
+        <w:t>”; ordena los valores mediante un punto de referencia o pivote; todos los valores menores a la izquierda y los mayores a la derecha del pivote.</w:t>
+      </w:r>
+    </w:p>
+    <w:p>
+      <w:pPr>
+        <w:pStyle w:val="Estilo20"/>
+      </w:pPr>
+      <w:r>
+        <w:t xml:space="preserve">“El rendimiento práctico de los algoritmos de ordenación, incluidos </w:t>
+      </w:r>
+      <w:proofErr w:type="spellStart"/>
+      <w:r>
+        <w:t>Shellsort</w:t>
+      </w:r>
+      <w:proofErr w:type="spellEnd"/>
+      <w:r>
+        <w:t xml:space="preserve"> y Quicksort, varía según el lenguaje, la implementación y el conjunto de datos; por ello, su eficiencia debe evaluarse en función del contexto de uso” (paráfrasis de </w:t>
+      </w:r>
+      <w:r>
+        <w:rPr>
+          <w:rStyle w:val="nfasis"/>
+        </w:rPr>
+        <w:t xml:space="preserve">Performance </w:t>
+      </w:r>
+      <w:proofErr w:type="spellStart"/>
+      <w:r>
+        <w:rPr>
+          <w:rStyle w:val="nfasis"/>
+        </w:rPr>
+        <w:t>Analysis</w:t>
+      </w:r>
+      <w:proofErr w:type="spellEnd"/>
+      <w:r>
+        <w:rPr>
+          <w:rStyle w:val="nfasis"/>
+        </w:rPr>
+        <w:t xml:space="preserve"> </w:t>
+      </w:r>
+      <w:proofErr w:type="spellStart"/>
+      <w:r>
+        <w:rPr>
+          <w:rStyle w:val="nfasis"/>
+        </w:rPr>
+        <w:t>of</w:t>
+      </w:r>
+      <w:proofErr w:type="spellEnd"/>
+      <w:r>
+        <w:rPr>
+          <w:rStyle w:val="nfasis"/>
+        </w:rPr>
+        <w:t xml:space="preserve"> </w:t>
+      </w:r>
+      <w:proofErr w:type="spellStart"/>
+      <w:r>
+        <w:rPr>
+          <w:rStyle w:val="nfasis"/>
+        </w:rPr>
+        <w:t>Various</w:t>
+      </w:r>
+      <w:proofErr w:type="spellEnd"/>
+      <w:r>
+        <w:rPr>
+          <w:rStyle w:val="nfasis"/>
+        </w:rPr>
+        <w:t xml:space="preserve"> </w:t>
+      </w:r>
+      <w:proofErr w:type="spellStart"/>
+      <w:r>
+        <w:rPr>
+          <w:rStyle w:val="nfasis"/>
+        </w:rPr>
+        <w:t>Sorting</w:t>
+      </w:r>
+      <w:proofErr w:type="spellEnd"/>
+      <w:r>
+        <w:rPr>
+          <w:rStyle w:val="nfasis"/>
+        </w:rPr>
+        <w:t xml:space="preserve"> </w:t>
+      </w:r>
+      <w:proofErr w:type="spellStart"/>
+      <w:r>
+        <w:rPr>
+          <w:rStyle w:val="nfasis"/>
+        </w:rPr>
+        <w:t>Algorithms</w:t>
+      </w:r>
+      <w:proofErr w:type="spellEnd"/>
+      <w:r>
+        <w:rPr>
+          <w:rStyle w:val="nfasis"/>
+        </w:rPr>
+        <w:t xml:space="preserve">: </w:t>
+      </w:r>
+      <w:proofErr w:type="spellStart"/>
+      <w:r>
+        <w:rPr>
+          <w:rStyle w:val="nfasis"/>
+        </w:rPr>
+        <w:t>Comparison</w:t>
+      </w:r>
+      <w:proofErr w:type="spellEnd"/>
+      <w:r>
+        <w:rPr>
+          <w:rStyle w:val="nfasis"/>
+        </w:rPr>
+        <w:t xml:space="preserve"> and </w:t>
+      </w:r>
+      <w:proofErr w:type="spellStart"/>
+      <w:r>
+        <w:rPr>
+          <w:rStyle w:val="nfasis"/>
+        </w:rPr>
+        <w:t>Optimization</w:t>
+      </w:r>
+      <w:proofErr w:type="spellEnd"/>
+      <w:r>
+        <w:t>, IEEE, 2023).</w:t>
+      </w:r>
+    </w:p>
+    <w:p>
+      <w:pPr>
+        <w:pStyle w:val="Estilo20"/>
+        <w:rPr>
+          <w:b/>
+          <w:bCs w:val="0"/>
+        </w:rPr>
+      </w:pPr>
+      <w:r>
+        <w:rPr>
+          <w:b/>
+          <w:bCs w:val="0"/>
+        </w:rPr>
+        <w:t>RESULTADOS</w:t>
+      </w:r>
+    </w:p>
+    <w:p>
+      <w:pPr>
+        <w:pStyle w:val="Estilo20"/>
+      </w:pPr>
+      <w:r>
+        <w:t>Para el análisis y la obtención de datos,</w:t>
+      </w:r>
+      <w:r>
+        <w:t xml:space="preserve"> se contemplarán los siguientes tratados:</w:t>
+      </w:r>
+    </w:p>
+    <w:p>
+      <w:pPr>
+        <w:pStyle w:val="Estilo20"/>
+        <w:numPr>
+          <w:ilvl w:val="0"/>
+          <w:numId w:val="1"/>
+        </w:numPr>
+      </w:pPr>
+      <w:r>
+        <w:t>“Ti</w:t>
+      </w:r>
+      <w:proofErr w:type="gramStart"/>
+      <w:r>
+        <w:t>” :</w:t>
+      </w:r>
+      <w:proofErr w:type="gramEnd"/>
+      <w:r>
+        <w:t xml:space="preserve"> Tiempo empleado para un algoritmo.</w:t>
+      </w:r>
+    </w:p>
+    <w:p>
+      <w:pPr>
+        <w:pStyle w:val="Estilo20"/>
+        <w:numPr>
+          <w:ilvl w:val="0"/>
+          <w:numId w:val="1"/>
+        </w:numPr>
+      </w:pPr>
+      <w:r>
+        <w:t>“n</w:t>
+      </w:r>
+      <w:proofErr w:type="gramStart"/>
+      <w:r>
+        <w:t>” :</w:t>
+      </w:r>
+      <w:proofErr w:type="gramEnd"/>
+      <w:r>
+        <w:t xml:space="preserve"> número de elementos de un arreglo.</w:t>
+      </w:r>
+    </w:p>
+    <w:p>
+      <w:pPr>
+        <w:pStyle w:val="Estilo20"/>
+      </w:pPr>
+      <w:r>
+        <w:t xml:space="preserve">Consideraremos la aplicación </w:t>
+      </w:r>
+      <w:r>
+        <w:t xml:space="preserve">de estos programas de ordenación </w:t>
+      </w:r>
+      <w:r>
+        <w:t>l</w:t>
+      </w:r>
+      <w:r>
+        <w:t>o</w:t>
+      </w:r>
+      <w:r>
+        <w:t>ga</w:t>
+      </w:r>
+      <w:r>
+        <w:t>rítmica para diferentes arreglos no ordenados. El tiempo se medirá en segundos y “n” constantemente variará de forma creciente.</w:t>
+      </w:r>
+    </w:p>
+    <w:p>
+      <w:pPr>
+        <w:pStyle w:val="Estilo20"/>
+        <w:rPr>
+          <w:b/>
+          <w:bCs w:val="0"/>
+        </w:rPr>
+      </w:pPr>
+      <w:r>
+        <w:rPr>
+          <w:b/>
+          <w:bCs w:val="0"/>
+        </w:rPr>
+        <w:t xml:space="preserve">1.1 Zona </w:t>
+      </w:r>
+      <w:r>
+        <w:rPr>
+          <w:b/>
+          <w:bCs w:val="0"/>
+        </w:rPr>
+        <w:t>d</w:t>
+      </w:r>
+      <w:r>
+        <w:rPr>
+          <w:b/>
+          <w:bCs w:val="0"/>
+        </w:rPr>
+        <w:t>e Pruebas</w:t>
+      </w:r>
+    </w:p>
+    <w:p>
+      <w:pPr>
+        <w:pStyle w:val="Estilo20"/>
+        <w:rPr>
+          <w:b/>
+          <w:bCs w:val="0"/>
+          <w:i/>
+          <w:iCs/>
+        </w:rPr>
+      </w:pPr>
+      <w:r>
+        <w:rPr>
+          <w:b/>
+          <w:bCs w:val="0"/>
+          <w:i/>
+          <w:iCs/>
+        </w:rPr>
+        <w:t>1.1.1 Testeo n°01</w:t>
+      </w:r>
+    </w:p>
+    <w:p>
+      <w:pPr>
+        <w:pStyle w:val="Estilo20"/>
+        <w:numPr>
+          <w:ilvl w:val="0"/>
+          <w:numId w:val="2"/>
+        </w:numPr>
+      </w:pPr>
+      <w:proofErr w:type="spellStart"/>
+      <w:r>
+        <w:t>Shellsort</w:t>
+      </w:r>
+      <w:proofErr w:type="spellEnd"/>
+      <w:r>
+        <w:t>:</w:t>
+      </w:r>
+    </w:p>
+    <w:p>
+      <w:pPr>
+        <w:pStyle w:val="Estilo20"/>
+      </w:pPr>
+    </w:p>
+    <w:p>
+      <w:pPr>
+        <w:pStyle w:val="Estilo20"/>
+        <w:numPr>
+          <w:ilvl w:val="0"/>
+          <w:numId w:val="2"/>
+        </w:numPr>
+      </w:pPr>
+      <w:r>
+        <w:t>Quicksort:</w:t>
+      </w:r>
+    </w:p>
+    <w:p>
+      <w:pPr>
+        <w:pStyle w:val="Estilo20"/>
+        <w:numPr>
+          <w:ilvl w:val="0"/>
+          <w:numId w:val="2"/>
+        </w:numPr>
+      </w:pPr>
+      <w:r>
+        <w:t>Tiempo estimado:</w:t>
+      </w:r>
+    </w:p>
+    <w:p>
+      <w:pPr>
+        <w:pStyle w:val="Estilo20"/>
+      </w:pPr>
+      <w:r>
+        <w:t>Estas fueron las primeras muestras tomadas. Comparamos ambos procesos de reacción de los algoritmos; considerando un “n” que adoptará el valor “0”.</w:t>
+      </w:r>
+    </w:p>
+    <w:p>
+      <w:pPr>
+        <w:pStyle w:val="Estilo20"/>
+        <w:rPr>
+          <w:b/>
+          <w:bCs w:val="0"/>
+          <w:i/>
+          <w:iCs/>
+        </w:rPr>
+      </w:pPr>
+      <w:r>
+        <w:rPr>
+          <w:b/>
+          <w:bCs w:val="0"/>
+          <w:i/>
+          <w:iCs/>
+        </w:rPr>
+        <w:t>1.1.</w:t>
+      </w:r>
+      <w:r>
+        <w:rPr>
+          <w:b/>
+          <w:bCs w:val="0"/>
+          <w:i/>
+          <w:iCs/>
+        </w:rPr>
+        <w:t>2</w:t>
+      </w:r>
+      <w:r>
+        <w:rPr>
+          <w:b/>
+          <w:bCs w:val="0"/>
+          <w:i/>
+          <w:iCs/>
+        </w:rPr>
+        <w:t xml:space="preserve"> Testeo n°0</w:t>
+      </w:r>
+      <w:r>
+        <w:rPr>
+          <w:b/>
+          <w:bCs w:val="0"/>
+          <w:i/>
+          <w:iCs/>
+        </w:rPr>
+        <w:t>2</w:t>
+      </w:r>
+    </w:p>
+    <w:p>
+      <w:pPr>
+        <w:pStyle w:val="Estilo20"/>
+        <w:numPr>
+          <w:ilvl w:val="0"/>
+          <w:numId w:val="2"/>
+        </w:numPr>
+      </w:pPr>
+      <w:proofErr w:type="spellStart"/>
+      <w:r>
+        <w:t>Shellsort</w:t>
+      </w:r>
+      <w:proofErr w:type="spellEnd"/>
+      <w:r>
+        <w:t>:</w:t>
+      </w:r>
+    </w:p>
+    <w:p>
+      <w:pPr>
+        <w:pStyle w:val="Estilo20"/>
+        <w:numPr>
+          <w:ilvl w:val="0"/>
+          <w:numId w:val="2"/>
+        </w:numPr>
+      </w:pPr>
+      <w:r>
+        <w:t>Quicksort:</w:t>
+      </w:r>
+    </w:p>
+    <w:p>
+      <w:pPr>
+        <w:pStyle w:val="Estilo20"/>
+        <w:numPr>
+          <w:ilvl w:val="0"/>
+          <w:numId w:val="2"/>
+        </w:numPr>
+      </w:pPr>
+      <w:r>
+        <w:t>Tiempo estimado:</w:t>
+      </w:r>
+    </w:p>
+    <w:p>
+      <w:pPr>
+        <w:pStyle w:val="Estilo20"/>
+      </w:pPr>
+      <w:r>
+        <w:t>Esta fue la primera recursión (esquema idéntico al anterior). Se compararon ambos programas nuevamente y se obtuvieron los resultados plasmados en las imágenes en las imágenes; considerando un “n” igual al valor numérico “5”.</w:t>
+      </w:r>
+    </w:p>
+    <w:p>
+      <w:pPr>
+        <w:pStyle w:val="Estilo20"/>
+        <w:rPr>
+          <w:b/>
+          <w:bCs w:val="0"/>
+          <w:i/>
+          <w:iCs/>
+        </w:rPr>
+      </w:pPr>
+      <w:r>
+        <w:rPr>
+          <w:b/>
+          <w:bCs w:val="0"/>
+          <w:i/>
+          <w:iCs/>
+        </w:rPr>
+        <w:t>1.1.</w:t>
+      </w:r>
+      <w:r>
+        <w:rPr>
+          <w:b/>
+          <w:bCs w:val="0"/>
+          <w:i/>
+          <w:iCs/>
+        </w:rPr>
+        <w:t>3</w:t>
+      </w:r>
+      <w:r>
+        <w:rPr>
+          <w:b/>
+          <w:bCs w:val="0"/>
+          <w:i/>
+          <w:iCs/>
+        </w:rPr>
+        <w:t xml:space="preserve"> Testeo n°0</w:t>
+      </w:r>
+      <w:r>
+        <w:rPr>
+          <w:b/>
+          <w:bCs w:val="0"/>
+          <w:i/>
+          <w:iCs/>
+        </w:rPr>
+        <w:t>3</w:t>
+      </w:r>
+    </w:p>
+    <w:p>
+      <w:pPr>
+        <w:pStyle w:val="Estilo20"/>
+        <w:numPr>
+          <w:ilvl w:val="0"/>
+          <w:numId w:val="2"/>
+        </w:numPr>
+      </w:pPr>
+      <w:proofErr w:type="spellStart"/>
+      <w:r>
+        <w:t>Shellsort</w:t>
+      </w:r>
+      <w:proofErr w:type="spellEnd"/>
+      <w:r>
+        <w:t>:</w:t>
+      </w:r>
+    </w:p>
+    <w:p>
+      <w:pPr>
+        <w:pStyle w:val="Estilo20"/>
+        <w:numPr>
+          <w:ilvl w:val="0"/>
+          <w:numId w:val="2"/>
+        </w:numPr>
+      </w:pPr>
+      <w:r>
+        <w:t>Quicksort:</w:t>
+      </w:r>
+    </w:p>
+    <w:p>
+      <w:pPr>
+        <w:pStyle w:val="Estilo20"/>
+        <w:numPr>
+          <w:ilvl w:val="0"/>
+          <w:numId w:val="2"/>
+        </w:numPr>
+      </w:pPr>
       <w:r>
         <w:lastRenderedPageBreak/>
-        <w:t>pivote; todos los valores menores a la izquierda y los mayores a la derecha del pivote.</w:t>
-      </w:r>
-    </w:p>
-    <w:p>
-      <w:pPr>
-        <w:pStyle w:val="Estilo20"/>
-      </w:pPr>
-      <w:r>
-        <w:t>Ambos métodos de ordenación excelsos del momento, hoy carecen de relevancia para much</w:t>
-      </w:r>
-      <w:r>
-        <w:t>o</w:t>
-      </w:r>
-      <w:r>
-        <w:t>s programadores y empresas debido a su ineficiente tiempo de reacción algorítmica</w:t>
-      </w:r>
-      <w:r>
-        <w:t xml:space="preserve"> en comparación con otros de mayor complejidad y efectividad.</w:t>
-      </w:r>
-    </w:p>
-    <w:p>
-      <w:pPr>
-        <w:pStyle w:val="Estilo20"/>
-        <w:rPr>
-          <w:b/>
-          <w:bCs w:val="0"/>
-        </w:rPr>
-      </w:pPr>
-      <w:r>
-        <w:rPr>
-          <w:b/>
-          <w:bCs w:val="0"/>
-        </w:rPr>
-        <w:t>RESULTADOS</w:t>
-      </w:r>
-    </w:p>
-    <w:p>
-      <w:pPr>
-        <w:pStyle w:val="Estilo20"/>
-      </w:pPr>
-      <w:r>
-        <w:t>A partir de la recopilación de muestras vía intervalos de tiempo aplicados de forma experimental a ambos programas</w:t>
-      </w:r>
-      <w:r>
-        <w:t>, se obtuvieron los siguientes r</w:t>
-      </w:r>
-      <w:r>
-        <w:t>esultados:</w:t>
-      </w:r>
-    </w:p>
-    <w:p>
-      <w:pPr>
-        <w:pStyle w:val="Estilo20"/>
-      </w:pPr>
-      <w:r>
-        <w:t>(imagen)</w:t>
+        <w:t>Tiempo estimado:</w:t>
+      </w:r>
+    </w:p>
+    <w:p>
+      <w:pPr>
+        <w:pStyle w:val="Estilo20"/>
+      </w:pPr>
+      <w:r>
+        <w:t>Segunda recursión o práctica experimental, la estructura se mantiene. Se evaluaron los subprogramas de ordenación, retratándose mediante</w:t>
+      </w:r>
+      <w:r>
+        <w:t xml:space="preserve"> capturas de pantalla; considerando un arreglo de “n=10” elementos.</w:t>
+      </w:r>
+    </w:p>
+    <w:p>
+      <w:pPr>
+        <w:pStyle w:val="Estilo20"/>
+        <w:rPr>
+          <w:b/>
+          <w:bCs w:val="0"/>
+          <w:i/>
+          <w:iCs/>
+        </w:rPr>
+      </w:pPr>
+      <w:r>
+        <w:rPr>
+          <w:b/>
+          <w:bCs w:val="0"/>
+          <w:i/>
+          <w:iCs/>
+        </w:rPr>
+        <w:t>1.1.</w:t>
+      </w:r>
+      <w:r>
+        <w:rPr>
+          <w:b/>
+          <w:bCs w:val="0"/>
+          <w:i/>
+          <w:iCs/>
+        </w:rPr>
+        <w:t>4</w:t>
+      </w:r>
+      <w:r>
+        <w:rPr>
+          <w:b/>
+          <w:bCs w:val="0"/>
+          <w:i/>
+          <w:iCs/>
+        </w:rPr>
+        <w:t xml:space="preserve"> Testeo n°0</w:t>
+      </w:r>
+      <w:r>
+        <w:rPr>
+          <w:b/>
+          <w:bCs w:val="0"/>
+          <w:i/>
+          <w:iCs/>
+        </w:rPr>
+        <w:t>4</w:t>
+      </w:r>
+    </w:p>
+    <w:p>
+      <w:pPr>
+        <w:pStyle w:val="Estilo20"/>
+        <w:numPr>
+          <w:ilvl w:val="0"/>
+          <w:numId w:val="2"/>
+        </w:numPr>
+      </w:pPr>
+      <w:proofErr w:type="spellStart"/>
+      <w:r>
+        <w:t>Shellsort</w:t>
+      </w:r>
+      <w:proofErr w:type="spellEnd"/>
+      <w:r>
+        <w:t>:</w:t>
+      </w:r>
+    </w:p>
+    <w:p>
+      <w:pPr>
+        <w:pStyle w:val="Estilo20"/>
+        <w:numPr>
+          <w:ilvl w:val="0"/>
+          <w:numId w:val="2"/>
+        </w:numPr>
+      </w:pPr>
+      <w:r>
+        <w:t>Quicksort:</w:t>
+      </w:r>
+    </w:p>
+    <w:p>
+      <w:pPr>
+        <w:pStyle w:val="Estilo20"/>
+        <w:numPr>
+          <w:ilvl w:val="0"/>
+          <w:numId w:val="2"/>
+        </w:numPr>
+      </w:pPr>
+      <w:r>
+        <w:t>Tiempo estimado:</w:t>
+      </w:r>
+    </w:p>
+    <w:p>
+      <w:pPr>
+        <w:pStyle w:val="Estilo20"/>
+      </w:pPr>
+      <w:r>
+        <w:t>Finalmente, se hace un último llamado experimento cúlmine.</w:t>
+      </w:r>
+      <w:r>
+        <w:t xml:space="preserve"> Se consideró la misma estructura y se tomaron otras imágenes de datos muestrales. Se analizó el tiempo empleado por ambos algoritmos sobre el caso “n=20” de elementos de un arreglo.</w:t>
+      </w:r>
+    </w:p>
+    <w:p>
+      <w:pPr>
+        <w:pStyle w:val="Estilo20"/>
+      </w:pPr>
+      <w:r>
+        <w:t>1.2</w:t>
+      </w:r>
+      <w:r>
+        <w:t xml:space="preserve"> Representación Gráfica</w:t>
+      </w:r>
+    </w:p>
+    <w:p>
+      <w:pPr>
+        <w:pStyle w:val="Estilo20"/>
+      </w:pPr>
+      <w:r>
+        <w:t xml:space="preserve">1.2.1 Gráfica </w:t>
+      </w:r>
+      <w:proofErr w:type="spellStart"/>
+      <w:r>
+        <w:t>Shellsort</w:t>
+      </w:r>
+      <w:proofErr w:type="spellEnd"/>
+      <w:r>
+        <w:t>:</w:t>
+      </w:r>
+    </w:p>
+    <w:p>
+      <w:pPr>
+        <w:pStyle w:val="Estilo20"/>
+      </w:pPr>
+      <w:r>
+        <w:t xml:space="preserve">Se tomaron todos los valores de los testeos o las zonas de muestreo con respecto al método </w:t>
+      </w:r>
+      <w:proofErr w:type="spellStart"/>
+      <w:r>
+        <w:t>Shellsort</w:t>
+      </w:r>
+      <w:proofErr w:type="spellEnd"/>
+      <w:r>
+        <w:t>.</w:t>
+      </w:r>
+    </w:p>
+    <w:p>
+      <w:pPr>
+        <w:pStyle w:val="Estilo20"/>
+      </w:pPr>
+      <w:r>
+        <w:t>1.2.2 Gráfica Quicksort:</w:t>
+      </w:r>
+    </w:p>
+    <w:p>
+      <w:pPr>
+        <w:pStyle w:val="Estilo20"/>
+      </w:pPr>
+      <w:r>
+        <w:t>Se plasmaron los valores obtenidos de los periodos de cada experimentación referente al caso base de ordenación Quicksort.</w:t>
       </w:r>
     </w:p>
     <w:p>
@@ -1582,6 +2344,25 @@
     <w:p>
       <w:pPr>
         <w:pStyle w:val="Estilo20"/>
+      </w:pPr>
+      <w:r>
+        <w:t xml:space="preserve">Es cierto que el máximo de elementos es “20” y el mínimo es “0” para todo el </w:t>
+      </w:r>
+      <w:r>
+        <w:t xml:space="preserve">sistema de medición de tiempos algorítmicos. Por ende, nuestra población final será el máximo del sistema y también su límite superior; límite inferior igual a “0”. Los tiempos fueron incorporados en una tabla “(nombre)” para evidenciar la diferencia en el tiempo de reacción de dos algoritmos: Quicksort y </w:t>
+      </w:r>
+      <w:proofErr w:type="spellStart"/>
+      <w:r>
+        <w:t>Shellsort</w:t>
+      </w:r>
+      <w:proofErr w:type="spellEnd"/>
+      <w:r>
+        <w:t>. Ambos métodos mostraron tiempos volubles, pero también déficits en el lapso del procesamiento integrado. Si se convalidan con la ley de la complejidad computacional, adquirirían un campo de análisis estadístico y reflexivo el presente informe.</w:t>
+      </w:r>
+    </w:p>
+    <w:p>
+      <w:pPr>
+        <w:pStyle w:val="Estilo20"/>
         <w:rPr>
           <w:b/>
           <w:bCs w:val="0"/>
@@ -1598,6 +2379,65 @@
     <w:p>
       <w:pPr>
         <w:pStyle w:val="Estilo20"/>
+        <w:numPr>
+          <w:ilvl w:val="0"/>
+          <w:numId w:val="3"/>
+        </w:numPr>
+      </w:pPr>
+      <w:r>
+        <w:t>En este</w:t>
+      </w:r>
+      <w:r>
+        <w:t xml:space="preserve"> informe se ha presentado empíricamente datos resultantes de variables experimentales de cuatro regiones denominados “testeos”, incorporándose en estadística descriptiva e inferencial vía ideales metodológicos y valorativos.</w:t>
+      </w:r>
+      <w:r>
+        <w:t xml:space="preserve"> </w:t>
+      </w:r>
+    </w:p>
+    <w:p>
+      <w:pPr>
+        <w:pStyle w:val="Estilo20"/>
+        <w:numPr>
+          <w:ilvl w:val="0"/>
+          <w:numId w:val="3"/>
+        </w:numPr>
+      </w:pPr>
+      <w:r>
+        <w:t>Se visualiza bajo un diferencial y promedio integrado (</w:t>
+      </w:r>
+      <w:r>
+        <w:t xml:space="preserve">tabla de mediciones) la variación de tiempo final: </w:t>
+      </w:r>
+      <w:proofErr w:type="spellStart"/>
+      <w:r>
+        <w:t>vf</w:t>
+      </w:r>
+      <w:proofErr w:type="spellEnd"/>
+      <w:proofErr w:type="gramStart"/>
+      <w:r>
+        <w:t>=(</w:t>
+      </w:r>
+      <w:proofErr w:type="gramEnd"/>
+      <w:r>
+        <w:t>…) que ejecuta todo el sistemas.</w:t>
+      </w:r>
+    </w:p>
+    <w:p>
+      <w:pPr>
+        <w:pStyle w:val="Estilo20"/>
+        <w:numPr>
+          <w:ilvl w:val="0"/>
+          <w:numId w:val="3"/>
+        </w:numPr>
+      </w:pPr>
+      <w:r>
+        <w:lastRenderedPageBreak/>
+        <w:t>No existe un mejor o peor método algorítmico, sino una eficiente y estable para cierto caso o problema lógico. Además, ambos programas buscan la rapidez como su tarea principal en diferentes lenguajes de programación.</w:t>
+      </w:r>
+    </w:p>
+    <w:p>
+      <w:pPr>
+        <w:pStyle w:val="Estilo20"/>
         <w:rPr>
           <w:b/>
           <w:bCs w:val="0"/>
@@ -1620,12 +2460,240 @@
         </w:rPr>
       </w:pPr>
       <w:r>
-        <w:rPr>
-          <w:b/>
-          <w:bCs w:val="0"/>
-        </w:rPr>
-        <w:t>CONCLUSIONES</w:t>
-      </w:r>
+        <w:t>Agradezc</w:t>
+      </w:r>
+      <w:r>
+        <w:t>o a mi profesor Hugo Barraza por ser el motivo</w:t>
+      </w:r>
+      <w:r>
+        <w:t xml:space="preserve"> de la corriente de pensamientos, subjetividad y empirismo en ámbitos de la programación avanzada.</w:t>
+      </w:r>
+    </w:p>
+    <w:p>
+      <w:pPr>
+        <w:pStyle w:val="Estilo20"/>
+        <w:rPr>
+          <w:b/>
+          <w:bCs w:val="0"/>
+        </w:rPr>
+      </w:pPr>
+      <w:r>
+        <w:rPr>
+          <w:b/>
+          <w:bCs w:val="0"/>
+        </w:rPr>
+        <w:t>REFERENCIA</w:t>
+      </w:r>
+      <w:r>
+        <w:rPr>
+          <w:b/>
+          <w:bCs w:val="0"/>
+        </w:rPr>
+        <w:t>S</w:t>
+      </w:r>
+    </w:p>
+    <w:p>
+      <w:pPr>
+        <w:pStyle w:val="Estilo20"/>
+        <w:numPr>
+          <w:ilvl w:val="0"/>
+          <w:numId w:val="4"/>
+        </w:numPr>
+        <w:rPr>
+          <w:b/>
+          <w:bCs w:val="0"/>
+        </w:rPr>
+      </w:pPr>
+      <w:r>
+        <w:rPr>
+          <w:rFonts w:cs="Arial"/>
+          <w:color w:val="000000"/>
+          <w:shd w:val="clear" w:color="auto" w:fill="FFFFFF"/>
+        </w:rPr>
+        <w:t xml:space="preserve">Academia </w:t>
+      </w:r>
+      <w:proofErr w:type="spellStart"/>
+      <w:r>
+        <w:rPr>
+          <w:rFonts w:cs="Arial"/>
+          <w:color w:val="000000"/>
+          <w:shd w:val="clear" w:color="auto" w:fill="FFFFFF"/>
+        </w:rPr>
+        <w:t>Lab</w:t>
+      </w:r>
+      <w:proofErr w:type="spellEnd"/>
+      <w:r>
+        <w:rPr>
+          <w:rFonts w:cs="Arial"/>
+          <w:color w:val="000000"/>
+          <w:shd w:val="clear" w:color="auto" w:fill="FFFFFF"/>
+        </w:rPr>
+        <w:t xml:space="preserve">. (2026). </w:t>
+      </w:r>
+      <w:proofErr w:type="spellStart"/>
+      <w:r>
+        <w:rPr>
+          <w:rFonts w:cs="Arial"/>
+          <w:color w:val="000000"/>
+          <w:shd w:val="clear" w:color="auto" w:fill="FFFFFF"/>
+        </w:rPr>
+        <w:t>Shellsort</w:t>
+      </w:r>
+      <w:proofErr w:type="spellEnd"/>
+      <w:r>
+        <w:rPr>
+          <w:rFonts w:cs="Arial"/>
+          <w:color w:val="000000"/>
+          <w:shd w:val="clear" w:color="auto" w:fill="FFFFFF"/>
+        </w:rPr>
+        <w:t xml:space="preserve">. </w:t>
+      </w:r>
+      <w:r>
+        <w:rPr>
+          <w:rFonts w:cs="Arial"/>
+          <w:i/>
+          <w:iCs/>
+          <w:color w:val="000000"/>
+          <w:shd w:val="clear" w:color="auto" w:fill="FFFFFF"/>
+        </w:rPr>
+        <w:t>Enciclopedia</w:t>
+      </w:r>
+      <w:r>
+        <w:rPr>
+          <w:rFonts w:cs="Arial"/>
+          <w:color w:val="000000"/>
+          <w:shd w:val="clear" w:color="auto" w:fill="FFFFFF"/>
+        </w:rPr>
+        <w:t xml:space="preserve">. Revisado el 28 de octubre del 2026. </w:t>
+      </w:r>
+      <w:hyperlink r:id="rId12" w:history="1">
+        <w:r>
+          <w:rPr>
+            <w:rStyle w:val="Hipervnculo"/>
+            <w:rFonts w:cs="Arial"/>
+            <w:shd w:val="clear" w:color="auto" w:fill="FFFFFF"/>
+          </w:rPr>
+          <w:t>https://academia-lab.com/enciclopedia/shellsort/</w:t>
+        </w:r>
+      </w:hyperlink>
+    </w:p>
+    <w:p>
+      <w:pPr>
+        <w:pStyle w:val="Estilo20"/>
+        <w:numPr>
+          <w:ilvl w:val="0"/>
+          <w:numId w:val="4"/>
+        </w:numPr>
+        <w:rPr>
+          <w:b/>
+          <w:bCs w:val="0"/>
+        </w:rPr>
+      </w:pPr>
+      <w:r>
+        <w:t xml:space="preserve">Ciencia LR. (2024, 19 de septiembre). </w:t>
+      </w:r>
+      <w:r>
+        <w:rPr>
+          <w:rStyle w:val="nfasis"/>
+        </w:rPr>
+        <w:t xml:space="preserve">El teorema no era de </w:t>
+      </w:r>
+      <w:r>
+        <w:rPr>
+          <w:rStyle w:val="nfasis"/>
+        </w:rPr>
+        <w:t>Pitágoras: tablilla de arcilla revela que existía 1000 años antes del nacimiento del matemático</w:t>
+      </w:r>
+      <w:r>
+        <w:t xml:space="preserve">. La República. </w:t>
+      </w:r>
+      <w:hyperlink r:id="rId13" w:history="1">
+        <w:r>
+          <w:rPr>
+            <w:rStyle w:val="Hipervnculo"/>
+          </w:rPr>
+          <w:t>https://larepublica.pe/ciencia/2024/09/09/el-teorema-no-era-de-pitagoras-una-tablilla-de-arcilla-revela-que-ya-existia-1000-anos-antes-del-matematico-griego-845361</w:t>
+        </w:r>
+      </w:hyperlink>
+    </w:p>
+    <w:p>
+      <w:pPr>
+        <w:pStyle w:val="Estilo20"/>
+        <w:numPr>
+          <w:ilvl w:val="0"/>
+          <w:numId w:val="4"/>
+        </w:numPr>
+        <w:rPr>
+          <w:b/>
+          <w:bCs w:val="0"/>
+        </w:rPr>
+      </w:pPr>
+      <w:proofErr w:type="spellStart"/>
+      <w:r>
+        <w:t>LaHistoria</w:t>
+      </w:r>
+      <w:proofErr w:type="spellEnd"/>
+      <w:r>
+        <w:t xml:space="preserve">. (s. f.). </w:t>
+      </w:r>
+      <w:r>
+        <w:rPr>
+          <w:rStyle w:val="nfasis"/>
+        </w:rPr>
+        <w:t>Historia de los algoritmos</w:t>
+      </w:r>
+      <w:r>
+        <w:t xml:space="preserve">. </w:t>
+      </w:r>
+      <w:hyperlink r:id="rId14" w:history="1">
+        <w:r>
+          <w:rPr>
+            <w:rStyle w:val="Hipervnculo"/>
+          </w:rPr>
+          <w:t>https://lahistoria.info/historia-de-los-algoritmos/</w:t>
+        </w:r>
+      </w:hyperlink>
+    </w:p>
+    <w:p>
+      <w:pPr>
+        <w:pStyle w:val="Estilo20"/>
+        <w:numPr>
+          <w:ilvl w:val="0"/>
+          <w:numId w:val="4"/>
+        </w:numPr>
+        <w:rPr>
+          <w:b/>
+          <w:bCs w:val="0"/>
+        </w:rPr>
+      </w:pPr>
+      <w:r>
+        <w:t xml:space="preserve">Gómez Salgado, L. (2024, 14 de octubre). </w:t>
+      </w:r>
+      <w:r>
+        <w:rPr>
+          <w:rStyle w:val="nfasis"/>
+        </w:rPr>
+        <w:t>Quicksort: el algoritmo de ordenación que todo programador debe conocer</w:t>
+      </w:r>
+      <w:r>
+        <w:t xml:space="preserve">. </w:t>
+      </w:r>
+      <w:proofErr w:type="spellStart"/>
+      <w:r>
+        <w:t>KeepCoding</w:t>
+      </w:r>
+      <w:proofErr w:type="spellEnd"/>
+      <w:r>
+        <w:t xml:space="preserve">. </w:t>
+      </w:r>
+      <w:hyperlink r:id="rId15" w:history="1">
+        <w:r>
+          <w:rPr>
+            <w:rStyle w:val="Hipervnculo"/>
+          </w:rPr>
+          <w:t>https://keepcoding.io/blog/que-es-quicksort-y-como-funciona-programacion/</w:t>
+        </w:r>
+      </w:hyperlink>
     </w:p>
     <w:p>
       <w:pPr>
@@ -2039,6 +3107,475 @@
     </w:pPr>
   </w:p>
 </w:hdr>
+</file>
+
+<file path=word/numbering.xml><?xml version="1.0" encoding="utf-8"?>
+<w:numbering xmlns:wpc="http://schemas.microsoft.com/office/word/2010/wordprocessingCanvas" xmlns:cx="http://schemas.microsoft.com/office/drawing/2014/chartex" xmlns:cx1="http://schemas.microsoft.com/office/drawing/2015/9/8/chartex" xmlns:cx2="http://schemas.microsoft.com/office/drawing/2015/10/21/chartex" xmlns:cx3="http://schemas.microsoft.com/office/drawing/2016/5/9/chartex" xmlns:cx4="http://schemas.microsoft.com/office/drawing/2016/5/10/chartex" xmlns:cx5="http://schemas.microsoft.com/office/drawing/2016/5/11/chartex" xmlns:cx6="http://schemas.microsoft.com/office/drawing/2016/5/12/chartex" xmlns:cx7="http://schemas.microsoft.com/office/drawing/2016/5/13/chartex" xmlns:cx8="http://schemas.microsoft.com/office/drawing/2016/5/14/chartex" xmlns:mc="http://schemas.openxmlformats.org/markup-compatibility/2006" xmlns:aink="http://schemas.microsoft.com/office/drawing/2016/ink" xmlns:am3d="http://schemas.microsoft.com/office/drawing/2017/model3d" xmlns:o="urn:schemas-microsoft-com:office:office" xmlns:r="http://schemas.openxmlformats.org/officeDocument/2006/relationships" xmlns:m="http://schemas.openxmlformats.org/officeDocument/2006/math" xmlns:v="urn:schemas-microsoft-com:vml" xmlns:wp14="http://schemas.microsoft.com/office/word/2010/wordprocessingDrawing" xmlns:wp="http://schemas.openxmlformats.org/drawingml/2006/wordprocessingDrawing" xmlns:w10="urn:schemas-microsoft-com:office:word" xmlns:w="http://schemas.openxmlformats.org/wordprocessingml/2006/main" xmlns:w14="http://schemas.microsoft.com/office/word/2010/wordml" xmlns:w15="http://schemas.microsoft.com/office/word/2012/wordml" xmlns:w16cex="http://schemas.microsoft.com/office/word/2018/wordml/cex" xmlns:w16cid="http://schemas.microsoft.com/office/word/2016/wordml/cid" xmlns:w16="http://schemas.microsoft.com/office/word/2018/wordml" xmlns:w16se="http://schemas.microsoft.com/office/word/2015/wordml/symex" xmlns:wpg="http://schemas.microsoft.com/office/word/2010/wordprocessingGroup" xmlns:wpi="http://schemas.microsoft.com/office/word/2010/wordprocessingInk" xmlns:wne="http://schemas.microsoft.com/office/word/2006/wordml" xmlns:wps="http://schemas.microsoft.com/office/word/2010/wordprocessingShape" mc:Ignorable="w14 w15 w16se w16cid w16 w16cex wp14">
+  <w:abstractNum w:abstractNumId="0" w15:restartNumberingAfterBreak="0">
+    <w:nsid w:val="60945DF8"/>
+    <w:multiLevelType w:val="hybridMultilevel"/>
+    <w:tmpl w:val="E242AB68"/>
+    <w:lvl w:ilvl="0" w:tplc="280A000D">
+      <w:start w:val="1"/>
+      <w:numFmt w:val="bullet"/>
+      <w:lvlText w:val=""/>
+      <w:lvlJc w:val="left"/>
+      <w:pPr>
+        <w:ind w:left="720" w:hanging="360"/>
+      </w:pPr>
+      <w:rPr>
+        <w:rFonts w:ascii="Wingdings" w:hAnsi="Wingdings" w:hint="default"/>
+      </w:rPr>
+    </w:lvl>
+    <w:lvl w:ilvl="1" w:tplc="280A0003" w:tentative="1">
+      <w:start w:val="1"/>
+      <w:numFmt w:val="bullet"/>
+      <w:lvlText w:val="o"/>
+      <w:lvlJc w:val="left"/>
+      <w:pPr>
+        <w:ind w:left="1440" w:hanging="360"/>
+      </w:pPr>
+      <w:rPr>
+        <w:rFonts w:ascii="Courier New" w:hAnsi="Courier New" w:cs="Courier New" w:hint="default"/>
+      </w:rPr>
+    </w:lvl>
+    <w:lvl w:ilvl="2" w:tplc="280A0005" w:tentative="1">
+      <w:start w:val="1"/>
+      <w:numFmt w:val="bullet"/>
+      <w:lvlText w:val=""/>
+      <w:lvlJc w:val="left"/>
+      <w:pPr>
+        <w:ind w:left="2160" w:hanging="360"/>
+      </w:pPr>
+      <w:rPr>
+        <w:rFonts w:ascii="Wingdings" w:hAnsi="Wingdings" w:hint="default"/>
+      </w:rPr>
+    </w:lvl>
+    <w:lvl w:ilvl="3" w:tplc="280A0001" w:tentative="1">
+      <w:start w:val="1"/>
+      <w:numFmt w:val="bullet"/>
+      <w:lvlText w:val=""/>
+      <w:lvlJc w:val="left"/>
+      <w:pPr>
+        <w:ind w:left="2880" w:hanging="360"/>
+      </w:pPr>
+      <w:rPr>
+        <w:rFonts w:ascii="Symbol" w:hAnsi="Symbol" w:hint="default"/>
+      </w:rPr>
+    </w:lvl>
+    <w:lvl w:ilvl="4" w:tplc="280A0003" w:tentative="1">
+      <w:start w:val="1"/>
+      <w:numFmt w:val="bullet"/>
+      <w:lvlText w:val="o"/>
+      <w:lvlJc w:val="left"/>
+      <w:pPr>
+        <w:ind w:left="3600" w:hanging="360"/>
+      </w:pPr>
+      <w:rPr>
+        <w:rFonts w:ascii="Courier New" w:hAnsi="Courier New" w:cs="Courier New" w:hint="default"/>
+      </w:rPr>
+    </w:lvl>
+    <w:lvl w:ilvl="5" w:tplc="280A0005" w:tentative="1">
+      <w:start w:val="1"/>
+      <w:numFmt w:val="bullet"/>
+      <w:lvlText w:val=""/>
+      <w:lvlJc w:val="left"/>
+      <w:pPr>
+        <w:ind w:left="4320" w:hanging="360"/>
+      </w:pPr>
+      <w:rPr>
+        <w:rFonts w:ascii="Wingdings" w:hAnsi="Wingdings" w:hint="default"/>
+      </w:rPr>
+    </w:lvl>
+    <w:lvl w:ilvl="6" w:tplc="280A0001" w:tentative="1">
+      <w:start w:val="1"/>
+      <w:numFmt w:val="bullet"/>
+      <w:lvlText w:val=""/>
+      <w:lvlJc w:val="left"/>
+      <w:pPr>
+        <w:ind w:left="5040" w:hanging="360"/>
+      </w:pPr>
+      <w:rPr>
+        <w:rFonts w:ascii="Symbol" w:hAnsi="Symbol" w:hint="default"/>
+      </w:rPr>
+    </w:lvl>
+    <w:lvl w:ilvl="7" w:tplc="280A0003" w:tentative="1">
+      <w:start w:val="1"/>
+      <w:numFmt w:val="bullet"/>
+      <w:lvlText w:val="o"/>
+      <w:lvlJc w:val="left"/>
+      <w:pPr>
+        <w:ind w:left="5760" w:hanging="360"/>
+      </w:pPr>
+      <w:rPr>
+        <w:rFonts w:ascii="Courier New" w:hAnsi="Courier New" w:cs="Courier New" w:hint="default"/>
+      </w:rPr>
+    </w:lvl>
+    <w:lvl w:ilvl="8" w:tplc="280A0005" w:tentative="1">
+      <w:start w:val="1"/>
+      <w:numFmt w:val="bullet"/>
+      <w:lvlText w:val=""/>
+      <w:lvlJc w:val="left"/>
+      <w:pPr>
+        <w:ind w:left="6480" w:hanging="360"/>
+      </w:pPr>
+      <w:rPr>
+        <w:rFonts w:ascii="Wingdings" w:hAnsi="Wingdings" w:hint="default"/>
+      </w:rPr>
+    </w:lvl>
+  </w:abstractNum>
+  <w:abstractNum w:abstractNumId="1" w15:restartNumberingAfterBreak="0">
+    <w:nsid w:val="6FAA2CEB"/>
+    <w:multiLevelType w:val="hybridMultilevel"/>
+    <w:tmpl w:val="C26ADF9A"/>
+    <w:lvl w:ilvl="0" w:tplc="280A000B">
+      <w:start w:val="1"/>
+      <w:numFmt w:val="bullet"/>
+      <w:lvlText w:val=""/>
+      <w:lvlJc w:val="left"/>
+      <w:pPr>
+        <w:ind w:left="720" w:hanging="360"/>
+      </w:pPr>
+      <w:rPr>
+        <w:rFonts w:ascii="Wingdings" w:hAnsi="Wingdings" w:hint="default"/>
+      </w:rPr>
+    </w:lvl>
+    <w:lvl w:ilvl="1" w:tplc="280A0003" w:tentative="1">
+      <w:start w:val="1"/>
+      <w:numFmt w:val="bullet"/>
+      <w:lvlText w:val="o"/>
+      <w:lvlJc w:val="left"/>
+      <w:pPr>
+        <w:ind w:left="1440" w:hanging="360"/>
+      </w:pPr>
+      <w:rPr>
+        <w:rFonts w:ascii="Courier New" w:hAnsi="Courier New" w:cs="Courier New" w:hint="default"/>
+      </w:rPr>
+    </w:lvl>
+    <w:lvl w:ilvl="2" w:tplc="280A0005" w:tentative="1">
+      <w:start w:val="1"/>
+      <w:numFmt w:val="bullet"/>
+      <w:lvlText w:val=""/>
+      <w:lvlJc w:val="left"/>
+      <w:pPr>
+        <w:ind w:left="2160" w:hanging="360"/>
+      </w:pPr>
+      <w:rPr>
+        <w:rFonts w:ascii="Wingdings" w:hAnsi="Wingdings" w:hint="default"/>
+      </w:rPr>
+    </w:lvl>
+    <w:lvl w:ilvl="3" w:tplc="280A0001" w:tentative="1">
+      <w:start w:val="1"/>
+      <w:numFmt w:val="bullet"/>
+      <w:lvlText w:val=""/>
+      <w:lvlJc w:val="left"/>
+      <w:pPr>
+        <w:ind w:left="2880" w:hanging="360"/>
+      </w:pPr>
+      <w:rPr>
+        <w:rFonts w:ascii="Symbol" w:hAnsi="Symbol" w:hint="default"/>
+      </w:rPr>
+    </w:lvl>
+    <w:lvl w:ilvl="4" w:tplc="280A0003" w:tentative="1">
+      <w:start w:val="1"/>
+      <w:numFmt w:val="bullet"/>
+      <w:lvlText w:val="o"/>
+      <w:lvlJc w:val="left"/>
+      <w:pPr>
+        <w:ind w:left="3600" w:hanging="360"/>
+      </w:pPr>
+      <w:rPr>
+        <w:rFonts w:ascii="Courier New" w:hAnsi="Courier New" w:cs="Courier New" w:hint="default"/>
+      </w:rPr>
+    </w:lvl>
+    <w:lvl w:ilvl="5" w:tplc="280A0005" w:tentative="1">
+      <w:start w:val="1"/>
+      <w:numFmt w:val="bullet"/>
+      <w:lvlText w:val=""/>
+      <w:lvlJc w:val="left"/>
+      <w:pPr>
+        <w:ind w:left="4320" w:hanging="360"/>
+      </w:pPr>
+      <w:rPr>
+        <w:rFonts w:ascii="Wingdings" w:hAnsi="Wingdings" w:hint="default"/>
+      </w:rPr>
+    </w:lvl>
+    <w:lvl w:ilvl="6" w:tplc="280A0001" w:tentative="1">
+      <w:start w:val="1"/>
+      <w:numFmt w:val="bullet"/>
+      <w:lvlText w:val=""/>
+      <w:lvlJc w:val="left"/>
+      <w:pPr>
+        <w:ind w:left="5040" w:hanging="360"/>
+      </w:pPr>
+      <w:rPr>
+        <w:rFonts w:ascii="Symbol" w:hAnsi="Symbol" w:hint="default"/>
+      </w:rPr>
+    </w:lvl>
+    <w:lvl w:ilvl="7" w:tplc="280A0003" w:tentative="1">
+      <w:start w:val="1"/>
+      <w:numFmt w:val="bullet"/>
+      <w:lvlText w:val="o"/>
+      <w:lvlJc w:val="left"/>
+      <w:pPr>
+        <w:ind w:left="5760" w:hanging="360"/>
+      </w:pPr>
+      <w:rPr>
+        <w:rFonts w:ascii="Courier New" w:hAnsi="Courier New" w:cs="Courier New" w:hint="default"/>
+      </w:rPr>
+    </w:lvl>
+    <w:lvl w:ilvl="8" w:tplc="280A0005" w:tentative="1">
+      <w:start w:val="1"/>
+      <w:numFmt w:val="bullet"/>
+      <w:lvlText w:val=""/>
+      <w:lvlJc w:val="left"/>
+      <w:pPr>
+        <w:ind w:left="6480" w:hanging="360"/>
+      </w:pPr>
+      <w:rPr>
+        <w:rFonts w:ascii="Wingdings" w:hAnsi="Wingdings" w:hint="default"/>
+      </w:rPr>
+    </w:lvl>
+  </w:abstractNum>
+  <w:abstractNum w:abstractNumId="2" w15:restartNumberingAfterBreak="0">
+    <w:nsid w:val="773D26C7"/>
+    <w:multiLevelType w:val="hybridMultilevel"/>
+    <w:tmpl w:val="B94E5AE4"/>
+    <w:lvl w:ilvl="0" w:tplc="280A000B">
+      <w:start w:val="1"/>
+      <w:numFmt w:val="bullet"/>
+      <w:lvlText w:val=""/>
+      <w:lvlJc w:val="left"/>
+      <w:pPr>
+        <w:ind w:left="720" w:hanging="360"/>
+      </w:pPr>
+      <w:rPr>
+        <w:rFonts w:ascii="Wingdings" w:hAnsi="Wingdings" w:hint="default"/>
+      </w:rPr>
+    </w:lvl>
+    <w:lvl w:ilvl="1" w:tplc="280A0003" w:tentative="1">
+      <w:start w:val="1"/>
+      <w:numFmt w:val="bullet"/>
+      <w:lvlText w:val="o"/>
+      <w:lvlJc w:val="left"/>
+      <w:pPr>
+        <w:ind w:left="1440" w:hanging="360"/>
+      </w:pPr>
+      <w:rPr>
+        <w:rFonts w:ascii="Courier New" w:hAnsi="Courier New" w:cs="Courier New" w:hint="default"/>
+      </w:rPr>
+    </w:lvl>
+    <w:lvl w:ilvl="2" w:tplc="280A0005" w:tentative="1">
+      <w:start w:val="1"/>
+      <w:numFmt w:val="bullet"/>
+      <w:lvlText w:val=""/>
+      <w:lvlJc w:val="left"/>
+      <w:pPr>
+        <w:ind w:left="2160" w:hanging="360"/>
+      </w:pPr>
+      <w:rPr>
+        <w:rFonts w:ascii="Wingdings" w:hAnsi="Wingdings" w:hint="default"/>
+      </w:rPr>
+    </w:lvl>
+    <w:lvl w:ilvl="3" w:tplc="280A0001" w:tentative="1">
+      <w:start w:val="1"/>
+      <w:numFmt w:val="bullet"/>
+      <w:lvlText w:val=""/>
+      <w:lvlJc w:val="left"/>
+      <w:pPr>
+        <w:ind w:left="2880" w:hanging="360"/>
+      </w:pPr>
+      <w:rPr>
+        <w:rFonts w:ascii="Symbol" w:hAnsi="Symbol" w:hint="default"/>
+      </w:rPr>
+    </w:lvl>
+    <w:lvl w:ilvl="4" w:tplc="280A0003" w:tentative="1">
+      <w:start w:val="1"/>
+      <w:numFmt w:val="bullet"/>
+      <w:lvlText w:val="o"/>
+      <w:lvlJc w:val="left"/>
+      <w:pPr>
+        <w:ind w:left="3600" w:hanging="360"/>
+      </w:pPr>
+      <w:rPr>
+        <w:rFonts w:ascii="Courier New" w:hAnsi="Courier New" w:cs="Courier New" w:hint="default"/>
+      </w:rPr>
+    </w:lvl>
+    <w:lvl w:ilvl="5" w:tplc="280A0005" w:tentative="1">
+      <w:start w:val="1"/>
+      <w:numFmt w:val="bullet"/>
+      <w:lvlText w:val=""/>
+      <w:lvlJc w:val="left"/>
+      <w:pPr>
+        <w:ind w:left="4320" w:hanging="360"/>
+      </w:pPr>
+      <w:rPr>
+        <w:rFonts w:ascii="Wingdings" w:hAnsi="Wingdings" w:hint="default"/>
+      </w:rPr>
+    </w:lvl>
+    <w:lvl w:ilvl="6" w:tplc="280A0001" w:tentative="1">
+      <w:start w:val="1"/>
+      <w:numFmt w:val="bullet"/>
+      <w:lvlText w:val=""/>
+      <w:lvlJc w:val="left"/>
+      <w:pPr>
+        <w:ind w:left="5040" w:hanging="360"/>
+      </w:pPr>
+      <w:rPr>
+        <w:rFonts w:ascii="Symbol" w:hAnsi="Symbol" w:hint="default"/>
+      </w:rPr>
+    </w:lvl>
+    <w:lvl w:ilvl="7" w:tplc="280A0003" w:tentative="1">
+      <w:start w:val="1"/>
+      <w:numFmt w:val="bullet"/>
+      <w:lvlText w:val="o"/>
+      <w:lvlJc w:val="left"/>
+      <w:pPr>
+        <w:ind w:left="5760" w:hanging="360"/>
+      </w:pPr>
+      <w:rPr>
+        <w:rFonts w:ascii="Courier New" w:hAnsi="Courier New" w:cs="Courier New" w:hint="default"/>
+      </w:rPr>
+    </w:lvl>
+    <w:lvl w:ilvl="8" w:tplc="280A0005" w:tentative="1">
+      <w:start w:val="1"/>
+      <w:numFmt w:val="bullet"/>
+      <w:lvlText w:val=""/>
+      <w:lvlJc w:val="left"/>
+      <w:pPr>
+        <w:ind w:left="6480" w:hanging="360"/>
+      </w:pPr>
+      <w:rPr>
+        <w:rFonts w:ascii="Wingdings" w:hAnsi="Wingdings" w:hint="default"/>
+      </w:rPr>
+    </w:lvl>
+  </w:abstractNum>
+  <w:abstractNum w:abstractNumId="3" w15:restartNumberingAfterBreak="0">
+    <w:nsid w:val="7A9630E5"/>
+    <w:multiLevelType w:val="hybridMultilevel"/>
+    <w:tmpl w:val="18723A52"/>
+    <w:lvl w:ilvl="0" w:tplc="280A000B">
+      <w:start w:val="1"/>
+      <w:numFmt w:val="bullet"/>
+      <w:lvlText w:val=""/>
+      <w:lvlJc w:val="left"/>
+      <w:pPr>
+        <w:ind w:left="720" w:hanging="360"/>
+      </w:pPr>
+      <w:rPr>
+        <w:rFonts w:ascii="Wingdings" w:hAnsi="Wingdings" w:hint="default"/>
+      </w:rPr>
+    </w:lvl>
+    <w:lvl w:ilvl="1" w:tplc="280A0003" w:tentative="1">
+      <w:start w:val="1"/>
+      <w:numFmt w:val="bullet"/>
+      <w:lvlText w:val="o"/>
+      <w:lvlJc w:val="left"/>
+      <w:pPr>
+        <w:ind w:left="1440" w:hanging="360"/>
+      </w:pPr>
+      <w:rPr>
+        <w:rFonts w:ascii="Courier New" w:hAnsi="Courier New" w:cs="Courier New" w:hint="default"/>
+      </w:rPr>
+    </w:lvl>
+    <w:lvl w:ilvl="2" w:tplc="280A0005" w:tentative="1">
+      <w:start w:val="1"/>
+      <w:numFmt w:val="bullet"/>
+      <w:lvlText w:val=""/>
+      <w:lvlJc w:val="left"/>
+      <w:pPr>
+        <w:ind w:left="2160" w:hanging="360"/>
+      </w:pPr>
+      <w:rPr>
+        <w:rFonts w:ascii="Wingdings" w:hAnsi="Wingdings" w:hint="default"/>
+      </w:rPr>
+    </w:lvl>
+    <w:lvl w:ilvl="3" w:tplc="280A0001" w:tentative="1">
+      <w:start w:val="1"/>
+      <w:numFmt w:val="bullet"/>
+      <w:lvlText w:val=""/>
+      <w:lvlJc w:val="left"/>
+      <w:pPr>
+        <w:ind w:left="2880" w:hanging="360"/>
+      </w:pPr>
+      <w:rPr>
+        <w:rFonts w:ascii="Symbol" w:hAnsi="Symbol" w:hint="default"/>
+      </w:rPr>
+    </w:lvl>
+    <w:lvl w:ilvl="4" w:tplc="280A0003" w:tentative="1">
+      <w:start w:val="1"/>
+      <w:numFmt w:val="bullet"/>
+      <w:lvlText w:val="o"/>
+      <w:lvlJc w:val="left"/>
+      <w:pPr>
+        <w:ind w:left="3600" w:hanging="360"/>
+      </w:pPr>
+      <w:rPr>
+        <w:rFonts w:ascii="Courier New" w:hAnsi="Courier New" w:cs="Courier New" w:hint="default"/>
+      </w:rPr>
+    </w:lvl>
+    <w:lvl w:ilvl="5" w:tplc="280A0005" w:tentative="1">
+      <w:start w:val="1"/>
+      <w:numFmt w:val="bullet"/>
+      <w:lvlText w:val=""/>
+      <w:lvlJc w:val="left"/>
+      <w:pPr>
+        <w:ind w:left="4320" w:hanging="360"/>
+      </w:pPr>
+      <w:rPr>
+        <w:rFonts w:ascii="Wingdings" w:hAnsi="Wingdings" w:hint="default"/>
+      </w:rPr>
+    </w:lvl>
+    <w:lvl w:ilvl="6" w:tplc="280A0001" w:tentative="1">
+      <w:start w:val="1"/>
+      <w:numFmt w:val="bullet"/>
+      <w:lvlText w:val=""/>
+      <w:lvlJc w:val="left"/>
+      <w:pPr>
+        <w:ind w:left="5040" w:hanging="360"/>
+      </w:pPr>
+      <w:rPr>
+        <w:rFonts w:ascii="Symbol" w:hAnsi="Symbol" w:hint="default"/>
+      </w:rPr>
+    </w:lvl>
+    <w:lvl w:ilvl="7" w:tplc="280A0003" w:tentative="1">
+      <w:start w:val="1"/>
+      <w:numFmt w:val="bullet"/>
+      <w:lvlText w:val="o"/>
+      <w:lvlJc w:val="left"/>
+      <w:pPr>
+        <w:ind w:left="5760" w:hanging="360"/>
+      </w:pPr>
+      <w:rPr>
+        <w:rFonts w:ascii="Courier New" w:hAnsi="Courier New" w:cs="Courier New" w:hint="default"/>
+      </w:rPr>
+    </w:lvl>
+    <w:lvl w:ilvl="8" w:tplc="280A0005" w:tentative="1">
+      <w:start w:val="1"/>
+      <w:numFmt w:val="bullet"/>
+      <w:lvlText w:val=""/>
+      <w:lvlJc w:val="left"/>
+      <w:pPr>
+        <w:ind w:left="6480" w:hanging="360"/>
+      </w:pPr>
+      <w:rPr>
+        <w:rFonts w:ascii="Wingdings" w:hAnsi="Wingdings" w:hint="default"/>
+      </w:rPr>
+    </w:lvl>
+  </w:abstractNum>
+  <w:num w:numId="1">
+    <w:abstractNumId w:val="2"/>
+  </w:num>
+  <w:num w:numId="2">
+    <w:abstractNumId w:val="3"/>
+  </w:num>
+  <w:num w:numId="3">
+    <w:abstractNumId w:val="1"/>
+  </w:num>
+  <w:num w:numId="4">
+    <w:abstractNumId w:val="0"/>
+  </w:num>
+</w:numbering>
 </file>
 
 <file path=word/styles.xml><?xml version="1.0" encoding="utf-8"?>
@@ -2651,6 +4188,17 @@
       </w:tblBorders>
     </w:tblPr>
   </w:style>
+  <w:style w:type="character" w:styleId="nfasis">
+    <w:name w:val="Emphasis"/>
+    <w:basedOn w:val="Fuentedeprrafopredeter"/>
+    <w:uiPriority w:val="20"/>
+    <w:qFormat/>
+    <w:rsid w:val="00674904"/>
+    <w:rPr>
+      <w:i/>
+      <w:iCs/>
+    </w:rPr>
+  </w:style>
 </w:styles>
 </file>
 

--- a/INFORME_REACCION DE METODOS LOGARITMICOS.docx
+++ b/INFORME_REACCION DE METODOS LOGARITMICOS.docx
@@ -70,7 +70,7 @@
           </mc:Choice>
           <mc:Fallback>
             <w:pict>
-              <v:line w14:anchorId="4A5949E2" id="Conector recto 2" o:spid="_x0000_s1026" style="position:absolute;z-index:251659264;visibility:visible;mso-wrap-style:square;mso-width-percent:0;mso-wrap-distance-left:9pt;mso-wrap-distance-top:0;mso-wrap-distance-right:9pt;mso-wrap-distance-bottom:0;mso-position-horizontal:absolute;mso-position-horizontal-relative:text;mso-position-vertical:absolute;mso-position-vertical-relative:text;mso-width-percent:0;mso-width-relative:margin" from="-2.5pt,-21.75pt" to="473pt,-21.75pt" o:gfxdata="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" strokecolor="white [3212]" strokeweight="4.5pt">
+              <v:line w14:anchorId="4C2B2D63" id="Conector recto 2" o:spid="_x0000_s1026" style="position:absolute;z-index:251659264;visibility:visible;mso-wrap-style:square;mso-width-percent:0;mso-wrap-distance-left:9pt;mso-wrap-distance-top:0;mso-wrap-distance-right:9pt;mso-wrap-distance-bottom:0;mso-position-horizontal:absolute;mso-position-horizontal-relative:text;mso-position-vertical:absolute;mso-position-vertical-relative:text;mso-width-percent:0;mso-width-relative:margin" from="-2.5pt,-21.75pt" to="473pt,-21.75pt" o:gfxdata="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" strokecolor="white [3212]" strokeweight="4.5pt">
                 <v:stroke joinstyle="miter"/>
               </v:line>
             </w:pict>
@@ -1346,11 +1346,6 @@
     <w:p>
       <w:pPr>
         <w:pStyle w:val="Estilo20"/>
-      </w:pPr>
-    </w:p>
-    <w:p>
-      <w:pPr>
-        <w:pStyle w:val="Estilo20"/>
         <w:sectPr>
           <w:headerReference w:type="default" r:id="rId10"/>
           <w:footerReference w:type="default" r:id="rId11"/>
@@ -1368,15 +1363,6 @@
           <w:b/>
           <w:bCs w:val="0"/>
         </w:rPr>
-      </w:pPr>
-    </w:p>
-    <w:p>
-      <w:pPr>
-        <w:pStyle w:val="Estilo20"/>
-        <w:rPr>
-          <w:b/>
-          <w:bCs w:val="0"/>
-        </w:rPr>
         <w:sectPr>
           <w:type w:val="continuous"/>
           <w:pgSz w:w="12240" w:h="15840" w:code="1"/>
@@ -1960,7 +1946,13 @@
         </w:numPr>
       </w:pPr>
       <w:r>
-        <w:t>Tiempo estimado:</w:t>
+        <w:t xml:space="preserve">Tiempo </w:t>
+      </w:r>
+      <w:r>
+        <w:t xml:space="preserve">promedio </w:t>
+      </w:r>
+      <w:r>
+        <w:t>estimado:</w:t>
       </w:r>
     </w:p>
     <w:p>
@@ -2056,7 +2048,13 @@
         </w:numPr>
       </w:pPr>
       <w:r>
-        <w:t>Tiempo estimado:</w:t>
+        <w:t xml:space="preserve">Tiempo </w:t>
+      </w:r>
+      <w:r>
+        <w:t xml:space="preserve">promedio </w:t>
+      </w:r>
+      <w:r>
+        <w:t>estimado:</w:t>
       </w:r>
     </w:p>
     <w:p>
@@ -2153,7 +2151,13 @@
       </w:pPr>
       <w:r>
         <w:lastRenderedPageBreak/>
-        <w:t>Tiempo estimado:</w:t>
+        <w:t xml:space="preserve">Tiempo </w:t>
+      </w:r>
+      <w:r>
+        <w:t xml:space="preserve">promedio </w:t>
+      </w:r>
+      <w:r>
+        <w:t>estimado:</w:t>
       </w:r>
     </w:p>
     <w:p>
@@ -2252,7 +2256,13 @@
         </w:numPr>
       </w:pPr>
       <w:r>
-        <w:t>Tiempo estimado:</w:t>
+        <w:t xml:space="preserve">Tiempo </w:t>
+      </w:r>
+      <w:r>
+        <w:t xml:space="preserve">promedio </w:t>
+      </w:r>
+      <w:r>
+        <w:t>estimado:</w:t>
       </w:r>
     </w:p>
     <w:p>
@@ -2269,27 +2279,63 @@
     <w:p>
       <w:pPr>
         <w:pStyle w:val="Estilo20"/>
-      </w:pPr>
-      <w:r>
+        <w:rPr>
+          <w:b/>
+          <w:bCs w:val="0"/>
+        </w:rPr>
+      </w:pPr>
+      <w:r>
+        <w:rPr>
+          <w:b/>
+          <w:bCs w:val="0"/>
+        </w:rPr>
         <w:t>1.2</w:t>
       </w:r>
       <w:r>
+        <w:rPr>
+          <w:b/>
+          <w:bCs w:val="0"/>
+        </w:rPr>
         <w:t xml:space="preserve"> Representación Gráfica</w:t>
       </w:r>
     </w:p>
     <w:p>
       <w:pPr>
         <w:pStyle w:val="Estilo20"/>
-      </w:pPr>
-      <w:r>
+        <w:rPr>
+          <w:b/>
+          <w:bCs w:val="0"/>
+          <w:i/>
+          <w:iCs/>
+        </w:rPr>
+      </w:pPr>
+      <w:r>
+        <w:rPr>
+          <w:b/>
+          <w:bCs w:val="0"/>
+          <w:i/>
+          <w:iCs/>
+        </w:rPr>
         <w:t xml:space="preserve">1.2.1 Gráfica </w:t>
       </w:r>
       <w:proofErr w:type="spellStart"/>
       <w:r>
+        <w:rPr>
+          <w:b/>
+          <w:bCs w:val="0"/>
+          <w:i/>
+          <w:iCs/>
+        </w:rPr>
         <w:t>Shellsort</w:t>
       </w:r>
       <w:proofErr w:type="spellEnd"/>
       <w:r>
+        <w:rPr>
+          <w:b/>
+          <w:bCs w:val="0"/>
+          <w:i/>
+          <w:iCs/>
+        </w:rPr>
         <w:t>:</w:t>
       </w:r>
     </w:p>
@@ -2312,8 +2358,20 @@
     <w:p>
       <w:pPr>
         <w:pStyle w:val="Estilo20"/>
-      </w:pPr>
-      <w:r>
+        <w:rPr>
+          <w:b/>
+          <w:bCs w:val="0"/>
+          <w:i/>
+          <w:iCs/>
+        </w:rPr>
+      </w:pPr>
+      <w:r>
+        <w:rPr>
+          <w:b/>
+          <w:bCs w:val="0"/>
+          <w:i/>
+          <w:iCs/>
+        </w:rPr>
         <w:t>1.2.2 Gráfica Quicksort:</w:t>
       </w:r>
     </w:p>

--- a/INFORME_REACCION DE METODOS LOGARITMICOS.docx
+++ b/INFORME_REACCION DE METODOS LOGARITMICOS.docx
@@ -327,13 +327,7 @@
         <w:t>en la UNJBG</w:t>
       </w:r>
       <w:r>
-        <w:t xml:space="preserve">. </w:t>
-      </w:r>
-      <w:r>
-        <w:t>E-mail:</w:t>
-      </w:r>
-      <w:r>
-        <w:t xml:space="preserve"> </w:t>
+        <w:t xml:space="preserve">. E-mail: </w:t>
       </w:r>
     </w:p>
     <w:p>
@@ -1799,7 +1793,10 @@
         </w:numPr>
       </w:pPr>
       <w:r>
-        <w:t>“Ti</w:t>
+        <w:t>“T</w:t>
+      </w:r>
+      <w:r>
+        <w:t>i</w:t>
       </w:r>
       <w:proofErr w:type="gramStart"/>
       <w:r>
@@ -1850,7 +1847,22 @@
         <w:t>ga</w:t>
       </w:r>
       <w:r>
-        <w:t>rítmica para diferentes arreglos no ordenados. El tiempo se medirá en segundos y “n” constantemente variará de forma creciente.</w:t>
+        <w:t>rítmica para diferentes arreglos no ordenados</w:t>
+      </w:r>
+      <w:r>
+        <w:t xml:space="preserve"> y</w:t>
+      </w:r>
+      <w:r>
+        <w:t>. El tiempo se medirá en segundos</w:t>
+      </w:r>
+      <w:r>
+        <w:t>, se contemplará</w:t>
+      </w:r>
+      <w:r>
+        <w:t xml:space="preserve"> el tiempo de ejecución de las impresiones por cada algoritmo</w:t>
+      </w:r>
+      <w:r>
+        <w:t xml:space="preserve"> y “n” constantemente variará de forma creciente.</w:t>
       </w:r>
     </w:p>
     <w:p>
@@ -1901,6 +1913,104 @@
           <w:iCs/>
         </w:rPr>
         <w:t>1.1.1 Testeo n°01</w:t>
+      </w:r>
+    </w:p>
+    <w:p>
+      <w:pPr>
+        <w:pStyle w:val="Estilo20"/>
+        <w:rPr>
+          <w:b/>
+          <w:bCs w:val="0"/>
+          <w:i/>
+          <w:iCs/>
+        </w:rPr>
+      </w:pPr>
+      <w:r>
+        <w:rPr>
+          <w:b/>
+          <w:bCs w:val="0"/>
+          <w:i/>
+          <w:iCs/>
+        </w:rPr>
+        <w:drawing>
+          <wp:inline distT="0" distB="0" distL="0" distR="0" wp14:anchorId="2BA6D0E4" wp14:editId="3E7DCCAC">
+            <wp:extent cx="2747010" cy="958850"/>
+            <wp:effectExtent l="0" t="0" r="0" b="0"/>
+            <wp:docPr id="1" name="Imagen 1"/>
+            <wp:cNvGraphicFramePr>
+              <a:graphicFrameLocks xmlns:a="http://schemas.openxmlformats.org/drawingml/2006/main" noChangeAspect="1"/>
+            </wp:cNvGraphicFramePr>
+            <a:graphic xmlns:a="http://schemas.openxmlformats.org/drawingml/2006/main">
+              <a:graphicData uri="http://schemas.openxmlformats.org/drawingml/2006/picture">
+                <pic:pic xmlns:pic="http://schemas.openxmlformats.org/drawingml/2006/picture">
+                  <pic:nvPicPr>
+                    <pic:cNvPr id="1" name=""/>
+                    <pic:cNvPicPr/>
+                  </pic:nvPicPr>
+                  <pic:blipFill>
+                    <a:blip r:embed="rId12"/>
+                    <a:stretch>
+                      <a:fillRect/>
+                    </a:stretch>
+                  </pic:blipFill>
+                  <pic:spPr>
+                    <a:xfrm>
+                      <a:off x="0" y="0"/>
+                      <a:ext cx="2747010" cy="958850"/>
+                    </a:xfrm>
+                    <a:prstGeom prst="rect">
+                      <a:avLst/>
+                    </a:prstGeom>
+                  </pic:spPr>
+                </pic:pic>
+              </a:graphicData>
+            </a:graphic>
+          </wp:inline>
+        </w:drawing>
+      </w:r>
+    </w:p>
+    <w:p>
+      <w:pPr>
+        <w:pStyle w:val="Estilo20"/>
+        <w:rPr>
+          <w:i/>
+          <w:iCs/>
+          <w:color w:val="767171" w:themeColor="background2" w:themeShade="80"/>
+          <w:sz w:val="18"/>
+          <w:szCs w:val="28"/>
+        </w:rPr>
+      </w:pPr>
+      <w:r>
+        <w:rPr>
+          <w:i/>
+          <w:iCs/>
+          <w:color w:val="767171" w:themeColor="background2" w:themeShade="80"/>
+          <w:sz w:val="18"/>
+          <w:szCs w:val="28"/>
+        </w:rPr>
+        <w:t>Fuente: Dev-</w:t>
+      </w:r>
+      <w:proofErr w:type="spellStart"/>
+      <w:r>
+        <w:rPr>
+          <w:i/>
+          <w:iCs/>
+          <w:color w:val="767171" w:themeColor="background2" w:themeShade="80"/>
+          <w:sz w:val="18"/>
+          <w:szCs w:val="28"/>
+        </w:rPr>
+        <w:t>c++</w:t>
+      </w:r>
+      <w:proofErr w:type="spellEnd"/>
+      <w:r>
+        <w:rPr>
+          <w:i/>
+          <w:iCs/>
+          <w:color w:val="767171" w:themeColor="background2" w:themeShade="80"/>
+          <w:sz w:val="18"/>
+          <w:szCs w:val="28"/>
+        </w:rPr>
+        <w:t xml:space="preserve"> 5.11</w:t>
       </w:r>
     </w:p>
     <w:p>
@@ -1924,6 +2034,43 @@
       <w:pPr>
         <w:pStyle w:val="Estilo20"/>
       </w:pPr>
+      <w:r>
+        <w:drawing>
+          <wp:inline distT="0" distB="0" distL="0" distR="0" wp14:anchorId="1AE2F7DF" wp14:editId="2A49B422">
+            <wp:extent cx="2747010" cy="167005"/>
+            <wp:effectExtent l="0" t="0" r="0" b="4445"/>
+            <wp:docPr id="9" name="Imagen 9"/>
+            <wp:cNvGraphicFramePr>
+              <a:graphicFrameLocks xmlns:a="http://schemas.openxmlformats.org/drawingml/2006/main" noChangeAspect="1"/>
+            </wp:cNvGraphicFramePr>
+            <a:graphic xmlns:a="http://schemas.openxmlformats.org/drawingml/2006/main">
+              <a:graphicData uri="http://schemas.openxmlformats.org/drawingml/2006/picture">
+                <pic:pic xmlns:pic="http://schemas.openxmlformats.org/drawingml/2006/picture">
+                  <pic:nvPicPr>
+                    <pic:cNvPr id="1" name=""/>
+                    <pic:cNvPicPr/>
+                  </pic:nvPicPr>
+                  <pic:blipFill>
+                    <a:blip r:embed="rId13"/>
+                    <a:stretch>
+                      <a:fillRect/>
+                    </a:stretch>
+                  </pic:blipFill>
+                  <pic:spPr>
+                    <a:xfrm>
+                      <a:off x="0" y="0"/>
+                      <a:ext cx="2747010" cy="167005"/>
+                    </a:xfrm>
+                    <a:prstGeom prst="rect">
+                      <a:avLst/>
+                    </a:prstGeom>
+                  </pic:spPr>
+                </pic:pic>
+              </a:graphicData>
+            </a:graphic>
+          </wp:inline>
+        </w:drawing>
+      </w:r>
     </w:p>
     <w:p>
       <w:pPr>
@@ -1940,6 +2087,48 @@
     <w:p>
       <w:pPr>
         <w:pStyle w:val="Estilo20"/>
+      </w:pPr>
+      <w:r>
+        <w:drawing>
+          <wp:inline distT="0" distB="0" distL="0" distR="0" wp14:anchorId="0299D429" wp14:editId="2C395E32">
+            <wp:extent cx="2747010" cy="146685"/>
+            <wp:effectExtent l="0" t="0" r="0" b="5715"/>
+            <wp:docPr id="10" name="Imagen 10"/>
+            <wp:cNvGraphicFramePr>
+              <a:graphicFrameLocks xmlns:a="http://schemas.openxmlformats.org/drawingml/2006/main" noChangeAspect="1"/>
+            </wp:cNvGraphicFramePr>
+            <a:graphic xmlns:a="http://schemas.openxmlformats.org/drawingml/2006/main">
+              <a:graphicData uri="http://schemas.openxmlformats.org/drawingml/2006/picture">
+                <pic:pic xmlns:pic="http://schemas.openxmlformats.org/drawingml/2006/picture">
+                  <pic:nvPicPr>
+                    <pic:cNvPr id="1" name=""/>
+                    <pic:cNvPicPr/>
+                  </pic:nvPicPr>
+                  <pic:blipFill>
+                    <a:blip r:embed="rId14"/>
+                    <a:stretch>
+                      <a:fillRect/>
+                    </a:stretch>
+                  </pic:blipFill>
+                  <pic:spPr>
+                    <a:xfrm>
+                      <a:off x="0" y="0"/>
+                      <a:ext cx="2747010" cy="146685"/>
+                    </a:xfrm>
+                    <a:prstGeom prst="rect">
+                      <a:avLst/>
+                    </a:prstGeom>
+                  </pic:spPr>
+                </pic:pic>
+              </a:graphicData>
+            </a:graphic>
+          </wp:inline>
+        </w:drawing>
+      </w:r>
+    </w:p>
+    <w:p>
+      <w:pPr>
+        <w:pStyle w:val="Estilo20"/>
         <w:numPr>
           <w:ilvl w:val="0"/>
           <w:numId w:val="2"/>
@@ -1960,7 +2149,55 @@
         <w:pStyle w:val="Estilo20"/>
       </w:pPr>
       <w:r>
-        <w:t>Estas fueron las primeras muestras tomadas. Comparamos ambos procesos de reacción de los algoritmos; considerando un “n” que adoptará el valor “0”.</w:t>
+        <w:drawing>
+          <wp:inline distT="0" distB="0" distL="0" distR="0" wp14:anchorId="4D4CD0E2" wp14:editId="0E167F92">
+            <wp:extent cx="2747010" cy="168910"/>
+            <wp:effectExtent l="0" t="0" r="0" b="2540"/>
+            <wp:docPr id="11" name="Imagen 11"/>
+            <wp:cNvGraphicFramePr>
+              <a:graphicFrameLocks xmlns:a="http://schemas.openxmlformats.org/drawingml/2006/main" noChangeAspect="1"/>
+            </wp:cNvGraphicFramePr>
+            <a:graphic xmlns:a="http://schemas.openxmlformats.org/drawingml/2006/main">
+              <a:graphicData uri="http://schemas.openxmlformats.org/drawingml/2006/picture">
+                <pic:pic xmlns:pic="http://schemas.openxmlformats.org/drawingml/2006/picture">
+                  <pic:nvPicPr>
+                    <pic:cNvPr id="1" name=""/>
+                    <pic:cNvPicPr/>
+                  </pic:nvPicPr>
+                  <pic:blipFill>
+                    <a:blip r:embed="rId15"/>
+                    <a:stretch>
+                      <a:fillRect/>
+                    </a:stretch>
+                  </pic:blipFill>
+                  <pic:spPr>
+                    <a:xfrm>
+                      <a:off x="0" y="0"/>
+                      <a:ext cx="2747010" cy="168910"/>
+                    </a:xfrm>
+                    <a:prstGeom prst="rect">
+                      <a:avLst/>
+                    </a:prstGeom>
+                  </pic:spPr>
+                </pic:pic>
+              </a:graphicData>
+            </a:graphic>
+          </wp:inline>
+        </w:drawing>
+      </w:r>
+    </w:p>
+    <w:p>
+      <w:pPr>
+        <w:pStyle w:val="Estilo20"/>
+      </w:pPr>
+      <w:r>
+        <w:t>Estas fueron las primeras muestras tomadas. Comparamos ambos procesos de reacción de los algoritmos; considerando un “n” que adoptará el valor “0”</w:t>
+      </w:r>
+      <w:r>
+        <w:t xml:space="preserve"> (sin elementos)</w:t>
+      </w:r>
+      <w:r>
+        <w:t>.</w:t>
       </w:r>
     </w:p>
     <w:p>
@@ -2008,6 +2245,281 @@
           <w:iCs/>
         </w:rPr>
         <w:t>2</w:t>
+      </w:r>
+    </w:p>
+    <w:p>
+      <w:pPr>
+        <w:pStyle w:val="Estilo20"/>
+        <w:rPr>
+          <w:b/>
+          <w:bCs w:val="0"/>
+          <w:i/>
+          <w:iCs/>
+        </w:rPr>
+      </w:pPr>
+      <w:r>
+        <w:rPr>
+          <w:b/>
+          <w:bCs w:val="0"/>
+          <w:i/>
+          <w:iCs/>
+        </w:rPr>
+        <w:drawing>
+          <wp:inline distT="0" distB="0" distL="0" distR="0" wp14:anchorId="0E735918" wp14:editId="7ECF3852">
+            <wp:extent cx="2747010" cy="591185"/>
+            <wp:effectExtent l="0" t="0" r="0" b="0"/>
+            <wp:docPr id="7" name="Imagen 7"/>
+            <wp:cNvGraphicFramePr>
+              <a:graphicFrameLocks xmlns:a="http://schemas.openxmlformats.org/drawingml/2006/main" noChangeAspect="1"/>
+            </wp:cNvGraphicFramePr>
+            <a:graphic xmlns:a="http://schemas.openxmlformats.org/drawingml/2006/main">
+              <a:graphicData uri="http://schemas.openxmlformats.org/drawingml/2006/picture">
+                <pic:pic xmlns:pic="http://schemas.openxmlformats.org/drawingml/2006/picture">
+                  <pic:nvPicPr>
+                    <pic:cNvPr id="1" name=""/>
+                    <pic:cNvPicPr/>
+                  </pic:nvPicPr>
+                  <pic:blipFill>
+                    <a:blip r:embed="rId16"/>
+                    <a:stretch>
+                      <a:fillRect/>
+                    </a:stretch>
+                  </pic:blipFill>
+                  <pic:spPr>
+                    <a:xfrm>
+                      <a:off x="0" y="0"/>
+                      <a:ext cx="2747010" cy="591185"/>
+                    </a:xfrm>
+                    <a:prstGeom prst="rect">
+                      <a:avLst/>
+                    </a:prstGeom>
+                  </pic:spPr>
+                </pic:pic>
+              </a:graphicData>
+            </a:graphic>
+          </wp:inline>
+        </w:drawing>
+      </w:r>
+    </w:p>
+    <w:p>
+      <w:pPr>
+        <w:pStyle w:val="Estilo20"/>
+        <w:rPr>
+          <w:i/>
+          <w:iCs/>
+          <w:color w:val="767171" w:themeColor="background2" w:themeShade="80"/>
+          <w:sz w:val="18"/>
+          <w:szCs w:val="28"/>
+        </w:rPr>
+      </w:pPr>
+      <w:r>
+        <w:rPr>
+          <w:i/>
+          <w:iCs/>
+          <w:color w:val="767171" w:themeColor="background2" w:themeShade="80"/>
+          <w:sz w:val="18"/>
+          <w:szCs w:val="28"/>
+        </w:rPr>
+        <w:t>Fuente: Dev-</w:t>
+      </w:r>
+      <w:proofErr w:type="spellStart"/>
+      <w:r>
+        <w:rPr>
+          <w:i/>
+          <w:iCs/>
+          <w:color w:val="767171" w:themeColor="background2" w:themeShade="80"/>
+          <w:sz w:val="18"/>
+          <w:szCs w:val="28"/>
+        </w:rPr>
+        <w:t>c++</w:t>
+      </w:r>
+      <w:proofErr w:type="spellEnd"/>
+      <w:r>
+        <w:rPr>
+          <w:i/>
+          <w:iCs/>
+          <w:color w:val="767171" w:themeColor="background2" w:themeShade="80"/>
+          <w:sz w:val="18"/>
+          <w:szCs w:val="28"/>
+        </w:rPr>
+        <w:t xml:space="preserve"> 5.11</w:t>
+      </w:r>
+    </w:p>
+    <w:p>
+      <w:pPr>
+        <w:pStyle w:val="Estilo20"/>
+        <w:rPr>
+          <w:i/>
+          <w:iCs/>
+          <w:color w:val="767171" w:themeColor="background2" w:themeShade="80"/>
+          <w:sz w:val="18"/>
+          <w:szCs w:val="28"/>
+        </w:rPr>
+      </w:pPr>
+      <w:r>
+        <w:rPr>
+          <w:i/>
+          <w:iCs/>
+          <w:color w:val="767171" w:themeColor="background2" w:themeShade="80"/>
+          <w:sz w:val="18"/>
+          <w:szCs w:val="28"/>
+        </w:rPr>
+        <w:lastRenderedPageBreak/>
+        <w:drawing>
+          <wp:inline distT="0" distB="0" distL="0" distR="0" wp14:anchorId="380FBFAB" wp14:editId="6945EC2A">
+            <wp:extent cx="2747010" cy="889000"/>
+            <wp:effectExtent l="0" t="0" r="0" b="6350"/>
+            <wp:docPr id="12" name="Imagen 12"/>
+            <wp:cNvGraphicFramePr>
+              <a:graphicFrameLocks xmlns:a="http://schemas.openxmlformats.org/drawingml/2006/main" noChangeAspect="1"/>
+            </wp:cNvGraphicFramePr>
+            <a:graphic xmlns:a="http://schemas.openxmlformats.org/drawingml/2006/main">
+              <a:graphicData uri="http://schemas.openxmlformats.org/drawingml/2006/picture">
+                <pic:pic xmlns:pic="http://schemas.openxmlformats.org/drawingml/2006/picture">
+                  <pic:nvPicPr>
+                    <pic:cNvPr id="1" name=""/>
+                    <pic:cNvPicPr/>
+                  </pic:nvPicPr>
+                  <pic:blipFill>
+                    <a:blip r:embed="rId17"/>
+                    <a:stretch>
+                      <a:fillRect/>
+                    </a:stretch>
+                  </pic:blipFill>
+                  <pic:spPr>
+                    <a:xfrm>
+                      <a:off x="0" y="0"/>
+                      <a:ext cx="2747010" cy="889000"/>
+                    </a:xfrm>
+                    <a:prstGeom prst="rect">
+                      <a:avLst/>
+                    </a:prstGeom>
+                  </pic:spPr>
+                </pic:pic>
+              </a:graphicData>
+            </a:graphic>
+          </wp:inline>
+        </w:drawing>
+      </w:r>
+    </w:p>
+    <w:p>
+      <w:pPr>
+        <w:pStyle w:val="Estilo20"/>
+        <w:rPr>
+          <w:i/>
+          <w:iCs/>
+          <w:color w:val="767171" w:themeColor="background2" w:themeShade="80"/>
+          <w:sz w:val="18"/>
+          <w:szCs w:val="28"/>
+        </w:rPr>
+      </w:pPr>
+      <w:r>
+        <w:rPr>
+          <w:i/>
+          <w:iCs/>
+          <w:color w:val="767171" w:themeColor="background2" w:themeShade="80"/>
+          <w:sz w:val="18"/>
+          <w:szCs w:val="28"/>
+        </w:rPr>
+        <w:drawing>
+          <wp:inline distT="0" distB="0" distL="0" distR="0" wp14:anchorId="336F7DA8" wp14:editId="2DDE2BD3">
+            <wp:extent cx="2747010" cy="542290"/>
+            <wp:effectExtent l="0" t="0" r="0" b="0"/>
+            <wp:docPr id="13" name="Imagen 13"/>
+            <wp:cNvGraphicFramePr>
+              <a:graphicFrameLocks xmlns:a="http://schemas.openxmlformats.org/drawingml/2006/main" noChangeAspect="1"/>
+            </wp:cNvGraphicFramePr>
+            <a:graphic xmlns:a="http://schemas.openxmlformats.org/drawingml/2006/main">
+              <a:graphicData uri="http://schemas.openxmlformats.org/drawingml/2006/picture">
+                <pic:pic xmlns:pic="http://schemas.openxmlformats.org/drawingml/2006/picture">
+                  <pic:nvPicPr>
+                    <pic:cNvPr id="1" name=""/>
+                    <pic:cNvPicPr/>
+                  </pic:nvPicPr>
+                  <pic:blipFill>
+                    <a:blip r:embed="rId18"/>
+                    <a:stretch>
+                      <a:fillRect/>
+                    </a:stretch>
+                  </pic:blipFill>
+                  <pic:spPr>
+                    <a:xfrm>
+                      <a:off x="0" y="0"/>
+                      <a:ext cx="2747010" cy="542290"/>
+                    </a:xfrm>
+                    <a:prstGeom prst="rect">
+                      <a:avLst/>
+                    </a:prstGeom>
+                  </pic:spPr>
+                </pic:pic>
+              </a:graphicData>
+            </a:graphic>
+          </wp:inline>
+        </w:drawing>
+      </w:r>
+    </w:p>
+    <w:p>
+      <w:pPr>
+        <w:pStyle w:val="Estilo20"/>
+        <w:rPr>
+          <w:i/>
+          <w:iCs/>
+          <w:color w:val="767171" w:themeColor="background2" w:themeShade="80"/>
+          <w:sz w:val="18"/>
+          <w:szCs w:val="28"/>
+        </w:rPr>
+      </w:pPr>
+      <w:r>
+        <w:rPr>
+          <w:i/>
+          <w:iCs/>
+          <w:color w:val="767171" w:themeColor="background2" w:themeShade="80"/>
+          <w:sz w:val="18"/>
+          <w:szCs w:val="28"/>
+        </w:rPr>
+        <w:t>(</w:t>
+      </w:r>
+      <w:r>
+        <w:rPr>
+          <w:i/>
+          <w:iCs/>
+          <w:color w:val="767171" w:themeColor="background2" w:themeShade="80"/>
+          <w:sz w:val="18"/>
+          <w:szCs w:val="28"/>
+        </w:rPr>
+        <w:t>I</w:t>
+      </w:r>
+      <w:r>
+        <w:rPr>
+          <w:i/>
+          <w:iCs/>
+          <w:color w:val="767171" w:themeColor="background2" w:themeShade="80"/>
+          <w:sz w:val="18"/>
+          <w:szCs w:val="28"/>
+        </w:rPr>
+        <w:t xml:space="preserve">mpresión del arreglo ordenado de </w:t>
+      </w:r>
+      <w:proofErr w:type="spellStart"/>
+      <w:r>
+        <w:rPr>
+          <w:i/>
+          <w:iCs/>
+          <w:color w:val="767171" w:themeColor="background2" w:themeShade="80"/>
+          <w:sz w:val="18"/>
+          <w:szCs w:val="28"/>
+        </w:rPr>
+        <w:t>Shellsort</w:t>
+      </w:r>
+      <w:proofErr w:type="spellEnd"/>
+      <w:r>
+        <w:rPr>
+          <w:i/>
+          <w:iCs/>
+          <w:color w:val="767171" w:themeColor="background2" w:themeShade="80"/>
+          <w:sz w:val="18"/>
+          <w:szCs w:val="28"/>
+        </w:rPr>
+        <w:t xml:space="preserve"> y Quicksort)</w:t>
       </w:r>
     </w:p>
     <w:p>
@@ -2030,6 +2542,48 @@
     <w:p>
       <w:pPr>
         <w:pStyle w:val="Estilo20"/>
+      </w:pPr>
+      <w:r>
+        <w:drawing>
+          <wp:inline distT="0" distB="0" distL="0" distR="0" wp14:anchorId="67A6EFFD" wp14:editId="1E15EE47">
+            <wp:extent cx="2747010" cy="154305"/>
+            <wp:effectExtent l="0" t="0" r="0" b="0"/>
+            <wp:docPr id="14" name="Imagen 14"/>
+            <wp:cNvGraphicFramePr>
+              <a:graphicFrameLocks xmlns:a="http://schemas.openxmlformats.org/drawingml/2006/main" noChangeAspect="1"/>
+            </wp:cNvGraphicFramePr>
+            <a:graphic xmlns:a="http://schemas.openxmlformats.org/drawingml/2006/main">
+              <a:graphicData uri="http://schemas.openxmlformats.org/drawingml/2006/picture">
+                <pic:pic xmlns:pic="http://schemas.openxmlformats.org/drawingml/2006/picture">
+                  <pic:nvPicPr>
+                    <pic:cNvPr id="1" name=""/>
+                    <pic:cNvPicPr/>
+                  </pic:nvPicPr>
+                  <pic:blipFill>
+                    <a:blip r:embed="rId19"/>
+                    <a:stretch>
+                      <a:fillRect/>
+                    </a:stretch>
+                  </pic:blipFill>
+                  <pic:spPr>
+                    <a:xfrm>
+                      <a:off x="0" y="0"/>
+                      <a:ext cx="2747010" cy="154305"/>
+                    </a:xfrm>
+                    <a:prstGeom prst="rect">
+                      <a:avLst/>
+                    </a:prstGeom>
+                  </pic:spPr>
+                </pic:pic>
+              </a:graphicData>
+            </a:graphic>
+          </wp:inline>
+        </w:drawing>
+      </w:r>
+    </w:p>
+    <w:p>
+      <w:pPr>
+        <w:pStyle w:val="Estilo20"/>
         <w:numPr>
           <w:ilvl w:val="0"/>
           <w:numId w:val="2"/>
@@ -2042,6 +2596,48 @@
     <w:p>
       <w:pPr>
         <w:pStyle w:val="Estilo20"/>
+      </w:pPr>
+      <w:r>
+        <w:drawing>
+          <wp:inline distT="0" distB="0" distL="0" distR="0" wp14:anchorId="1B0AD720" wp14:editId="4CD5B50A">
+            <wp:extent cx="2747010" cy="128270"/>
+            <wp:effectExtent l="0" t="0" r="0" b="5080"/>
+            <wp:docPr id="15" name="Imagen 15"/>
+            <wp:cNvGraphicFramePr>
+              <a:graphicFrameLocks xmlns:a="http://schemas.openxmlformats.org/drawingml/2006/main" noChangeAspect="1"/>
+            </wp:cNvGraphicFramePr>
+            <a:graphic xmlns:a="http://schemas.openxmlformats.org/drawingml/2006/main">
+              <a:graphicData uri="http://schemas.openxmlformats.org/drawingml/2006/picture">
+                <pic:pic xmlns:pic="http://schemas.openxmlformats.org/drawingml/2006/picture">
+                  <pic:nvPicPr>
+                    <pic:cNvPr id="1" name=""/>
+                    <pic:cNvPicPr/>
+                  </pic:nvPicPr>
+                  <pic:blipFill>
+                    <a:blip r:embed="rId20"/>
+                    <a:stretch>
+                      <a:fillRect/>
+                    </a:stretch>
+                  </pic:blipFill>
+                  <pic:spPr>
+                    <a:xfrm>
+                      <a:off x="0" y="0"/>
+                      <a:ext cx="2747010" cy="128270"/>
+                    </a:xfrm>
+                    <a:prstGeom prst="rect">
+                      <a:avLst/>
+                    </a:prstGeom>
+                  </pic:spPr>
+                </pic:pic>
+              </a:graphicData>
+            </a:graphic>
+          </wp:inline>
+        </w:drawing>
+      </w:r>
+    </w:p>
+    <w:p>
+      <w:pPr>
+        <w:pStyle w:val="Estilo20"/>
         <w:numPr>
           <w:ilvl w:val="0"/>
           <w:numId w:val="2"/>
@@ -2062,6 +2658,48 @@
         <w:pStyle w:val="Estilo20"/>
       </w:pPr>
       <w:r>
+        <w:drawing>
+          <wp:inline distT="0" distB="0" distL="0" distR="0" wp14:anchorId="55508991" wp14:editId="2D8DDA71">
+            <wp:extent cx="2747010" cy="146050"/>
+            <wp:effectExtent l="0" t="0" r="0" b="6350"/>
+            <wp:docPr id="16" name="Imagen 16"/>
+            <wp:cNvGraphicFramePr>
+              <a:graphicFrameLocks xmlns:a="http://schemas.openxmlformats.org/drawingml/2006/main" noChangeAspect="1"/>
+            </wp:cNvGraphicFramePr>
+            <a:graphic xmlns:a="http://schemas.openxmlformats.org/drawingml/2006/main">
+              <a:graphicData uri="http://schemas.openxmlformats.org/drawingml/2006/picture">
+                <pic:pic xmlns:pic="http://schemas.openxmlformats.org/drawingml/2006/picture">
+                  <pic:nvPicPr>
+                    <pic:cNvPr id="1" name=""/>
+                    <pic:cNvPicPr/>
+                  </pic:nvPicPr>
+                  <pic:blipFill>
+                    <a:blip r:embed="rId21"/>
+                    <a:stretch>
+                      <a:fillRect/>
+                    </a:stretch>
+                  </pic:blipFill>
+                  <pic:spPr>
+                    <a:xfrm>
+                      <a:off x="0" y="0"/>
+                      <a:ext cx="2747010" cy="146050"/>
+                    </a:xfrm>
+                    <a:prstGeom prst="rect">
+                      <a:avLst/>
+                    </a:prstGeom>
+                  </pic:spPr>
+                </pic:pic>
+              </a:graphicData>
+            </a:graphic>
+          </wp:inline>
+        </w:drawing>
+      </w:r>
+    </w:p>
+    <w:p>
+      <w:pPr>
+        <w:pStyle w:val="Estilo20"/>
+      </w:pPr>
+      <w:r>
         <w:t>Esta fue la primera recursión (esquema idéntico al anterior). Se compararon ambos programas nuevamente y se obtuvieron los resultados plasmados en las imágenes en las imágenes; considerando un “n” igual al valor numérico “5”.</w:t>
       </w:r>
     </w:p>
@@ -2110,6 +2748,319 @@
           <w:iCs/>
         </w:rPr>
         <w:t>3</w:t>
+      </w:r>
+    </w:p>
+    <w:p>
+      <w:pPr>
+        <w:pStyle w:val="Estilo20"/>
+        <w:rPr>
+          <w:b/>
+          <w:bCs w:val="0"/>
+          <w:i/>
+          <w:iCs/>
+        </w:rPr>
+      </w:pPr>
+      <w:r>
+        <w:rPr>
+          <w:b/>
+          <w:bCs w:val="0"/>
+          <w:i/>
+          <w:iCs/>
+        </w:rPr>
+        <w:drawing>
+          <wp:inline distT="0" distB="0" distL="0" distR="0" wp14:anchorId="1C86ECA6" wp14:editId="7612D0CF">
+            <wp:extent cx="2747010" cy="598805"/>
+            <wp:effectExtent l="0" t="0" r="0" b="0"/>
+            <wp:docPr id="17" name="Imagen 17"/>
+            <wp:cNvGraphicFramePr>
+              <a:graphicFrameLocks xmlns:a="http://schemas.openxmlformats.org/drawingml/2006/main" noChangeAspect="1"/>
+            </wp:cNvGraphicFramePr>
+            <a:graphic xmlns:a="http://schemas.openxmlformats.org/drawingml/2006/main">
+              <a:graphicData uri="http://schemas.openxmlformats.org/drawingml/2006/picture">
+                <pic:pic xmlns:pic="http://schemas.openxmlformats.org/drawingml/2006/picture">
+                  <pic:nvPicPr>
+                    <pic:cNvPr id="1" name=""/>
+                    <pic:cNvPicPr/>
+                  </pic:nvPicPr>
+                  <pic:blipFill>
+                    <a:blip r:embed="rId22"/>
+                    <a:stretch>
+                      <a:fillRect/>
+                    </a:stretch>
+                  </pic:blipFill>
+                  <pic:spPr>
+                    <a:xfrm>
+                      <a:off x="0" y="0"/>
+                      <a:ext cx="2747010" cy="598805"/>
+                    </a:xfrm>
+                    <a:prstGeom prst="rect">
+                      <a:avLst/>
+                    </a:prstGeom>
+                  </pic:spPr>
+                </pic:pic>
+              </a:graphicData>
+            </a:graphic>
+          </wp:inline>
+        </w:drawing>
+      </w:r>
+    </w:p>
+    <w:p>
+      <w:pPr>
+        <w:pStyle w:val="Estilo20"/>
+        <w:rPr>
+          <w:i/>
+          <w:iCs/>
+          <w:color w:val="767171" w:themeColor="background2" w:themeShade="80"/>
+          <w:sz w:val="18"/>
+          <w:szCs w:val="28"/>
+        </w:rPr>
+      </w:pPr>
+      <w:r>
+        <w:rPr>
+          <w:i/>
+          <w:iCs/>
+          <w:color w:val="767171" w:themeColor="background2" w:themeShade="80"/>
+          <w:sz w:val="18"/>
+          <w:szCs w:val="28"/>
+        </w:rPr>
+        <w:t>Fuente: Dev-</w:t>
+      </w:r>
+      <w:proofErr w:type="spellStart"/>
+      <w:r>
+        <w:rPr>
+          <w:i/>
+          <w:iCs/>
+          <w:color w:val="767171" w:themeColor="background2" w:themeShade="80"/>
+          <w:sz w:val="18"/>
+          <w:szCs w:val="28"/>
+        </w:rPr>
+        <w:t>c++</w:t>
+      </w:r>
+      <w:proofErr w:type="spellEnd"/>
+      <w:r>
+        <w:rPr>
+          <w:i/>
+          <w:iCs/>
+          <w:color w:val="767171" w:themeColor="background2" w:themeShade="80"/>
+          <w:sz w:val="18"/>
+          <w:szCs w:val="28"/>
+        </w:rPr>
+        <w:t xml:space="preserve"> 5.11</w:t>
+      </w:r>
+    </w:p>
+    <w:p>
+      <w:pPr>
+        <w:pStyle w:val="Estilo20"/>
+        <w:rPr>
+          <w:noProof/>
+        </w:rPr>
+      </w:pPr>
+      <w:r>
+        <w:rPr>
+          <w:b/>
+          <w:bCs w:val="0"/>
+          <w:i/>
+          <w:iCs/>
+        </w:rPr>
+        <w:drawing>
+          <wp:inline distT="0" distB="0" distL="0" distR="0" wp14:anchorId="3C118955" wp14:editId="07CE652A">
+            <wp:extent cx="724001" cy="914528"/>
+            <wp:effectExtent l="0" t="0" r="0" b="0"/>
+            <wp:docPr id="20" name="Imagen 20"/>
+            <wp:cNvGraphicFramePr>
+              <a:graphicFrameLocks xmlns:a="http://schemas.openxmlformats.org/drawingml/2006/main" noChangeAspect="1"/>
+            </wp:cNvGraphicFramePr>
+            <a:graphic xmlns:a="http://schemas.openxmlformats.org/drawingml/2006/main">
+              <a:graphicData uri="http://schemas.openxmlformats.org/drawingml/2006/picture">
+                <pic:pic xmlns:pic="http://schemas.openxmlformats.org/drawingml/2006/picture">
+                  <pic:nvPicPr>
+                    <pic:cNvPr id="1" name=""/>
+                    <pic:cNvPicPr/>
+                  </pic:nvPicPr>
+                  <pic:blipFill>
+                    <a:blip r:embed="rId23"/>
+                    <a:stretch>
+                      <a:fillRect/>
+                    </a:stretch>
+                  </pic:blipFill>
+                  <pic:spPr>
+                    <a:xfrm>
+                      <a:off x="0" y="0"/>
+                      <a:ext cx="724001" cy="914528"/>
+                    </a:xfrm>
+                    <a:prstGeom prst="rect">
+                      <a:avLst/>
+                    </a:prstGeom>
+                  </pic:spPr>
+                </pic:pic>
+              </a:graphicData>
+            </a:graphic>
+          </wp:inline>
+        </w:drawing>
+      </w:r>
+      <w:r>
+        <w:rPr>
+          <w:noProof/>
+        </w:rPr>
+        <w:t xml:space="preserve"> </w:t>
+      </w:r>
+      <w:r>
+        <w:rPr>
+          <w:noProof/>
+        </w:rPr>
+        <w:drawing>
+          <wp:inline distT="0" distB="0" distL="0" distR="0" wp14:anchorId="5A26A43D" wp14:editId="1777AA94">
+            <wp:extent cx="933580" cy="895475"/>
+            <wp:effectExtent l="0" t="0" r="0" b="0"/>
+            <wp:docPr id="22" name="Imagen 22"/>
+            <wp:cNvGraphicFramePr>
+              <a:graphicFrameLocks xmlns:a="http://schemas.openxmlformats.org/drawingml/2006/main" noChangeAspect="1"/>
+            </wp:cNvGraphicFramePr>
+            <a:graphic xmlns:a="http://schemas.openxmlformats.org/drawingml/2006/main">
+              <a:graphicData uri="http://schemas.openxmlformats.org/drawingml/2006/picture">
+                <pic:pic xmlns:pic="http://schemas.openxmlformats.org/drawingml/2006/picture">
+                  <pic:nvPicPr>
+                    <pic:cNvPr id="1" name=""/>
+                    <pic:cNvPicPr/>
+                  </pic:nvPicPr>
+                  <pic:blipFill>
+                    <a:blip r:embed="rId24"/>
+                    <a:stretch>
+                      <a:fillRect/>
+                    </a:stretch>
+                  </pic:blipFill>
+                  <pic:spPr>
+                    <a:xfrm>
+                      <a:off x="0" y="0"/>
+                      <a:ext cx="933580" cy="895475"/>
+                    </a:xfrm>
+                    <a:prstGeom prst="rect">
+                      <a:avLst/>
+                    </a:prstGeom>
+                  </pic:spPr>
+                </pic:pic>
+              </a:graphicData>
+            </a:graphic>
+          </wp:inline>
+        </w:drawing>
+      </w:r>
+    </w:p>
+    <w:p>
+      <w:pPr>
+        <w:pStyle w:val="Estilo20"/>
+        <w:rPr>
+          <w:b/>
+          <w:bCs w:val="0"/>
+          <w:i/>
+          <w:iCs/>
+        </w:rPr>
+      </w:pPr>
+      <w:r>
+        <w:rPr>
+          <w:b/>
+          <w:bCs w:val="0"/>
+          <w:i/>
+          <w:iCs/>
+        </w:rPr>
+        <w:drawing>
+          <wp:inline distT="0" distB="0" distL="0" distR="0" wp14:anchorId="52637391" wp14:editId="49932758">
+            <wp:extent cx="2747010" cy="553720"/>
+            <wp:effectExtent l="0" t="0" r="0" b="0"/>
+            <wp:docPr id="23" name="Imagen 23"/>
+            <wp:cNvGraphicFramePr>
+              <a:graphicFrameLocks xmlns:a="http://schemas.openxmlformats.org/drawingml/2006/main" noChangeAspect="1"/>
+            </wp:cNvGraphicFramePr>
+            <a:graphic xmlns:a="http://schemas.openxmlformats.org/drawingml/2006/main">
+              <a:graphicData uri="http://schemas.openxmlformats.org/drawingml/2006/picture">
+                <pic:pic xmlns:pic="http://schemas.openxmlformats.org/drawingml/2006/picture">
+                  <pic:nvPicPr>
+                    <pic:cNvPr id="1" name=""/>
+                    <pic:cNvPicPr/>
+                  </pic:nvPicPr>
+                  <pic:blipFill>
+                    <a:blip r:embed="rId25"/>
+                    <a:stretch>
+                      <a:fillRect/>
+                    </a:stretch>
+                  </pic:blipFill>
+                  <pic:spPr>
+                    <a:xfrm>
+                      <a:off x="0" y="0"/>
+                      <a:ext cx="2747010" cy="553720"/>
+                    </a:xfrm>
+                    <a:prstGeom prst="rect">
+                      <a:avLst/>
+                    </a:prstGeom>
+                  </pic:spPr>
+                </pic:pic>
+              </a:graphicData>
+            </a:graphic>
+          </wp:inline>
+        </w:drawing>
+      </w:r>
+    </w:p>
+    <w:p>
+      <w:pPr>
+        <w:pStyle w:val="Estilo20"/>
+        <w:rPr>
+          <w:i/>
+          <w:iCs/>
+          <w:color w:val="767171" w:themeColor="background2" w:themeShade="80"/>
+          <w:sz w:val="18"/>
+          <w:szCs w:val="28"/>
+        </w:rPr>
+      </w:pPr>
+      <w:r>
+        <w:rPr>
+          <w:i/>
+          <w:iCs/>
+          <w:color w:val="767171" w:themeColor="background2" w:themeShade="80"/>
+          <w:sz w:val="18"/>
+          <w:szCs w:val="28"/>
+        </w:rPr>
+        <w:t>(</w:t>
+      </w:r>
+      <w:r>
+        <w:rPr>
+          <w:i/>
+          <w:iCs/>
+          <w:color w:val="767171" w:themeColor="background2" w:themeShade="80"/>
+          <w:sz w:val="18"/>
+          <w:szCs w:val="28"/>
+        </w:rPr>
+        <w:t>I</w:t>
+      </w:r>
+      <w:r>
+        <w:rPr>
+          <w:i/>
+          <w:iCs/>
+          <w:color w:val="767171" w:themeColor="background2" w:themeShade="80"/>
+          <w:sz w:val="18"/>
+          <w:szCs w:val="28"/>
+        </w:rPr>
+        <w:t xml:space="preserve">mpresión del arreglo ordenado de </w:t>
+      </w:r>
+      <w:proofErr w:type="spellStart"/>
+      <w:r>
+        <w:rPr>
+          <w:i/>
+          <w:iCs/>
+          <w:color w:val="767171" w:themeColor="background2" w:themeShade="80"/>
+          <w:sz w:val="18"/>
+          <w:szCs w:val="28"/>
+        </w:rPr>
+        <w:t>Shellsort</w:t>
+      </w:r>
+      <w:proofErr w:type="spellEnd"/>
+      <w:r>
+        <w:rPr>
+          <w:i/>
+          <w:iCs/>
+          <w:color w:val="767171" w:themeColor="background2" w:themeShade="80"/>
+          <w:sz w:val="18"/>
+          <w:szCs w:val="28"/>
+        </w:rPr>
+        <w:t xml:space="preserve"> y Quicksort)</w:t>
       </w:r>
     </w:p>
     <w:p>
@@ -2132,6 +3083,48 @@
     <w:p>
       <w:pPr>
         <w:pStyle w:val="Estilo20"/>
+      </w:pPr>
+      <w:r>
+        <w:drawing>
+          <wp:inline distT="0" distB="0" distL="0" distR="0" wp14:anchorId="750C5A52" wp14:editId="2462FB03">
+            <wp:extent cx="2747010" cy="149225"/>
+            <wp:effectExtent l="0" t="0" r="0" b="3175"/>
+            <wp:docPr id="24" name="Imagen 24"/>
+            <wp:cNvGraphicFramePr>
+              <a:graphicFrameLocks xmlns:a="http://schemas.openxmlformats.org/drawingml/2006/main" noChangeAspect="1"/>
+            </wp:cNvGraphicFramePr>
+            <a:graphic xmlns:a="http://schemas.openxmlformats.org/drawingml/2006/main">
+              <a:graphicData uri="http://schemas.openxmlformats.org/drawingml/2006/picture">
+                <pic:pic xmlns:pic="http://schemas.openxmlformats.org/drawingml/2006/picture">
+                  <pic:nvPicPr>
+                    <pic:cNvPr id="1" name=""/>
+                    <pic:cNvPicPr/>
+                  </pic:nvPicPr>
+                  <pic:blipFill>
+                    <a:blip r:embed="rId26"/>
+                    <a:stretch>
+                      <a:fillRect/>
+                    </a:stretch>
+                  </pic:blipFill>
+                  <pic:spPr>
+                    <a:xfrm>
+                      <a:off x="0" y="0"/>
+                      <a:ext cx="2747010" cy="149225"/>
+                    </a:xfrm>
+                    <a:prstGeom prst="rect">
+                      <a:avLst/>
+                    </a:prstGeom>
+                  </pic:spPr>
+                </pic:pic>
+              </a:graphicData>
+            </a:graphic>
+          </wp:inline>
+        </w:drawing>
+      </w:r>
+    </w:p>
+    <w:p>
+      <w:pPr>
+        <w:pStyle w:val="Estilo20"/>
         <w:numPr>
           <w:ilvl w:val="0"/>
           <w:numId w:val="2"/>
@@ -2144,13 +3137,54 @@
     <w:p>
       <w:pPr>
         <w:pStyle w:val="Estilo20"/>
+      </w:pPr>
+      <w:r>
+        <w:drawing>
+          <wp:inline distT="0" distB="0" distL="0" distR="0" wp14:anchorId="7154F1BC" wp14:editId="2380C833">
+            <wp:extent cx="2747010" cy="147955"/>
+            <wp:effectExtent l="0" t="0" r="0" b="4445"/>
+            <wp:docPr id="25" name="Imagen 25"/>
+            <wp:cNvGraphicFramePr>
+              <a:graphicFrameLocks xmlns:a="http://schemas.openxmlformats.org/drawingml/2006/main" noChangeAspect="1"/>
+            </wp:cNvGraphicFramePr>
+            <a:graphic xmlns:a="http://schemas.openxmlformats.org/drawingml/2006/main">
+              <a:graphicData uri="http://schemas.openxmlformats.org/drawingml/2006/picture">
+                <pic:pic xmlns:pic="http://schemas.openxmlformats.org/drawingml/2006/picture">
+                  <pic:nvPicPr>
+                    <pic:cNvPr id="1" name=""/>
+                    <pic:cNvPicPr/>
+                  </pic:nvPicPr>
+                  <pic:blipFill>
+                    <a:blip r:embed="rId27"/>
+                    <a:stretch>
+                      <a:fillRect/>
+                    </a:stretch>
+                  </pic:blipFill>
+                  <pic:spPr>
+                    <a:xfrm>
+                      <a:off x="0" y="0"/>
+                      <a:ext cx="2747010" cy="147955"/>
+                    </a:xfrm>
+                    <a:prstGeom prst="rect">
+                      <a:avLst/>
+                    </a:prstGeom>
+                  </pic:spPr>
+                </pic:pic>
+              </a:graphicData>
+            </a:graphic>
+          </wp:inline>
+        </w:drawing>
+      </w:r>
+    </w:p>
+    <w:p>
+      <w:pPr>
+        <w:pStyle w:val="Estilo20"/>
         <w:numPr>
           <w:ilvl w:val="0"/>
           <w:numId w:val="2"/>
         </w:numPr>
       </w:pPr>
       <w:r>
-        <w:lastRenderedPageBreak/>
         <w:t xml:space="preserve">Tiempo </w:t>
       </w:r>
       <w:r>
@@ -2165,6 +3199,48 @@
         <w:pStyle w:val="Estilo20"/>
       </w:pPr>
       <w:r>
+        <w:drawing>
+          <wp:inline distT="0" distB="0" distL="0" distR="0" wp14:anchorId="15AAE361" wp14:editId="60B6419A">
+            <wp:extent cx="2747010" cy="173990"/>
+            <wp:effectExtent l="0" t="0" r="0" b="0"/>
+            <wp:docPr id="26" name="Imagen 26"/>
+            <wp:cNvGraphicFramePr>
+              <a:graphicFrameLocks xmlns:a="http://schemas.openxmlformats.org/drawingml/2006/main" noChangeAspect="1"/>
+            </wp:cNvGraphicFramePr>
+            <a:graphic xmlns:a="http://schemas.openxmlformats.org/drawingml/2006/main">
+              <a:graphicData uri="http://schemas.openxmlformats.org/drawingml/2006/picture">
+                <pic:pic xmlns:pic="http://schemas.openxmlformats.org/drawingml/2006/picture">
+                  <pic:nvPicPr>
+                    <pic:cNvPr id="1" name=""/>
+                    <pic:cNvPicPr/>
+                  </pic:nvPicPr>
+                  <pic:blipFill>
+                    <a:blip r:embed="rId28"/>
+                    <a:stretch>
+                      <a:fillRect/>
+                    </a:stretch>
+                  </pic:blipFill>
+                  <pic:spPr>
+                    <a:xfrm>
+                      <a:off x="0" y="0"/>
+                      <a:ext cx="2747010" cy="173990"/>
+                    </a:xfrm>
+                    <a:prstGeom prst="rect">
+                      <a:avLst/>
+                    </a:prstGeom>
+                  </pic:spPr>
+                </pic:pic>
+              </a:graphicData>
+            </a:graphic>
+          </wp:inline>
+        </w:drawing>
+      </w:r>
+    </w:p>
+    <w:p>
+      <w:pPr>
+        <w:pStyle w:val="Estilo20"/>
+      </w:pPr>
+      <w:r>
         <w:t>Segunda recursión o práctica experimental, la estructura se mantiene. Se evaluaron los subprogramas de ordenación, retratándose mediante</w:t>
       </w:r>
       <w:r>
@@ -2216,6 +3292,414 @@
           <w:iCs/>
         </w:rPr>
         <w:t>4</w:t>
+      </w:r>
+    </w:p>
+    <w:p>
+      <w:pPr>
+        <w:pStyle w:val="Estilo20"/>
+        <w:rPr>
+          <w:b/>
+          <w:bCs w:val="0"/>
+          <w:i/>
+          <w:iCs/>
+        </w:rPr>
+      </w:pPr>
+      <w:r>
+        <w:rPr>
+          <w:b/>
+          <w:bCs w:val="0"/>
+          <w:i/>
+          <w:iCs/>
+        </w:rPr>
+        <w:drawing>
+          <wp:inline distT="0" distB="0" distL="0" distR="0" wp14:anchorId="16DAB23D" wp14:editId="5D0885F0">
+            <wp:extent cx="2747010" cy="554355"/>
+            <wp:effectExtent l="0" t="0" r="0" b="0"/>
+            <wp:docPr id="27" name="Imagen 27"/>
+            <wp:cNvGraphicFramePr>
+              <a:graphicFrameLocks xmlns:a="http://schemas.openxmlformats.org/drawingml/2006/main" noChangeAspect="1"/>
+            </wp:cNvGraphicFramePr>
+            <a:graphic xmlns:a="http://schemas.openxmlformats.org/drawingml/2006/main">
+              <a:graphicData uri="http://schemas.openxmlformats.org/drawingml/2006/picture">
+                <pic:pic xmlns:pic="http://schemas.openxmlformats.org/drawingml/2006/picture">
+                  <pic:nvPicPr>
+                    <pic:cNvPr id="1" name=""/>
+                    <pic:cNvPicPr/>
+                  </pic:nvPicPr>
+                  <pic:blipFill>
+                    <a:blip r:embed="rId29"/>
+                    <a:stretch>
+                      <a:fillRect/>
+                    </a:stretch>
+                  </pic:blipFill>
+                  <pic:spPr>
+                    <a:xfrm>
+                      <a:off x="0" y="0"/>
+                      <a:ext cx="2747010" cy="554355"/>
+                    </a:xfrm>
+                    <a:prstGeom prst="rect">
+                      <a:avLst/>
+                    </a:prstGeom>
+                  </pic:spPr>
+                </pic:pic>
+              </a:graphicData>
+            </a:graphic>
+          </wp:inline>
+        </w:drawing>
+      </w:r>
+    </w:p>
+    <w:p>
+      <w:pPr>
+        <w:pStyle w:val="Estilo20"/>
+        <w:rPr>
+          <w:i/>
+          <w:iCs/>
+          <w:color w:val="767171" w:themeColor="background2" w:themeShade="80"/>
+          <w:sz w:val="18"/>
+          <w:szCs w:val="28"/>
+        </w:rPr>
+      </w:pPr>
+      <w:r>
+        <w:rPr>
+          <w:i/>
+          <w:iCs/>
+          <w:color w:val="767171" w:themeColor="background2" w:themeShade="80"/>
+          <w:sz w:val="18"/>
+          <w:szCs w:val="28"/>
+        </w:rPr>
+        <w:t>Fuente: Dev-</w:t>
+      </w:r>
+      <w:proofErr w:type="spellStart"/>
+      <w:r>
+        <w:rPr>
+          <w:i/>
+          <w:iCs/>
+          <w:color w:val="767171" w:themeColor="background2" w:themeShade="80"/>
+          <w:sz w:val="18"/>
+          <w:szCs w:val="28"/>
+        </w:rPr>
+        <w:t>c++</w:t>
+      </w:r>
+      <w:proofErr w:type="spellEnd"/>
+      <w:r>
+        <w:rPr>
+          <w:i/>
+          <w:iCs/>
+          <w:color w:val="767171" w:themeColor="background2" w:themeShade="80"/>
+          <w:sz w:val="18"/>
+          <w:szCs w:val="28"/>
+        </w:rPr>
+        <w:t xml:space="preserve"> 5.11</w:t>
+      </w:r>
+    </w:p>
+    <w:p>
+      <w:pPr>
+        <w:pStyle w:val="Estilo20"/>
+        <w:rPr>
+          <w:noProof/>
+        </w:rPr>
+      </w:pPr>
+      <w:r>
+        <w:rPr>
+          <w:b/>
+          <w:bCs w:val="0"/>
+          <w:i/>
+          <w:iCs/>
+        </w:rPr>
+        <w:drawing>
+          <wp:inline distT="0" distB="0" distL="0" distR="0" wp14:anchorId="06D4932C" wp14:editId="241EBA8E">
+            <wp:extent cx="476316" cy="905001"/>
+            <wp:effectExtent l="0" t="0" r="0" b="9525"/>
+            <wp:docPr id="28" name="Imagen 28"/>
+            <wp:cNvGraphicFramePr>
+              <a:graphicFrameLocks xmlns:a="http://schemas.openxmlformats.org/drawingml/2006/main" noChangeAspect="1"/>
+            </wp:cNvGraphicFramePr>
+            <a:graphic xmlns:a="http://schemas.openxmlformats.org/drawingml/2006/main">
+              <a:graphicData uri="http://schemas.openxmlformats.org/drawingml/2006/picture">
+                <pic:pic xmlns:pic="http://schemas.openxmlformats.org/drawingml/2006/picture">
+                  <pic:nvPicPr>
+                    <pic:cNvPr id="1" name=""/>
+                    <pic:cNvPicPr/>
+                  </pic:nvPicPr>
+                  <pic:blipFill>
+                    <a:blip r:embed="rId30"/>
+                    <a:stretch>
+                      <a:fillRect/>
+                    </a:stretch>
+                  </pic:blipFill>
+                  <pic:spPr>
+                    <a:xfrm>
+                      <a:off x="0" y="0"/>
+                      <a:ext cx="476316" cy="905001"/>
+                    </a:xfrm>
+                    <a:prstGeom prst="rect">
+                      <a:avLst/>
+                    </a:prstGeom>
+                  </pic:spPr>
+                </pic:pic>
+              </a:graphicData>
+            </a:graphic>
+          </wp:inline>
+        </w:drawing>
+      </w:r>
+      <w:r>
+        <w:rPr>
+          <w:noProof/>
+        </w:rPr>
+        <w:t xml:space="preserve"> </w:t>
+      </w:r>
+      <w:r>
+        <w:rPr>
+          <w:b/>
+          <w:bCs w:val="0"/>
+          <w:i/>
+          <w:iCs/>
+        </w:rPr>
+        <w:drawing>
+          <wp:inline distT="0" distB="0" distL="0" distR="0" wp14:anchorId="282382CD" wp14:editId="755DCBA2">
+            <wp:extent cx="400106" cy="914528"/>
+            <wp:effectExtent l="0" t="0" r="0" b="0"/>
+            <wp:docPr id="29" name="Imagen 29"/>
+            <wp:cNvGraphicFramePr>
+              <a:graphicFrameLocks xmlns:a="http://schemas.openxmlformats.org/drawingml/2006/main" noChangeAspect="1"/>
+            </wp:cNvGraphicFramePr>
+            <a:graphic xmlns:a="http://schemas.openxmlformats.org/drawingml/2006/main">
+              <a:graphicData uri="http://schemas.openxmlformats.org/drawingml/2006/picture">
+                <pic:pic xmlns:pic="http://schemas.openxmlformats.org/drawingml/2006/picture">
+                  <pic:nvPicPr>
+                    <pic:cNvPr id="1" name=""/>
+                    <pic:cNvPicPr/>
+                  </pic:nvPicPr>
+                  <pic:blipFill>
+                    <a:blip r:embed="rId31"/>
+                    <a:stretch>
+                      <a:fillRect/>
+                    </a:stretch>
+                  </pic:blipFill>
+                  <pic:spPr>
+                    <a:xfrm>
+                      <a:off x="0" y="0"/>
+                      <a:ext cx="400106" cy="914528"/>
+                    </a:xfrm>
+                    <a:prstGeom prst="rect">
+                      <a:avLst/>
+                    </a:prstGeom>
+                  </pic:spPr>
+                </pic:pic>
+              </a:graphicData>
+            </a:graphic>
+          </wp:inline>
+        </w:drawing>
+      </w:r>
+      <w:r>
+        <w:rPr>
+          <w:noProof/>
+        </w:rPr>
+        <w:t xml:space="preserve"> </w:t>
+      </w:r>
+      <w:r>
+        <w:rPr>
+          <w:noProof/>
+        </w:rPr>
+        <w:drawing>
+          <wp:inline distT="0" distB="0" distL="0" distR="0" wp14:anchorId="10A3CBB3" wp14:editId="76CA590E">
+            <wp:extent cx="476316" cy="914528"/>
+            <wp:effectExtent l="0" t="0" r="0" b="0"/>
+            <wp:docPr id="30" name="Imagen 30"/>
+            <wp:cNvGraphicFramePr>
+              <a:graphicFrameLocks xmlns:a="http://schemas.openxmlformats.org/drawingml/2006/main" noChangeAspect="1"/>
+            </wp:cNvGraphicFramePr>
+            <a:graphic xmlns:a="http://schemas.openxmlformats.org/drawingml/2006/main">
+              <a:graphicData uri="http://schemas.openxmlformats.org/drawingml/2006/picture">
+                <pic:pic xmlns:pic="http://schemas.openxmlformats.org/drawingml/2006/picture">
+                  <pic:nvPicPr>
+                    <pic:cNvPr id="1" name=""/>
+                    <pic:cNvPicPr/>
+                  </pic:nvPicPr>
+                  <pic:blipFill>
+                    <a:blip r:embed="rId32"/>
+                    <a:stretch>
+                      <a:fillRect/>
+                    </a:stretch>
+                  </pic:blipFill>
+                  <pic:spPr>
+                    <a:xfrm>
+                      <a:off x="0" y="0"/>
+                      <a:ext cx="476316" cy="914528"/>
+                    </a:xfrm>
+                    <a:prstGeom prst="rect">
+                      <a:avLst/>
+                    </a:prstGeom>
+                  </pic:spPr>
+                </pic:pic>
+              </a:graphicData>
+            </a:graphic>
+          </wp:inline>
+        </w:drawing>
+      </w:r>
+      <w:r>
+        <w:rPr>
+          <w:noProof/>
+        </w:rPr>
+        <w:t xml:space="preserve"> </w:t>
+      </w:r>
+      <w:r>
+        <w:rPr>
+          <w:noProof/>
+        </w:rPr>
+        <w:drawing>
+          <wp:inline distT="0" distB="0" distL="0" distR="0" wp14:anchorId="40D2093A" wp14:editId="54B8CAE3">
+            <wp:extent cx="657317" cy="933580"/>
+            <wp:effectExtent l="0" t="0" r="9525" b="0"/>
+            <wp:docPr id="32" name="Imagen 32"/>
+            <wp:cNvGraphicFramePr>
+              <a:graphicFrameLocks xmlns:a="http://schemas.openxmlformats.org/drawingml/2006/main" noChangeAspect="1"/>
+            </wp:cNvGraphicFramePr>
+            <a:graphic xmlns:a="http://schemas.openxmlformats.org/drawingml/2006/main">
+              <a:graphicData uri="http://schemas.openxmlformats.org/drawingml/2006/picture">
+                <pic:pic xmlns:pic="http://schemas.openxmlformats.org/drawingml/2006/picture">
+                  <pic:nvPicPr>
+                    <pic:cNvPr id="1" name=""/>
+                    <pic:cNvPicPr/>
+                  </pic:nvPicPr>
+                  <pic:blipFill>
+                    <a:blip r:embed="rId33"/>
+                    <a:stretch>
+                      <a:fillRect/>
+                    </a:stretch>
+                  </pic:blipFill>
+                  <pic:spPr>
+                    <a:xfrm>
+                      <a:off x="0" y="0"/>
+                      <a:ext cx="657317" cy="933580"/>
+                    </a:xfrm>
+                    <a:prstGeom prst="rect">
+                      <a:avLst/>
+                    </a:prstGeom>
+                  </pic:spPr>
+                </pic:pic>
+              </a:graphicData>
+            </a:graphic>
+          </wp:inline>
+        </w:drawing>
+      </w:r>
+    </w:p>
+    <w:p>
+      <w:pPr>
+        <w:pStyle w:val="Estilo20"/>
+        <w:rPr>
+          <w:b/>
+          <w:bCs w:val="0"/>
+          <w:i/>
+          <w:iCs/>
+        </w:rPr>
+      </w:pPr>
+      <w:r>
+        <w:rPr>
+          <w:b/>
+          <w:bCs w:val="0"/>
+          <w:i/>
+          <w:iCs/>
+        </w:rPr>
+        <w:drawing>
+          <wp:inline distT="0" distB="0" distL="0" distR="0" wp14:anchorId="4AD3E53E" wp14:editId="30498A58">
+            <wp:extent cx="2747010" cy="372745"/>
+            <wp:effectExtent l="0" t="0" r="0" b="8255"/>
+            <wp:docPr id="33" name="Imagen 33"/>
+            <wp:cNvGraphicFramePr>
+              <a:graphicFrameLocks xmlns:a="http://schemas.openxmlformats.org/drawingml/2006/main" noChangeAspect="1"/>
+            </wp:cNvGraphicFramePr>
+            <a:graphic xmlns:a="http://schemas.openxmlformats.org/drawingml/2006/main">
+              <a:graphicData uri="http://schemas.openxmlformats.org/drawingml/2006/picture">
+                <pic:pic xmlns:pic="http://schemas.openxmlformats.org/drawingml/2006/picture">
+                  <pic:nvPicPr>
+                    <pic:cNvPr id="1" name=""/>
+                    <pic:cNvPicPr/>
+                  </pic:nvPicPr>
+                  <pic:blipFill>
+                    <a:blip r:embed="rId34"/>
+                    <a:stretch>
+                      <a:fillRect/>
+                    </a:stretch>
+                  </pic:blipFill>
+                  <pic:spPr>
+                    <a:xfrm>
+                      <a:off x="0" y="0"/>
+                      <a:ext cx="2747010" cy="372745"/>
+                    </a:xfrm>
+                    <a:prstGeom prst="rect">
+                      <a:avLst/>
+                    </a:prstGeom>
+                  </pic:spPr>
+                </pic:pic>
+              </a:graphicData>
+            </a:graphic>
+          </wp:inline>
+        </w:drawing>
+      </w:r>
+    </w:p>
+    <w:p>
+      <w:pPr>
+        <w:pStyle w:val="Estilo20"/>
+        <w:rPr>
+          <w:i/>
+          <w:iCs/>
+          <w:color w:val="767171" w:themeColor="background2" w:themeShade="80"/>
+          <w:sz w:val="18"/>
+          <w:szCs w:val="28"/>
+        </w:rPr>
+      </w:pPr>
+      <w:r>
+        <w:rPr>
+          <w:i/>
+          <w:iCs/>
+          <w:color w:val="767171" w:themeColor="background2" w:themeShade="80"/>
+          <w:sz w:val="18"/>
+          <w:szCs w:val="28"/>
+        </w:rPr>
+        <w:t>(</w:t>
+      </w:r>
+      <w:r>
+        <w:rPr>
+          <w:i/>
+          <w:iCs/>
+          <w:color w:val="767171" w:themeColor="background2" w:themeShade="80"/>
+          <w:sz w:val="18"/>
+          <w:szCs w:val="28"/>
+        </w:rPr>
+        <w:t>I</w:t>
+      </w:r>
+      <w:r>
+        <w:rPr>
+          <w:i/>
+          <w:iCs/>
+          <w:color w:val="767171" w:themeColor="background2" w:themeShade="80"/>
+          <w:sz w:val="18"/>
+          <w:szCs w:val="28"/>
+        </w:rPr>
+        <w:t xml:space="preserve">mpresión del arreglo ordenado de </w:t>
+      </w:r>
+      <w:proofErr w:type="spellStart"/>
+      <w:r>
+        <w:rPr>
+          <w:i/>
+          <w:iCs/>
+          <w:color w:val="767171" w:themeColor="background2" w:themeShade="80"/>
+          <w:sz w:val="18"/>
+          <w:szCs w:val="28"/>
+        </w:rPr>
+        <w:t>Shellsort</w:t>
+      </w:r>
+      <w:proofErr w:type="spellEnd"/>
+      <w:r>
+        <w:rPr>
+          <w:i/>
+          <w:iCs/>
+          <w:color w:val="767171" w:themeColor="background2" w:themeShade="80"/>
+          <w:sz w:val="18"/>
+          <w:szCs w:val="28"/>
+        </w:rPr>
+        <w:t xml:space="preserve"> y Quicksort)</w:t>
       </w:r>
     </w:p>
     <w:p>
@@ -2238,6 +3722,48 @@
     <w:p>
       <w:pPr>
         <w:pStyle w:val="Estilo20"/>
+      </w:pPr>
+      <w:r>
+        <w:drawing>
+          <wp:inline distT="0" distB="0" distL="0" distR="0" wp14:anchorId="4565EA13" wp14:editId="29E920FD">
+            <wp:extent cx="2747010" cy="153670"/>
+            <wp:effectExtent l="0" t="0" r="0" b="0"/>
+            <wp:docPr id="34" name="Imagen 34"/>
+            <wp:cNvGraphicFramePr>
+              <a:graphicFrameLocks xmlns:a="http://schemas.openxmlformats.org/drawingml/2006/main" noChangeAspect="1"/>
+            </wp:cNvGraphicFramePr>
+            <a:graphic xmlns:a="http://schemas.openxmlformats.org/drawingml/2006/main">
+              <a:graphicData uri="http://schemas.openxmlformats.org/drawingml/2006/picture">
+                <pic:pic xmlns:pic="http://schemas.openxmlformats.org/drawingml/2006/picture">
+                  <pic:nvPicPr>
+                    <pic:cNvPr id="1" name=""/>
+                    <pic:cNvPicPr/>
+                  </pic:nvPicPr>
+                  <pic:blipFill>
+                    <a:blip r:embed="rId35"/>
+                    <a:stretch>
+                      <a:fillRect/>
+                    </a:stretch>
+                  </pic:blipFill>
+                  <pic:spPr>
+                    <a:xfrm>
+                      <a:off x="0" y="0"/>
+                      <a:ext cx="2747010" cy="153670"/>
+                    </a:xfrm>
+                    <a:prstGeom prst="rect">
+                      <a:avLst/>
+                    </a:prstGeom>
+                  </pic:spPr>
+                </pic:pic>
+              </a:graphicData>
+            </a:graphic>
+          </wp:inline>
+        </w:drawing>
+      </w:r>
+    </w:p>
+    <w:p>
+      <w:pPr>
+        <w:pStyle w:val="Estilo20"/>
         <w:numPr>
           <w:ilvl w:val="0"/>
           <w:numId w:val="2"/>
@@ -2250,6 +3776,48 @@
     <w:p>
       <w:pPr>
         <w:pStyle w:val="Estilo20"/>
+      </w:pPr>
+      <w:r>
+        <w:drawing>
+          <wp:inline distT="0" distB="0" distL="0" distR="0" wp14:anchorId="7D542C20" wp14:editId="70AC6F06">
+            <wp:extent cx="2747010" cy="147320"/>
+            <wp:effectExtent l="0" t="0" r="0" b="5080"/>
+            <wp:docPr id="35" name="Imagen 35"/>
+            <wp:cNvGraphicFramePr>
+              <a:graphicFrameLocks xmlns:a="http://schemas.openxmlformats.org/drawingml/2006/main" noChangeAspect="1"/>
+            </wp:cNvGraphicFramePr>
+            <a:graphic xmlns:a="http://schemas.openxmlformats.org/drawingml/2006/main">
+              <a:graphicData uri="http://schemas.openxmlformats.org/drawingml/2006/picture">
+                <pic:pic xmlns:pic="http://schemas.openxmlformats.org/drawingml/2006/picture">
+                  <pic:nvPicPr>
+                    <pic:cNvPr id="1" name=""/>
+                    <pic:cNvPicPr/>
+                  </pic:nvPicPr>
+                  <pic:blipFill>
+                    <a:blip r:embed="rId36"/>
+                    <a:stretch>
+                      <a:fillRect/>
+                    </a:stretch>
+                  </pic:blipFill>
+                  <pic:spPr>
+                    <a:xfrm>
+                      <a:off x="0" y="0"/>
+                      <a:ext cx="2747010" cy="147320"/>
+                    </a:xfrm>
+                    <a:prstGeom prst="rect">
+                      <a:avLst/>
+                    </a:prstGeom>
+                  </pic:spPr>
+                </pic:pic>
+              </a:graphicData>
+            </a:graphic>
+          </wp:inline>
+        </w:drawing>
+      </w:r>
+    </w:p>
+    <w:p>
+      <w:pPr>
+        <w:pStyle w:val="Estilo20"/>
         <w:numPr>
           <w:ilvl w:val="0"/>
           <w:numId w:val="2"/>
@@ -2270,6 +3838,49 @@
         <w:pStyle w:val="Estilo20"/>
       </w:pPr>
       <w:r>
+        <w:drawing>
+          <wp:inline distT="0" distB="0" distL="0" distR="0" wp14:anchorId="4724827B" wp14:editId="043C0A11">
+            <wp:extent cx="2747010" cy="133350"/>
+            <wp:effectExtent l="0" t="0" r="0" b="0"/>
+            <wp:docPr id="36" name="Imagen 36"/>
+            <wp:cNvGraphicFramePr>
+              <a:graphicFrameLocks xmlns:a="http://schemas.openxmlformats.org/drawingml/2006/main" noChangeAspect="1"/>
+            </wp:cNvGraphicFramePr>
+            <a:graphic xmlns:a="http://schemas.openxmlformats.org/drawingml/2006/main">
+              <a:graphicData uri="http://schemas.openxmlformats.org/drawingml/2006/picture">
+                <pic:pic xmlns:pic="http://schemas.openxmlformats.org/drawingml/2006/picture">
+                  <pic:nvPicPr>
+                    <pic:cNvPr id="1" name=""/>
+                    <pic:cNvPicPr/>
+                  </pic:nvPicPr>
+                  <pic:blipFill>
+                    <a:blip r:embed="rId37"/>
+                    <a:stretch>
+                      <a:fillRect/>
+                    </a:stretch>
+                  </pic:blipFill>
+                  <pic:spPr>
+                    <a:xfrm>
+                      <a:off x="0" y="0"/>
+                      <a:ext cx="2747010" cy="133350"/>
+                    </a:xfrm>
+                    <a:prstGeom prst="rect">
+                      <a:avLst/>
+                    </a:prstGeom>
+                  </pic:spPr>
+                </pic:pic>
+              </a:graphicData>
+            </a:graphic>
+          </wp:inline>
+        </w:drawing>
+      </w:r>
+    </w:p>
+    <w:p>
+      <w:pPr>
+        <w:pStyle w:val="Estilo20"/>
+      </w:pPr>
+      <w:r>
+        <w:lastRenderedPageBreak/>
         <w:t>Finalmente, se hace un último llamado experimento cúlmine.</w:t>
       </w:r>
       <w:r>
@@ -2342,6 +3953,17 @@
     <w:p>
       <w:pPr>
         <w:pStyle w:val="Estilo20"/>
+        <w:rPr>
+          <w:b/>
+          <w:bCs w:val="0"/>
+          <w:i/>
+          <w:iCs/>
+        </w:rPr>
+      </w:pPr>
+    </w:p>
+    <w:p>
+      <w:pPr>
+        <w:pStyle w:val="Estilo20"/>
       </w:pPr>
       <w:r>
         <w:t xml:space="preserve">Se tomaron todos los valores de los testeos o las zonas de muestreo con respecto al método </w:t>
@@ -2404,10 +4026,7 @@
         <w:pStyle w:val="Estilo20"/>
       </w:pPr>
       <w:r>
-        <w:t xml:space="preserve">Es cierto que el máximo de elementos es “20” y el mínimo es “0” para todo el </w:t>
-      </w:r>
-      <w:r>
-        <w:t xml:space="preserve">sistema de medición de tiempos algorítmicos. Por ende, nuestra población final será el máximo del sistema y también su límite superior; límite inferior igual a “0”. Los tiempos fueron incorporados en una tabla “(nombre)” para evidenciar la diferencia en el tiempo de reacción de dos algoritmos: Quicksort y </w:t>
+        <w:t xml:space="preserve">Es cierto que el máximo de elementos es “20” y el mínimo es “0” para todo el sistema de medición de tiempos algorítmicos. Por ende, nuestra población final será el máximo del sistema y también su límite superior; límite inferior igual a “0”. Los tiempos fueron incorporados en una tabla “(nombre)” para evidenciar la diferencia en el tiempo de reacción de dos algoritmos: Quicksort y </w:t>
       </w:r>
       <w:proofErr w:type="spellStart"/>
       <w:r>
@@ -2415,7 +4034,10 @@
       </w:r>
       <w:proofErr w:type="spellEnd"/>
       <w:r>
-        <w:t>. Ambos métodos mostraron tiempos volubles, pero también déficits en el lapso del procesamiento integrado. Si se convalidan con la ley de la complejidad computacional, adquirirían un campo de análisis estadístico y reflexivo el presente informe.</w:t>
+        <w:t xml:space="preserve">. Ambos métodos mostraron tiempos volubles, </w:t>
+      </w:r>
+      <w:r>
+        <w:t>pero también déficits en el lapso del procesamiento integrado. Si se convalidan con la ley de la complejidad computacional, adquirirían un campo de análisis estadístico y reflexivo el presente informe.</w:t>
       </w:r>
     </w:p>
     <w:p>
@@ -2489,42 +4111,45 @@
         </w:numPr>
       </w:pPr>
       <w:r>
+        <w:t>No existe un mejor o peor método algorítmico, sino una eficiente y estable para cierto caso o problema lógico. Además, ambos programas buscan la rapidez como su tarea principal en diferentes lenguajes de programación.</w:t>
+      </w:r>
+    </w:p>
+    <w:p>
+      <w:pPr>
+        <w:pStyle w:val="Estilo20"/>
+        <w:rPr>
+          <w:b/>
+          <w:bCs w:val="0"/>
+        </w:rPr>
+      </w:pPr>
+      <w:r>
+        <w:rPr>
+          <w:b/>
+          <w:bCs w:val="0"/>
+        </w:rPr>
+        <w:t>AGRADECIMIENTOS</w:t>
+      </w:r>
+    </w:p>
+    <w:p>
+      <w:pPr>
+        <w:pStyle w:val="Estilo20"/>
+        <w:rPr>
+          <w:b/>
+          <w:bCs w:val="0"/>
+        </w:rPr>
+      </w:pPr>
+      <w:r>
+        <w:t>Agradezc</w:t>
+      </w:r>
+      <w:r>
+        <w:t>o a mi profesor Hugo Barraza por ser el motivo</w:t>
+      </w:r>
+      <w:r>
+        <w:t xml:space="preserve"> de la corriente de </w:t>
+      </w:r>
+      <w:r>
         <w:lastRenderedPageBreak/>
-        <w:t>No existe un mejor o peor método algorítmico, sino una eficiente y estable para cierto caso o problema lógico. Además, ambos programas buscan la rapidez como su tarea principal en diferentes lenguajes de programación.</w:t>
-      </w:r>
-    </w:p>
-    <w:p>
-      <w:pPr>
-        <w:pStyle w:val="Estilo20"/>
-        <w:rPr>
-          <w:b/>
-          <w:bCs w:val="0"/>
-        </w:rPr>
-      </w:pPr>
-      <w:r>
-        <w:rPr>
-          <w:b/>
-          <w:bCs w:val="0"/>
-        </w:rPr>
-        <w:t>AGRADECIMIENTOS</w:t>
-      </w:r>
-    </w:p>
-    <w:p>
-      <w:pPr>
-        <w:pStyle w:val="Estilo20"/>
-        <w:rPr>
-          <w:b/>
-          <w:bCs w:val="0"/>
-        </w:rPr>
-      </w:pPr>
-      <w:r>
-        <w:t>Agradezc</w:t>
-      </w:r>
-      <w:r>
-        <w:t>o a mi profesor Hugo Barraza por ser el motivo</w:t>
-      </w:r>
-      <w:r>
-        <w:t xml:space="preserve"> de la corriente de pensamientos, subjetividad y empirismo en ámbitos de la programación avanzada.</w:t>
+        <w:t>pensamientos, subjetividad y empirismo en ámbitos de la programación avanzada.</w:t>
       </w:r>
     </w:p>
     <w:p>
@@ -2624,7 +4249,7 @@
         </w:rPr>
         <w:t xml:space="preserve">. Revisado el 28 de octubre del 2026. </w:t>
       </w:r>
-      <w:hyperlink r:id="rId12" w:history="1">
+      <w:hyperlink r:id="rId38" w:history="1">
         <w:r>
           <w:rPr>
             <w:rStyle w:val="Hipervnculo"/>
@@ -2654,23 +4279,23 @@
         <w:rPr>
           <w:rStyle w:val="nfasis"/>
         </w:rPr>
-        <w:t xml:space="preserve">El teorema no era de </w:t>
-      </w:r>
-      <w:r>
-        <w:rPr>
-          <w:rStyle w:val="nfasis"/>
-        </w:rPr>
-        <w:t>Pitágoras: tablilla de arcilla revela que existía 1000 años antes del nacimiento del matemático</w:t>
+        <w:t>El teorema no era de Pitágoras: tablilla de arcilla revela que existía 1000 años antes del nacimiento del matemático</w:t>
       </w:r>
       <w:r>
         <w:t xml:space="preserve">. La República. </w:t>
       </w:r>
-      <w:hyperlink r:id="rId13" w:history="1">
+      <w:hyperlink r:id="rId39" w:history="1">
         <w:r>
           <w:rPr>
             <w:rStyle w:val="Hipervnculo"/>
           </w:rPr>
-          <w:t>https://larepublica.pe/ciencia/2024/09/09/el-teorema-no-era-de-pitagoras-una-tablilla-de-arcilla-revela-que-ya-existia-1000-anos-antes-del-matematico-griego-845361</w:t>
+          <w:t>https://larepublica.pe/ciencia/2024/09/09/el-teorema-no-era-de-</w:t>
+        </w:r>
+        <w:r>
+          <w:rPr>
+            <w:rStyle w:val="Hipervnculo"/>
+          </w:rPr>
+          <w:t>pitagoras-una-tablilla-de-arcilla-revela-que-ya-existia-1000-anos-antes-del-matematico-griego-845361</w:t>
         </w:r>
       </w:hyperlink>
     </w:p>
@@ -2703,7 +4328,7 @@
       <w:r>
         <w:t xml:space="preserve">. </w:t>
       </w:r>
-      <w:hyperlink r:id="rId14" w:history="1">
+      <w:hyperlink r:id="rId40" w:history="1">
         <w:r>
           <w:rPr>
             <w:rStyle w:val="Hipervnculo"/>
@@ -2744,7 +4369,7 @@
       <w:r>
         <w:t xml:space="preserve">. </w:t>
       </w:r>
-      <w:hyperlink r:id="rId15" w:history="1">
+      <w:hyperlink r:id="rId41" w:history="1">
         <w:r>
           <w:rPr>
             <w:rStyle w:val="Hipervnculo"/>

--- a/INFORME_REACCION DE METODOS LOGARITMICOS.docx
+++ b/INFORME_REACCION DE METODOS LOGARITMICOS.docx
@@ -3960,6 +3960,54 @@
           <w:iCs/>
         </w:rPr>
       </w:pPr>
+      <w:r>
+        <w:rPr>
+          <w:b/>
+          <w:bCs w:val="0"/>
+          <w:i/>
+          <w:iCs/>
+        </w:rPr>
+        <w:drawing>
+          <wp:inline distT="0" distB="0" distL="0" distR="0" wp14:anchorId="6B3F2F89" wp14:editId="4A6F2C82">
+            <wp:extent cx="2747010" cy="1370330"/>
+            <wp:effectExtent l="19050" t="19050" r="15240" b="20320"/>
+            <wp:docPr id="43" name="Imagen 43"/>
+            <wp:cNvGraphicFramePr>
+              <a:graphicFrameLocks xmlns:a="http://schemas.openxmlformats.org/drawingml/2006/main" noChangeAspect="1"/>
+            </wp:cNvGraphicFramePr>
+            <a:graphic xmlns:a="http://schemas.openxmlformats.org/drawingml/2006/main">
+              <a:graphicData uri="http://schemas.openxmlformats.org/drawingml/2006/picture">
+                <pic:pic xmlns:pic="http://schemas.openxmlformats.org/drawingml/2006/picture">
+                  <pic:nvPicPr>
+                    <pic:cNvPr id="1" name=""/>
+                    <pic:cNvPicPr/>
+                  </pic:nvPicPr>
+                  <pic:blipFill>
+                    <a:blip r:embed="rId38"/>
+                    <a:stretch>
+                      <a:fillRect/>
+                    </a:stretch>
+                  </pic:blipFill>
+                  <pic:spPr>
+                    <a:xfrm>
+                      <a:off x="0" y="0"/>
+                      <a:ext cx="2747010" cy="1370330"/>
+                    </a:xfrm>
+                    <a:prstGeom prst="rect">
+                      <a:avLst/>
+                    </a:prstGeom>
+                    <a:ln>
+                      <a:solidFill>
+                        <a:schemeClr val="bg2"/>
+                      </a:solidFill>
+                    </a:ln>
+                  </pic:spPr>
+                </pic:pic>
+              </a:graphicData>
+            </a:graphic>
+          </wp:inline>
+        </w:drawing>
+      </w:r>
     </w:p>
     <w:p>
       <w:pPr>
@@ -4000,6 +4048,65 @@
     <w:p>
       <w:pPr>
         <w:pStyle w:val="Estilo20"/>
+        <w:rPr>
+          <w:b/>
+          <w:bCs w:val="0"/>
+          <w:i/>
+          <w:iCs/>
+        </w:rPr>
+      </w:pPr>
+      <w:r>
+        <w:rPr>
+          <w:b/>
+          <w:bCs w:val="0"/>
+          <w:i/>
+          <w:iCs/>
+        </w:rPr>
+        <w:drawing>
+          <wp:inline distT="0" distB="0" distL="0" distR="0" wp14:anchorId="479C4CAB" wp14:editId="25458960">
+            <wp:extent cx="2747010" cy="1508760"/>
+            <wp:effectExtent l="19050" t="19050" r="15240" b="15240"/>
+            <wp:docPr id="44" name="Imagen 44"/>
+            <wp:cNvGraphicFramePr>
+              <a:graphicFrameLocks xmlns:a="http://schemas.openxmlformats.org/drawingml/2006/main" noChangeAspect="1"/>
+            </wp:cNvGraphicFramePr>
+            <a:graphic xmlns:a="http://schemas.openxmlformats.org/drawingml/2006/main">
+              <a:graphicData uri="http://schemas.openxmlformats.org/drawingml/2006/picture">
+                <pic:pic xmlns:pic="http://schemas.openxmlformats.org/drawingml/2006/picture">
+                  <pic:nvPicPr>
+                    <pic:cNvPr id="1" name=""/>
+                    <pic:cNvPicPr/>
+                  </pic:nvPicPr>
+                  <pic:blipFill>
+                    <a:blip r:embed="rId39"/>
+                    <a:stretch>
+                      <a:fillRect/>
+                    </a:stretch>
+                  </pic:blipFill>
+                  <pic:spPr>
+                    <a:xfrm>
+                      <a:off x="0" y="0"/>
+                      <a:ext cx="2747010" cy="1508760"/>
+                    </a:xfrm>
+                    <a:prstGeom prst="rect">
+                      <a:avLst/>
+                    </a:prstGeom>
+                    <a:ln>
+                      <a:solidFill>
+                        <a:schemeClr val="bg2"/>
+                      </a:solidFill>
+                    </a:ln>
+                  </pic:spPr>
+                </pic:pic>
+              </a:graphicData>
+            </a:graphic>
+          </wp:inline>
+        </w:drawing>
+      </w:r>
+    </w:p>
+    <w:p>
+      <w:pPr>
+        <w:pStyle w:val="Estilo20"/>
       </w:pPr>
       <w:r>
         <w:t>Se plasmaron los valores obtenidos de los periodos de cada experimentación referente al caso base de ordenación Quicksort.</w:t>
@@ -4011,6 +4118,128 @@
         <w:rPr>
           <w:b/>
           <w:bCs w:val="0"/>
+          <w:i/>
+          <w:iCs/>
+        </w:rPr>
+      </w:pPr>
+      <w:r>
+        <w:rPr>
+          <w:b/>
+          <w:bCs w:val="0"/>
+          <w:i/>
+          <w:iCs/>
+        </w:rPr>
+        <w:t>1.2.3 Grafica Comparativa:</w:t>
+      </w:r>
+    </w:p>
+    <w:p>
+      <w:pPr>
+        <w:pStyle w:val="Estilo20"/>
+        <w:rPr>
+          <w:b/>
+          <w:bCs w:val="0"/>
+          <w:i/>
+          <w:iCs/>
+        </w:rPr>
+      </w:pPr>
+      <w:r>
+        <w:rPr>
+          <w:b/>
+          <w:bCs w:val="0"/>
+          <w:i/>
+          <w:iCs/>
+        </w:rPr>
+        <w:drawing>
+          <wp:inline distT="0" distB="0" distL="0" distR="0" wp14:anchorId="76400E02" wp14:editId="013E59CD">
+            <wp:extent cx="2747010" cy="1939290"/>
+            <wp:effectExtent l="19050" t="19050" r="15240" b="22860"/>
+            <wp:docPr id="42" name="Imagen 42"/>
+            <wp:cNvGraphicFramePr>
+              <a:graphicFrameLocks xmlns:a="http://schemas.openxmlformats.org/drawingml/2006/main" noChangeAspect="1"/>
+            </wp:cNvGraphicFramePr>
+            <a:graphic xmlns:a="http://schemas.openxmlformats.org/drawingml/2006/main">
+              <a:graphicData uri="http://schemas.openxmlformats.org/drawingml/2006/picture">
+                <pic:pic xmlns:pic="http://schemas.openxmlformats.org/drawingml/2006/picture">
+                  <pic:nvPicPr>
+                    <pic:cNvPr id="1" name=""/>
+                    <pic:cNvPicPr/>
+                  </pic:nvPicPr>
+                  <pic:blipFill>
+                    <a:blip r:embed="rId40"/>
+                    <a:stretch>
+                      <a:fillRect/>
+                    </a:stretch>
+                  </pic:blipFill>
+                  <pic:spPr>
+                    <a:xfrm>
+                      <a:off x="0" y="0"/>
+                      <a:ext cx="2747010" cy="1939290"/>
+                    </a:xfrm>
+                    <a:prstGeom prst="rect">
+                      <a:avLst/>
+                    </a:prstGeom>
+                    <a:ln>
+                      <a:solidFill>
+                        <a:schemeClr val="bg2"/>
+                      </a:solidFill>
+                    </a:ln>
+                  </pic:spPr>
+                </pic:pic>
+              </a:graphicData>
+            </a:graphic>
+          </wp:inline>
+        </w:drawing>
+      </w:r>
+    </w:p>
+    <w:p>
+      <w:pPr>
+        <w:pStyle w:val="Estilo20"/>
+      </w:pPr>
+      <w:r>
+        <w:t xml:space="preserve">Se </w:t>
+      </w:r>
+      <w:r>
+        <w:t>evidenciaron</w:t>
+      </w:r>
+      <w:r>
+        <w:t xml:space="preserve"> l</w:t>
+      </w:r>
+      <w:r>
+        <w:t>a comparación de los datos</w:t>
+      </w:r>
+      <w:r>
+        <w:t xml:space="preserve"> de los </w:t>
+      </w:r>
+      <w:r>
+        <w:t>tiempos de reacción</w:t>
+      </w:r>
+      <w:r>
+        <w:t xml:space="preserve"> experimenta</w:t>
+      </w:r>
+      <w:r>
+        <w:t>l</w:t>
+      </w:r>
+      <w:r>
+        <w:t xml:space="preserve"> </w:t>
+      </w:r>
+      <w:r>
+        <w:t xml:space="preserve">basados en los métodos </w:t>
+      </w:r>
+      <w:proofErr w:type="spellStart"/>
+      <w:r>
+        <w:t>Shellsort</w:t>
+      </w:r>
+      <w:proofErr w:type="spellEnd"/>
+      <w:r>
+        <w:t xml:space="preserve"> y Quicksort.</w:t>
+      </w:r>
+    </w:p>
+    <w:p>
+      <w:pPr>
+        <w:pStyle w:val="Estilo20"/>
+        <w:rPr>
+          <w:b/>
+          <w:bCs w:val="0"/>
         </w:rPr>
       </w:pPr>
       <w:r>
@@ -4026,7 +4255,13 @@
         <w:pStyle w:val="Estilo20"/>
       </w:pPr>
       <w:r>
-        <w:t xml:space="preserve">Es cierto que el máximo de elementos es “20” y el mínimo es “0” para todo el sistema de medición de tiempos algorítmicos. Por ende, nuestra población final será el máximo del sistema y también su límite superior; límite inferior igual a “0”. Los tiempos fueron incorporados en una tabla “(nombre)” para evidenciar la diferencia en el tiempo de reacción de dos algoritmos: Quicksort y </w:t>
+        <w:t>Es cierto que el máximo de elementos es “20” y el mínimo es “0” para todo el sistema de medición de tiempos algorítmicos. Por ende, nuestra población final será el máximo del sistema y también su límite superior; límite inferior igual a “0”. Los tiempos fueron incorporados en una tabla “</w:t>
+      </w:r>
+      <w:r>
+        <w:t>gráfico de columnas agrupadas</w:t>
+      </w:r>
+      <w:r>
+        <w:t xml:space="preserve">” para evidenciar la diferencia en el tiempo de reacción de dos algoritmos: Quicksort y </w:t>
       </w:r>
       <w:proofErr w:type="spellStart"/>
       <w:r>
@@ -4034,25 +4269,23 @@
       </w:r>
       <w:proofErr w:type="spellEnd"/>
       <w:r>
-        <w:t xml:space="preserve">. Ambos métodos mostraron tiempos volubles, </w:t>
-      </w:r>
-      <w:r>
-        <w:t>pero también déficits en el lapso del procesamiento integrado. Si se convalidan con la ley de la complejidad computacional, adquirirían un campo de análisis estadístico y reflexivo el presente informe.</w:t>
-      </w:r>
-    </w:p>
-    <w:p>
-      <w:pPr>
-        <w:pStyle w:val="Estilo20"/>
-        <w:rPr>
-          <w:b/>
-          <w:bCs w:val="0"/>
-        </w:rPr>
-      </w:pPr>
-      <w:r>
-        <w:rPr>
-          <w:b/>
-          <w:bCs w:val="0"/>
-        </w:rPr>
+        <w:t>. Ambos métodos mostraron tiempos volubles, pero también déficits en el lapso del procesamiento integrado. Si se convalidan con la ley de la complejidad computacional, adquirirían un campo de análisis estadístico y reflexivo el presente informe.</w:t>
+      </w:r>
+    </w:p>
+    <w:p>
+      <w:pPr>
+        <w:pStyle w:val="Estilo20"/>
+        <w:rPr>
+          <w:b/>
+          <w:bCs w:val="0"/>
+        </w:rPr>
+      </w:pPr>
+      <w:r>
+        <w:rPr>
+          <w:b/>
+          <w:bCs w:val="0"/>
+        </w:rPr>
+        <w:lastRenderedPageBreak/>
         <w:t>CONCLUSIONES</w:t>
       </w:r>
     </w:p>
@@ -4083,7 +4316,13 @@
         </w:numPr>
       </w:pPr>
       <w:r>
-        <w:t>Se visualiza bajo un diferencial y promedio integrado (</w:t>
+        <w:t>Se visualiza bajo un diferencial y promedio integrado</w:t>
+      </w:r>
+      <w:r>
+        <w:t xml:space="preserve"> entre tiempos muestrales</w:t>
+      </w:r>
+      <w:r>
+        <w:t xml:space="preserve"> (</w:t>
       </w:r>
       <w:r>
         <w:t xml:space="preserve">tabla de mediciones) la variación de tiempo final: </w:t>
@@ -4145,11 +4384,7 @@
         <w:t>o a mi profesor Hugo Barraza por ser el motivo</w:t>
       </w:r>
       <w:r>
-        <w:t xml:space="preserve"> de la corriente de </w:t>
-      </w:r>
-      <w:r>
-        <w:lastRenderedPageBreak/>
-        <w:t>pensamientos, subjetividad y empirismo en ámbitos de la programación avanzada.</w:t>
+        <w:t xml:space="preserve"> de la corriente de pensamientos, subjetividad y empirismo en ámbitos de la programación avanzada.</w:t>
       </w:r>
     </w:p>
     <w:p>
@@ -4249,7 +4484,7 @@
         </w:rPr>
         <w:t xml:space="preserve">. Revisado el 28 de octubre del 2026. </w:t>
       </w:r>
-      <w:hyperlink r:id="rId38" w:history="1">
+      <w:hyperlink r:id="rId41" w:history="1">
         <w:r>
           <w:rPr>
             <w:rStyle w:val="Hipervnculo"/>
@@ -4284,18 +4519,12 @@
       <w:r>
         <w:t xml:space="preserve">. La República. </w:t>
       </w:r>
-      <w:hyperlink r:id="rId39" w:history="1">
+      <w:hyperlink r:id="rId42" w:history="1">
         <w:r>
           <w:rPr>
             <w:rStyle w:val="Hipervnculo"/>
           </w:rPr>
-          <w:t>https://larepublica.pe/ciencia/2024/09/09/el-teorema-no-era-de-</w:t>
-        </w:r>
-        <w:r>
-          <w:rPr>
-            <w:rStyle w:val="Hipervnculo"/>
-          </w:rPr>
-          <w:t>pitagoras-una-tablilla-de-arcilla-revela-que-ya-existia-1000-anos-antes-del-matematico-griego-845361</w:t>
+          <w:t>https://larepublica.pe/ciencia/2024/09/09/el-teorema-no-era-de-pitagoras-una-tablilla-de-arcilla-revela-que-ya-existia-1000-anos-antes-del-matematico-griego-845361</w:t>
         </w:r>
       </w:hyperlink>
     </w:p>
@@ -4328,7 +4557,7 @@
       <w:r>
         <w:t xml:space="preserve">. </w:t>
       </w:r>
-      <w:hyperlink r:id="rId40" w:history="1">
+      <w:hyperlink r:id="rId43" w:history="1">
         <w:r>
           <w:rPr>
             <w:rStyle w:val="Hipervnculo"/>
@@ -4369,7 +4598,7 @@
       <w:r>
         <w:t xml:space="preserve">. </w:t>
       </w:r>
-      <w:hyperlink r:id="rId41" w:history="1">
+      <w:hyperlink r:id="rId44" w:history="1">
         <w:r>
           <w:rPr>
             <w:rStyle w:val="Hipervnculo"/>

--- a/INFORME_REACCION DE METODOS LOGARITMICOS.docx
+++ b/INFORME_REACCION DE METODOS LOGARITMICOS.docx
@@ -4577,6 +4577,13 @@
           <w:b/>
           <w:bCs w:val="0"/>
         </w:rPr>
+        <w:sectPr>
+          <w:type w:val="continuous"/>
+          <w:pgSz w:w="12240" w:h="15840" w:code="1"/>
+          <w:pgMar w:top="1440" w:right="1440" w:bottom="1440" w:left="1440" w:header="709" w:footer="709" w:gutter="0"/>
+          <w:cols w:num="2" w:space="708"/>
+          <w:docGrid w:linePitch="360"/>
+        </w:sectPr>
       </w:pPr>
       <w:r>
         <w:t xml:space="preserve">Gómez Salgado, L. (2024, 14 de octubre). </w:t>
@@ -4606,158 +4613,6 @@
           <w:t>https://keepcoding.io/blog/que-es-quicksort-y-como-funciona-programacion/</w:t>
         </w:r>
       </w:hyperlink>
-    </w:p>
-    <w:p>
-      <w:pPr>
-        <w:pStyle w:val="Estilo20"/>
-        <w:sectPr>
-          <w:type w:val="continuous"/>
-          <w:pgSz w:w="12240" w:h="15840" w:code="1"/>
-          <w:pgMar w:top="1440" w:right="1440" w:bottom="1440" w:left="1440" w:header="709" w:footer="709" w:gutter="0"/>
-          <w:cols w:num="2" w:space="708"/>
-          <w:docGrid w:linePitch="360"/>
-        </w:sectPr>
-      </w:pPr>
-    </w:p>
-    <w:p>
-      <w:pPr>
-        <w:pStyle w:val="Estilo20"/>
-      </w:pPr>
-    </w:p>
-    <w:p>
-      <w:pPr>
-        <w:pStyle w:val="Estilo20"/>
-      </w:pPr>
-    </w:p>
-    <w:p>
-      <w:pPr>
-        <w:pStyle w:val="Estilo20"/>
-      </w:pPr>
-    </w:p>
-    <w:p>
-      <w:pPr>
-        <w:pStyle w:val="Estilo20"/>
-      </w:pPr>
-    </w:p>
-    <w:p>
-      <w:pPr>
-        <w:pStyle w:val="Estilo20"/>
-      </w:pPr>
-    </w:p>
-    <w:p>
-      <w:r>
-        <w:br w:type="page"/>
-      </w:r>
-    </w:p>
-    <w:p>
-      <w:pPr>
-        <w:pStyle w:val="Estilo20"/>
-      </w:pPr>
-    </w:p>
-    <w:p>
-      <w:pPr>
-        <w:pStyle w:val="Estilo20"/>
-      </w:pPr>
-    </w:p>
-    <w:p>
-      <w:pPr>
-        <w:pStyle w:val="Estilo20"/>
-      </w:pPr>
-    </w:p>
-    <w:p>
-      <w:pPr>
-        <w:pStyle w:val="Estilo20"/>
-      </w:pPr>
-    </w:p>
-    <w:p>
-      <w:pPr>
-        <w:pStyle w:val="Estilo20"/>
-      </w:pPr>
-    </w:p>
-    <w:p>
-      <w:pPr>
-        <w:pStyle w:val="Estilo20"/>
-      </w:pPr>
-    </w:p>
-    <w:p>
-      <w:pPr>
-        <w:pStyle w:val="Estilo20"/>
-      </w:pPr>
-    </w:p>
-    <w:p>
-      <w:pPr>
-        <w:pStyle w:val="Estilo20"/>
-      </w:pPr>
-    </w:p>
-    <w:p>
-      <w:pPr>
-        <w:pStyle w:val="Estilo20"/>
-      </w:pPr>
-    </w:p>
-    <w:p>
-      <w:pPr>
-        <w:pStyle w:val="Estilo20"/>
-      </w:pPr>
-    </w:p>
-    <w:p>
-      <w:pPr>
-        <w:pStyle w:val="Estilo20"/>
-      </w:pPr>
-    </w:p>
-    <w:p>
-      <w:pPr>
-        <w:pStyle w:val="Estilo20"/>
-      </w:pPr>
-    </w:p>
-    <w:p>
-      <w:pPr>
-        <w:pStyle w:val="Estilo20"/>
-      </w:pPr>
-    </w:p>
-    <w:p>
-      <w:pPr>
-        <w:pStyle w:val="Estilo20"/>
-      </w:pPr>
-    </w:p>
-    <w:p>
-      <w:pPr>
-        <w:pStyle w:val="Estilo20"/>
-      </w:pPr>
-    </w:p>
-    <w:p>
-      <w:pPr>
-        <w:pStyle w:val="Estilo20"/>
-      </w:pPr>
-    </w:p>
-    <w:p>
-      <w:pPr>
-        <w:pStyle w:val="Estilo20"/>
-      </w:pPr>
-    </w:p>
-    <w:p>
-      <w:pPr>
-        <w:pStyle w:val="Estilo20"/>
-      </w:pPr>
-    </w:p>
-    <w:p>
-      <w:pPr>
-        <w:pStyle w:val="Estilo20"/>
-      </w:pPr>
-    </w:p>
-    <w:p>
-      <w:pPr>
-        <w:pStyle w:val="Estilo20"/>
-      </w:pPr>
-    </w:p>
-    <w:p>
-      <w:pPr>
-        <w:pStyle w:val="Estilo20"/>
-      </w:pPr>
-    </w:p>
-    <w:p>
-      <w:pPr>
-        <w:pStyle w:val="Estilo20"/>
-      </w:pPr>
     </w:p>
     <w:p>
       <w:pPr>

--- a/INFORME_REACCION DE METODOS LOGARITMICOS.docx
+++ b/INFORME_REACCION DE METODOS LOGARITMICOS.docx
@@ -95,7 +95,7 @@
           <w:sz w:val="32"/>
           <w:szCs w:val="48"/>
         </w:rPr>
-        <w:t>EFECTIVIDAD</w:t>
+        <w:t>EF</w:t>
       </w:r>
       <w:r>
         <w:rPr>
@@ -104,7 +104,7 @@
           <w:sz w:val="32"/>
           <w:szCs w:val="48"/>
         </w:rPr>
-        <w:t xml:space="preserve"> Y PERIODO</w:t>
+        <w:t>I</w:t>
       </w:r>
       <w:r>
         <w:rPr>
@@ -113,7 +113,7 @@
           <w:sz w:val="32"/>
           <w:szCs w:val="48"/>
         </w:rPr>
-        <w:t xml:space="preserve"> DE LOS ALGORITMOS </w:t>
+        <w:t>C</w:t>
       </w:r>
       <w:r>
         <w:rPr>
@@ -122,7 +122,34 @@
           <w:sz w:val="32"/>
           <w:szCs w:val="48"/>
         </w:rPr>
-        <w:t>EN EL SIGLO XXI</w:t>
+        <w:t>IENCIA</w:t>
+      </w:r>
+      <w:r>
+        <w:rPr>
+          <w:b/>
+          <w:bCs w:val="0"/>
+          <w:sz w:val="32"/>
+          <w:szCs w:val="48"/>
+        </w:rPr>
+        <w:t xml:space="preserve"> Y PERIODO</w:t>
+      </w:r>
+      <w:r>
+        <w:rPr>
+          <w:b/>
+          <w:bCs w:val="0"/>
+          <w:sz w:val="32"/>
+          <w:szCs w:val="48"/>
+        </w:rPr>
+        <w:t xml:space="preserve"> DE LOS ALGORITMOS </w:t>
+      </w:r>
+      <w:r>
+        <w:rPr>
+          <w:b/>
+          <w:bCs w:val="0"/>
+          <w:sz w:val="32"/>
+          <w:szCs w:val="48"/>
+        </w:rPr>
+        <w:t>SHELLSORT Y QUICKSORT</w:t>
       </w:r>
     </w:p>
     <w:p>
@@ -143,7 +170,7 @@
           <w:sz w:val="28"/>
           <w:szCs w:val="44"/>
         </w:rPr>
-        <w:t>effectiveness</w:t>
+        <w:t>Efficiency</w:t>
       </w:r>
       <w:proofErr w:type="spellEnd"/>
       <w:r>
@@ -153,9 +180,8 @@
           <w:sz w:val="28"/>
           <w:szCs w:val="44"/>
         </w:rPr>
-        <w:t xml:space="preserve"> and </w:t>
-      </w:r>
-      <w:proofErr w:type="spellStart"/>
+        <w:t xml:space="preserve"> </w:t>
+      </w:r>
       <w:r>
         <w:rPr>
           <w:b/>
@@ -163,9 +189,8 @@
           <w:sz w:val="28"/>
           <w:szCs w:val="44"/>
         </w:rPr>
-        <w:t>lifespan</w:t>
-      </w:r>
-      <w:proofErr w:type="spellEnd"/>
+        <w:t>a</w:t>
+      </w:r>
       <w:r>
         <w:rPr>
           <w:b/>
@@ -173,7 +198,7 @@
           <w:sz w:val="28"/>
           <w:szCs w:val="44"/>
         </w:rPr>
-        <w:t xml:space="preserve"> </w:t>
+        <w:t xml:space="preserve">nd Time </w:t>
       </w:r>
       <w:proofErr w:type="spellStart"/>
       <w:r>
@@ -183,7 +208,7 @@
           <w:sz w:val="28"/>
           <w:szCs w:val="44"/>
         </w:rPr>
-        <w:t>of</w:t>
+        <w:t>Complexity</w:t>
       </w:r>
       <w:proofErr w:type="spellEnd"/>
       <w:r>
@@ -203,9 +228,8 @@
           <w:sz w:val="28"/>
           <w:szCs w:val="44"/>
         </w:rPr>
-        <w:t>algorithms</w:t>
-      </w:r>
-      <w:proofErr w:type="spellEnd"/>
+        <w:t>o</w:t>
+      </w:r>
       <w:r>
         <w:rPr>
           <w:b/>
@@ -213,9 +237,9 @@
           <w:sz w:val="28"/>
           <w:szCs w:val="44"/>
         </w:rPr>
-        <w:t xml:space="preserve"> in </w:t>
-      </w:r>
-      <w:proofErr w:type="spellStart"/>
+        <w:t>f</w:t>
+      </w:r>
+      <w:proofErr w:type="spellEnd"/>
       <w:r>
         <w:rPr>
           <w:b/>
@@ -223,9 +247,9 @@
           <w:sz w:val="28"/>
           <w:szCs w:val="44"/>
         </w:rPr>
-        <w:t>the</w:t>
-      </w:r>
-      <w:proofErr w:type="spellEnd"/>
+        <w:t xml:space="preserve"> </w:t>
+      </w:r>
+      <w:proofErr w:type="spellStart"/>
       <w:r>
         <w:rPr>
           <w:b/>
@@ -233,9 +257,8 @@
           <w:sz w:val="28"/>
           <w:szCs w:val="44"/>
         </w:rPr>
-        <w:t xml:space="preserve"> 21st </w:t>
-      </w:r>
-      <w:proofErr w:type="spellStart"/>
+        <w:t>t</w:t>
+      </w:r>
       <w:r>
         <w:rPr>
           <w:b/>
@@ -243,7 +266,65 @@
           <w:sz w:val="28"/>
           <w:szCs w:val="44"/>
         </w:rPr>
-        <w:t>century</w:t>
+        <w:t>he</w:t>
+      </w:r>
+      <w:proofErr w:type="spellEnd"/>
+      <w:r>
+        <w:rPr>
+          <w:b/>
+          <w:bCs w:val="0"/>
+          <w:sz w:val="28"/>
+          <w:szCs w:val="44"/>
+        </w:rPr>
+        <w:t xml:space="preserve"> </w:t>
+      </w:r>
+      <w:proofErr w:type="spellStart"/>
+      <w:r>
+        <w:rPr>
+          <w:b/>
+          <w:bCs w:val="0"/>
+          <w:sz w:val="28"/>
+          <w:szCs w:val="44"/>
+        </w:rPr>
+        <w:t>Shellsort</w:t>
+      </w:r>
+      <w:proofErr w:type="spellEnd"/>
+      <w:r>
+        <w:rPr>
+          <w:b/>
+          <w:bCs w:val="0"/>
+          <w:sz w:val="28"/>
+          <w:szCs w:val="44"/>
+        </w:rPr>
+        <w:t xml:space="preserve"> </w:t>
+      </w:r>
+      <w:r>
+        <w:rPr>
+          <w:b/>
+          <w:bCs w:val="0"/>
+          <w:sz w:val="28"/>
+          <w:szCs w:val="44"/>
+        </w:rPr>
+        <w:t>a</w:t>
+      </w:r>
+      <w:r>
+        <w:rPr>
+          <w:b/>
+          <w:bCs w:val="0"/>
+          <w:sz w:val="28"/>
+          <w:szCs w:val="44"/>
+        </w:rPr>
+        <w:t xml:space="preserve">nd Quicksort </w:t>
+      </w:r>
+      <w:proofErr w:type="spellStart"/>
+      <w:r>
+        <w:rPr>
+          <w:b/>
+          <w:bCs w:val="0"/>
+          <w:sz w:val="28"/>
+          <w:szCs w:val="44"/>
+        </w:rPr>
+        <w:t>Algorithms</w:t>
       </w:r>
       <w:proofErr w:type="spellEnd"/>
     </w:p>
@@ -399,7 +480,37 @@
             </w:r>
             <w:bookmarkStart w:id="0" w:name="_Hlk243475845"/>
             <w:r>
-              <w:t xml:space="preserve">; además, de su posible surgimiento, la evolución que ha llevado es muy significativa, explicando diversos fenómenos afianzados a los seres bióticos como abióticos donde actualmente, son más frecuentes como descontinuados en su uso, tales como </w:t>
+              <w:t>; además, de su posible surgimiento, la evolución que ha llevado es muy significativa, explicando diversos fenómenos</w:t>
+            </w:r>
+            <w:r>
+              <w:t xml:space="preserve"> </w:t>
+            </w:r>
+            <w:r>
+              <w:t>afianzados a los seres bióticos como abióticos</w:t>
+            </w:r>
+            <w:r>
+              <w:t>. A</w:t>
+            </w:r>
+            <w:r>
+              <w:t xml:space="preserve">ctualmente, son más frecuentes </w:t>
+            </w:r>
+            <w:r>
+              <w:t xml:space="preserve">tanto </w:t>
+            </w:r>
+            <w:r>
+              <w:t xml:space="preserve">como </w:t>
+            </w:r>
+            <w:r>
+              <w:t>antiguos</w:t>
+            </w:r>
+            <w:r>
+              <w:t xml:space="preserve"> </w:t>
+            </w:r>
+            <w:r>
+              <w:t>en su empleabilidad</w:t>
+            </w:r>
+            <w:r>
+              <w:t xml:space="preserve">, tales como </w:t>
             </w:r>
             <w:r>
               <w:t>Quicksort y</w:t>
@@ -416,20 +527,53 @@
             </w:r>
             <w:proofErr w:type="spellEnd"/>
             <w:r>
-              <w:t xml:space="preserve"> y entre otras más; cabe recalcar que descontinuados no desmerita su aplicación en ramas como la</w:t>
+              <w:t xml:space="preserve"> y entre otras más; cabe recalcar que </w:t>
+            </w:r>
+            <w:r>
+              <w:t xml:space="preserve">aun </w:t>
+            </w:r>
+            <w:r>
+              <w:t>“</w:t>
+            </w:r>
+            <w:r>
+              <w:t>viejos</w:t>
+            </w:r>
+            <w:r>
+              <w:t>”</w:t>
+            </w:r>
+            <w:r>
+              <w:t xml:space="preserve"> no desmerita su aplicación en ramas como la</w:t>
             </w:r>
             <w:bookmarkEnd w:id="0"/>
             <w:r>
-              <w:t xml:space="preserve"> pedagogía en educación o en sistemas poco complejos. En este documento mostraremos datos relacionados con métricas de tiempos que evidenciarían </w:t>
-            </w:r>
-            <w:r>
-              <w:t xml:space="preserve">el porque de su situación y </w:t>
+              <w:t xml:space="preserve"> pedagogía en educación</w:t>
+            </w:r>
+            <w:r>
+              <w:t>, la variación genética en medicina</w:t>
+            </w:r>
+            <w:r>
+              <w:t xml:space="preserve"> o en sistemas poco</w:t>
+            </w:r>
+            <w:r>
+              <w:t xml:space="preserve"> y muy </w:t>
+            </w:r>
+            <w:r>
+              <w:t xml:space="preserve">complejos. En este documento mostraremos datos relacionados con métricas de tiempos que evidenciarían </w:t>
             </w:r>
             <w:r>
               <w:t>el paralelismo</w:t>
             </w:r>
             <w:r>
-              <w:t xml:space="preserve"> entre métodos o computación basada en algoritmos.</w:t>
+              <w:t xml:space="preserve"> </w:t>
+            </w:r>
+            <w:r>
+              <w:t>entre métodos o computación basada en algoritmos</w:t>
+            </w:r>
+            <w:r>
+              <w:t xml:space="preserve"> de ordenación logarítmica</w:t>
+            </w:r>
+            <w:r>
+              <w:t>.</w:t>
             </w:r>
           </w:p>
           <w:p>
@@ -442,42 +586,101 @@
                 <w:bCs w:val="0"/>
                 <w:i/>
                 <w:iCs/>
+                <w:sz w:val="22"/>
+                <w:szCs w:val="36"/>
               </w:rPr>
-              <w:t>Palabras clave:</w:t>
+              <w:t xml:space="preserve">Palabras clave: </w:t>
             </w:r>
             <w:r>
               <w:rPr>
-                <w:b/>
-                <w:bCs w:val="0"/>
                 <w:i/>
                 <w:iCs/>
+                <w:sz w:val="22"/>
+                <w:szCs w:val="36"/>
               </w:rPr>
-              <w:t xml:space="preserve"> </w:t>
-            </w:r>
-            <w:r>
               <w:t>Educación</w:t>
             </w:r>
             <w:r>
+              <w:rPr>
+                <w:i/>
+                <w:iCs/>
+                <w:sz w:val="22"/>
+                <w:szCs w:val="36"/>
+              </w:rPr>
+              <w:t>,</w:t>
+            </w:r>
+            <w:r>
+              <w:rPr>
+                <w:i/>
+                <w:iCs/>
+                <w:sz w:val="22"/>
+                <w:szCs w:val="36"/>
+              </w:rPr>
+              <w:t xml:space="preserve"> medicina, </w:t>
+            </w:r>
+            <w:r>
+              <w:rPr>
+                <w:i/>
+                <w:iCs/>
+                <w:sz w:val="22"/>
+                <w:szCs w:val="36"/>
+              </w:rPr>
+              <w:t>computación, método</w:t>
+            </w:r>
+            <w:r>
+              <w:rPr>
+                <w:i/>
+                <w:iCs/>
+                <w:sz w:val="22"/>
+                <w:szCs w:val="36"/>
+              </w:rPr>
               <w:t xml:space="preserve">, </w:t>
             </w:r>
-            <w:r>
-              <w:t>computación, método</w:t>
-            </w:r>
-            <w:r>
-              <w:t xml:space="preserve">, </w:t>
-            </w:r>
-            <w:proofErr w:type="spellStart"/>
-            <w:r>
+            <w:proofErr w:type="spellStart"/>
+            <w:r>
+              <w:rPr>
+                <w:i/>
+                <w:iCs/>
+                <w:sz w:val="22"/>
+                <w:szCs w:val="36"/>
+              </w:rPr>
               <w:t>Shellsort</w:t>
             </w:r>
             <w:proofErr w:type="spellEnd"/>
             <w:r>
+              <w:rPr>
+                <w:i/>
+                <w:iCs/>
+                <w:sz w:val="22"/>
+                <w:szCs w:val="36"/>
+              </w:rPr>
               <w:t>, Quicksort, algoritmo</w:t>
             </w:r>
             <w:r>
+              <w:rPr>
+                <w:i/>
+                <w:iCs/>
+                <w:sz w:val="22"/>
+                <w:szCs w:val="36"/>
+              </w:rPr>
               <w:t>, ordenación</w:t>
             </w:r>
             <w:r>
+              <w:rPr>
+                <w:i/>
+                <w:iCs/>
+                <w:sz w:val="22"/>
+                <w:szCs w:val="36"/>
+              </w:rPr>
+              <w:t>, empleabilidad, complejos, logarítmica</w:t>
+            </w:r>
+            <w:r>
+              <w:rPr>
+                <w:i/>
+                <w:iCs/>
+                <w:sz w:val="22"/>
+                <w:szCs w:val="36"/>
+              </w:rPr>
               <w:t>.</w:t>
             </w:r>
           </w:p>
@@ -626,6 +829,14 @@
             </w:r>
             <w:proofErr w:type="spellStart"/>
             <w:r>
+              <w:t>mathematical</w:t>
+            </w:r>
+            <w:proofErr w:type="spellEnd"/>
+            <w:r>
+              <w:t xml:space="preserve"> </w:t>
+            </w:r>
+            <w:proofErr w:type="spellStart"/>
+            <w:r>
               <w:t>calculations</w:t>
             </w:r>
             <w:proofErr w:type="spellEnd"/>
@@ -634,19 +845,19 @@
             </w:r>
             <w:proofErr w:type="spellStart"/>
             <w:r>
-              <w:t>apply</w:t>
-            </w:r>
-            <w:proofErr w:type="spellEnd"/>
-            <w:r>
-              <w:t xml:space="preserve"> </w:t>
-            </w:r>
-            <w:proofErr w:type="spellStart"/>
-            <w:r>
-              <w:t>mathematical</w:t>
-            </w:r>
-            <w:proofErr w:type="spellEnd"/>
-            <w:r>
-              <w:t xml:space="preserve"> formulas. </w:t>
+              <w:t>formulate</w:t>
+            </w:r>
+            <w:proofErr w:type="spellEnd"/>
+            <w:r>
+              <w:t xml:space="preserve"> </w:t>
+            </w:r>
+            <w:proofErr w:type="spellStart"/>
+            <w:r>
+              <w:t>equations</w:t>
+            </w:r>
+            <w:proofErr w:type="spellEnd"/>
+            <w:r>
+              <w:t xml:space="preserve">. </w:t>
             </w:r>
             <w:proofErr w:type="spellStart"/>
             <w:r>
@@ -722,23 +933,291 @@
             </w:r>
             <w:proofErr w:type="spellStart"/>
             <w:r>
-              <w:t>encompassing</w:t>
-            </w:r>
-            <w:proofErr w:type="spellEnd"/>
-            <w:r>
-              <w:t xml:space="preserve"> a </w:t>
-            </w:r>
-            <w:proofErr w:type="spellStart"/>
-            <w:r>
-              <w:t>wide</w:t>
-            </w:r>
-            <w:proofErr w:type="spellEnd"/>
-            <w:r>
-              <w:t xml:space="preserve"> </w:t>
-            </w:r>
-            <w:proofErr w:type="spellStart"/>
-            <w:r>
-              <w:t>range</w:t>
+              <w:t>providing</w:t>
+            </w:r>
+            <w:proofErr w:type="spellEnd"/>
+            <w:r>
+              <w:t xml:space="preserve"> </w:t>
+            </w:r>
+            <w:proofErr w:type="spellStart"/>
+            <w:r>
+              <w:t>explanations</w:t>
+            </w:r>
+            <w:proofErr w:type="spellEnd"/>
+            <w:r>
+              <w:t xml:space="preserve"> </w:t>
+            </w:r>
+            <w:proofErr w:type="spellStart"/>
+            <w:r>
+              <w:t>for</w:t>
+            </w:r>
+            <w:proofErr w:type="spellEnd"/>
+            <w:r>
+              <w:t xml:space="preserve"> </w:t>
+            </w:r>
+            <w:proofErr w:type="spellStart"/>
+            <w:r>
+              <w:t>various</w:t>
+            </w:r>
+            <w:proofErr w:type="spellEnd"/>
+            <w:r>
+              <w:t xml:space="preserve"> </w:t>
+            </w:r>
+            <w:proofErr w:type="spellStart"/>
+            <w:r>
+              <w:t>phenomena</w:t>
+            </w:r>
+            <w:proofErr w:type="spellEnd"/>
+            <w:r>
+              <w:t>—</w:t>
+            </w:r>
+            <w:proofErr w:type="spellStart"/>
+            <w:r>
+              <w:t>both</w:t>
+            </w:r>
+            <w:proofErr w:type="spellEnd"/>
+            <w:r>
+              <w:t xml:space="preserve"> </w:t>
+            </w:r>
+            <w:proofErr w:type="spellStart"/>
+            <w:r>
+              <w:t>biological</w:t>
+            </w:r>
+            <w:proofErr w:type="spellEnd"/>
+            <w:r>
+              <w:t xml:space="preserve"> and non-</w:t>
+            </w:r>
+            <w:proofErr w:type="spellStart"/>
+            <w:r>
+              <w:t>biological</w:t>
+            </w:r>
+            <w:proofErr w:type="spellEnd"/>
+            <w:r>
+              <w:t xml:space="preserve">. </w:t>
+            </w:r>
+            <w:proofErr w:type="spellStart"/>
+            <w:r>
+              <w:t>Today</w:t>
+            </w:r>
+            <w:proofErr w:type="spellEnd"/>
+            <w:r>
+              <w:t xml:space="preserve">, </w:t>
+            </w:r>
+            <w:proofErr w:type="spellStart"/>
+            <w:r>
+              <w:t>algorithms</w:t>
+            </w:r>
+            <w:proofErr w:type="spellEnd"/>
+            <w:r>
+              <w:t xml:space="preserve"> </w:t>
+            </w:r>
+            <w:proofErr w:type="spellStart"/>
+            <w:r>
+              <w:t>such</w:t>
+            </w:r>
+            <w:proofErr w:type="spellEnd"/>
+            <w:r>
+              <w:t xml:space="preserve"> as </w:t>
+            </w:r>
+            <w:r>
+              <w:lastRenderedPageBreak/>
+              <w:t xml:space="preserve">Quicksort and </w:t>
+            </w:r>
+            <w:proofErr w:type="spellStart"/>
+            <w:r>
+              <w:t>Shellsort</w:t>
+            </w:r>
+            <w:proofErr w:type="spellEnd"/>
+            <w:r>
+              <w:t xml:space="preserve"> </w:t>
+            </w:r>
+            <w:proofErr w:type="spellStart"/>
+            <w:r>
+              <w:t>remain</w:t>
+            </w:r>
+            <w:proofErr w:type="spellEnd"/>
+            <w:r>
+              <w:t xml:space="preserve"> </w:t>
+            </w:r>
+            <w:proofErr w:type="spellStart"/>
+            <w:r>
+              <w:t>widely</w:t>
+            </w:r>
+            <w:proofErr w:type="spellEnd"/>
+            <w:r>
+              <w:t xml:space="preserve"> </w:t>
+            </w:r>
+            <w:proofErr w:type="spellStart"/>
+            <w:r>
+              <w:t>used</w:t>
+            </w:r>
+            <w:proofErr w:type="spellEnd"/>
+            <w:r>
+              <w:t xml:space="preserve">, </w:t>
+            </w:r>
+            <w:proofErr w:type="spellStart"/>
+            <w:r>
+              <w:t>despite</w:t>
+            </w:r>
+            <w:proofErr w:type="spellEnd"/>
+            <w:r>
+              <w:t xml:space="preserve"> </w:t>
+            </w:r>
+            <w:proofErr w:type="spellStart"/>
+            <w:r>
+              <w:t>their</w:t>
+            </w:r>
+            <w:proofErr w:type="spellEnd"/>
+            <w:r>
+              <w:t xml:space="preserve"> </w:t>
+            </w:r>
+            <w:proofErr w:type="spellStart"/>
+            <w:r>
+              <w:t>age</w:t>
+            </w:r>
+            <w:proofErr w:type="spellEnd"/>
+            <w:r>
+              <w:t xml:space="preserve">; </w:t>
+            </w:r>
+            <w:proofErr w:type="spellStart"/>
+            <w:r>
+              <w:t>the</w:t>
+            </w:r>
+            <w:proofErr w:type="spellEnd"/>
+            <w:r>
+              <w:t xml:space="preserve"> </w:t>
+            </w:r>
+            <w:proofErr w:type="spellStart"/>
+            <w:r>
+              <w:t>fact</w:t>
+            </w:r>
+            <w:proofErr w:type="spellEnd"/>
+            <w:r>
+              <w:t xml:space="preserve"> </w:t>
+            </w:r>
+            <w:proofErr w:type="spellStart"/>
+            <w:r>
+              <w:t>that</w:t>
+            </w:r>
+            <w:proofErr w:type="spellEnd"/>
+            <w:r>
+              <w:t xml:space="preserve"> </w:t>
+            </w:r>
+            <w:proofErr w:type="spellStart"/>
+            <w:r>
+              <w:t>they</w:t>
+            </w:r>
+            <w:proofErr w:type="spellEnd"/>
+            <w:r>
+              <w:t xml:space="preserve"> are "</w:t>
+            </w:r>
+            <w:proofErr w:type="spellStart"/>
+            <w:r>
+              <w:t>old</w:t>
+            </w:r>
+            <w:proofErr w:type="spellEnd"/>
+            <w:r>
+              <w:t xml:space="preserve">" </w:t>
+            </w:r>
+            <w:proofErr w:type="spellStart"/>
+            <w:r>
+              <w:t>does</w:t>
+            </w:r>
+            <w:proofErr w:type="spellEnd"/>
+            <w:r>
+              <w:t xml:space="preserve"> </w:t>
+            </w:r>
+            <w:proofErr w:type="spellStart"/>
+            <w:r>
+              <w:t>not</w:t>
+            </w:r>
+            <w:proofErr w:type="spellEnd"/>
+            <w:r>
+              <w:t xml:space="preserve"> </w:t>
+            </w:r>
+            <w:proofErr w:type="spellStart"/>
+            <w:r>
+              <w:t>diminish</w:t>
+            </w:r>
+            <w:proofErr w:type="spellEnd"/>
+            <w:r>
+              <w:t xml:space="preserve"> </w:t>
+            </w:r>
+            <w:proofErr w:type="spellStart"/>
+            <w:r>
+              <w:t>their</w:t>
+            </w:r>
+            <w:proofErr w:type="spellEnd"/>
+            <w:r>
+              <w:t xml:space="preserve"> </w:t>
+            </w:r>
+            <w:proofErr w:type="spellStart"/>
+            <w:r>
+              <w:t>value</w:t>
+            </w:r>
+            <w:proofErr w:type="spellEnd"/>
+            <w:r>
+              <w:t xml:space="preserve"> in </w:t>
+            </w:r>
+            <w:proofErr w:type="spellStart"/>
+            <w:r>
+              <w:t>fields</w:t>
+            </w:r>
+            <w:proofErr w:type="spellEnd"/>
+            <w:r>
+              <w:t xml:space="preserve"> </w:t>
+            </w:r>
+            <w:proofErr w:type="spellStart"/>
+            <w:r>
+              <w:t>ranging</w:t>
+            </w:r>
+            <w:proofErr w:type="spellEnd"/>
+            <w:r>
+              <w:t xml:space="preserve"> </w:t>
+            </w:r>
+            <w:proofErr w:type="spellStart"/>
+            <w:r>
+              <w:t>from</w:t>
+            </w:r>
+            <w:proofErr w:type="spellEnd"/>
+            <w:r>
+              <w:t xml:space="preserve"> </w:t>
+            </w:r>
+            <w:proofErr w:type="spellStart"/>
+            <w:r>
+              <w:t>pedagogy</w:t>
+            </w:r>
+            <w:proofErr w:type="spellEnd"/>
+            <w:r>
+              <w:t xml:space="preserve"> and medical </w:t>
+            </w:r>
+            <w:proofErr w:type="spellStart"/>
+            <w:r>
+              <w:t>genetics</w:t>
+            </w:r>
+            <w:proofErr w:type="spellEnd"/>
+            <w:r>
+              <w:t xml:space="preserve"> </w:t>
+            </w:r>
+            <w:proofErr w:type="spellStart"/>
+            <w:r>
+              <w:t>to</w:t>
+            </w:r>
+            <w:proofErr w:type="spellEnd"/>
+            <w:r>
+              <w:t xml:space="preserve"> </w:t>
+            </w:r>
+            <w:proofErr w:type="spellStart"/>
+            <w:r>
+              <w:t>the</w:t>
+            </w:r>
+            <w:proofErr w:type="spellEnd"/>
+            <w:r>
+              <w:t xml:space="preserve"> </w:t>
+            </w:r>
+            <w:proofErr w:type="spellStart"/>
+            <w:r>
+              <w:t>analysis</w:t>
             </w:r>
             <w:proofErr w:type="spellEnd"/>
             <w:r>
@@ -754,7 +1233,143 @@
             </w:r>
             <w:proofErr w:type="spellStart"/>
             <w:r>
-              <w:t>phenomena</w:t>
+              <w:t>systems</w:t>
+            </w:r>
+            <w:proofErr w:type="spellEnd"/>
+            <w:r>
+              <w:t xml:space="preserve"> </w:t>
+            </w:r>
+            <w:proofErr w:type="spellStart"/>
+            <w:r>
+              <w:t>of</w:t>
+            </w:r>
+            <w:proofErr w:type="spellEnd"/>
+            <w:r>
+              <w:t xml:space="preserve"> </w:t>
+            </w:r>
+            <w:proofErr w:type="spellStart"/>
+            <w:r>
+              <w:t>varying</w:t>
+            </w:r>
+            <w:proofErr w:type="spellEnd"/>
+            <w:r>
+              <w:t xml:space="preserve"> </w:t>
+            </w:r>
+            <w:proofErr w:type="spellStart"/>
+            <w:r>
+              <w:t>levels</w:t>
+            </w:r>
+            <w:proofErr w:type="spellEnd"/>
+            <w:r>
+              <w:t xml:space="preserve"> </w:t>
+            </w:r>
+            <w:proofErr w:type="spellStart"/>
+            <w:r>
+              <w:t>of</w:t>
+            </w:r>
+            <w:proofErr w:type="spellEnd"/>
+            <w:r>
+              <w:t xml:space="preserve"> </w:t>
+            </w:r>
+            <w:proofErr w:type="spellStart"/>
+            <w:r>
+              <w:t>complexity</w:t>
+            </w:r>
+            <w:proofErr w:type="spellEnd"/>
+            <w:r>
+              <w:t xml:space="preserve">. </w:t>
+            </w:r>
+            <w:proofErr w:type="spellStart"/>
+            <w:r>
+              <w:t>This</w:t>
+            </w:r>
+            <w:proofErr w:type="spellEnd"/>
+            <w:r>
+              <w:t xml:space="preserve"> </w:t>
+            </w:r>
+            <w:proofErr w:type="spellStart"/>
+            <w:r>
+              <w:t>document</w:t>
+            </w:r>
+            <w:proofErr w:type="spellEnd"/>
+            <w:r>
+              <w:t xml:space="preserve"> </w:t>
+            </w:r>
+            <w:proofErr w:type="spellStart"/>
+            <w:r>
+              <w:t>presents</w:t>
+            </w:r>
+            <w:proofErr w:type="spellEnd"/>
+            <w:r>
+              <w:t xml:space="preserve"> data </w:t>
+            </w:r>
+            <w:proofErr w:type="spellStart"/>
+            <w:r>
+              <w:t>on</w:t>
+            </w:r>
+            <w:proofErr w:type="spellEnd"/>
+            <w:r>
+              <w:t xml:space="preserve"> time </w:t>
+            </w:r>
+            <w:proofErr w:type="spellStart"/>
+            <w:r>
+              <w:t>metrics</w:t>
+            </w:r>
+            <w:proofErr w:type="spellEnd"/>
+            <w:r>
+              <w:t xml:space="preserve"> </w:t>
+            </w:r>
+            <w:proofErr w:type="spellStart"/>
+            <w:r>
+              <w:t>that</w:t>
+            </w:r>
+            <w:proofErr w:type="spellEnd"/>
+            <w:r>
+              <w:t xml:space="preserve"> </w:t>
+            </w:r>
+            <w:proofErr w:type="spellStart"/>
+            <w:r>
+              <w:t>illustrate</w:t>
+            </w:r>
+            <w:proofErr w:type="spellEnd"/>
+            <w:r>
+              <w:t xml:space="preserve"> </w:t>
+            </w:r>
+            <w:proofErr w:type="spellStart"/>
+            <w:r>
+              <w:t>the</w:t>
+            </w:r>
+            <w:proofErr w:type="spellEnd"/>
+            <w:r>
+              <w:t xml:space="preserve"> </w:t>
+            </w:r>
+            <w:proofErr w:type="spellStart"/>
+            <w:r>
+              <w:t>parallels</w:t>
+            </w:r>
+            <w:proofErr w:type="spellEnd"/>
+            <w:r>
+              <w:t xml:space="preserve"> </w:t>
+            </w:r>
+            <w:proofErr w:type="spellStart"/>
+            <w:r>
+              <w:t>between</w:t>
+            </w:r>
+            <w:proofErr w:type="spellEnd"/>
+            <w:r>
+              <w:t xml:space="preserve"> </w:t>
+            </w:r>
+            <w:proofErr w:type="spellStart"/>
+            <w:r>
+              <w:t>different</w:t>
+            </w:r>
+            <w:proofErr w:type="spellEnd"/>
+            <w:r>
+              <w:t xml:space="preserve"> </w:t>
+            </w:r>
+            <w:proofErr w:type="spellStart"/>
+            <w:r>
+              <w:t>methods</w:t>
             </w:r>
             <w:proofErr w:type="spellEnd"/>
             <w:r>
@@ -762,31 +1377,7 @@
             </w:r>
             <w:proofErr w:type="spellStart"/>
             <w:r>
-              <w:t>both</w:t>
-            </w:r>
-            <w:proofErr w:type="spellEnd"/>
-            <w:r>
-              <w:t xml:space="preserve"> </w:t>
-            </w:r>
-            <w:proofErr w:type="spellStart"/>
-            <w:r>
-              <w:t>biological</w:t>
-            </w:r>
-            <w:proofErr w:type="spellEnd"/>
-            <w:r>
-              <w:t xml:space="preserve"> and non-</w:t>
-            </w:r>
-            <w:proofErr w:type="spellStart"/>
-            <w:r>
-              <w:t>biological</w:t>
-            </w:r>
-            <w:proofErr w:type="spellEnd"/>
-            <w:r>
-              <w:t xml:space="preserve">. </w:t>
-            </w:r>
-            <w:proofErr w:type="spellStart"/>
-            <w:r>
-              <w:t>Today</w:t>
+              <w:t>specifically</w:t>
             </w:r>
             <w:proofErr w:type="spellEnd"/>
             <w:r>
@@ -794,7 +1385,47 @@
             </w:r>
             <w:proofErr w:type="spellStart"/>
             <w:r>
-              <w:t>some</w:t>
+              <w:t>computational</w:t>
+            </w:r>
+            <w:proofErr w:type="spellEnd"/>
+            <w:r>
+              <w:t xml:space="preserve"> </w:t>
+            </w:r>
+            <w:proofErr w:type="spellStart"/>
+            <w:r>
+              <w:t>approaches</w:t>
+            </w:r>
+            <w:proofErr w:type="spellEnd"/>
+            <w:r>
+              <w:t xml:space="preserve"> </w:t>
+            </w:r>
+            <w:proofErr w:type="spellStart"/>
+            <w:r>
+              <w:t>based</w:t>
+            </w:r>
+            <w:proofErr w:type="spellEnd"/>
+            <w:r>
+              <w:t xml:space="preserve"> </w:t>
+            </w:r>
+            <w:proofErr w:type="spellStart"/>
+            <w:r>
+              <w:t>on</w:t>
+            </w:r>
+            <w:proofErr w:type="spellEnd"/>
+            <w:r>
+              <w:t xml:space="preserve"> </w:t>
+            </w:r>
+            <w:proofErr w:type="spellStart"/>
+            <w:r>
+              <w:t>logarithmic</w:t>
+            </w:r>
+            <w:proofErr w:type="spellEnd"/>
+            <w:r>
+              <w:t xml:space="preserve"> </w:t>
+            </w:r>
+            <w:proofErr w:type="spellStart"/>
+            <w:r>
+              <w:t>sorting</w:t>
             </w:r>
             <w:proofErr w:type="spellEnd"/>
             <w:r>
@@ -803,455 +1434,6 @@
             <w:proofErr w:type="spellStart"/>
             <w:r>
               <w:t>algorithms</w:t>
-            </w:r>
-            <w:proofErr w:type="spellEnd"/>
-            <w:r>
-              <w:t xml:space="preserve"> </w:t>
-            </w:r>
-            <w:proofErr w:type="spellStart"/>
-            <w:r>
-              <w:t>remain</w:t>
-            </w:r>
-            <w:proofErr w:type="spellEnd"/>
-            <w:r>
-              <w:t xml:space="preserve"> in </w:t>
-            </w:r>
-            <w:proofErr w:type="spellStart"/>
-            <w:r>
-              <w:t>common</w:t>
-            </w:r>
-            <w:proofErr w:type="spellEnd"/>
-            <w:r>
-              <w:t xml:space="preserve"> use, </w:t>
-            </w:r>
-            <w:proofErr w:type="spellStart"/>
-            <w:r>
-              <w:t>while</w:t>
-            </w:r>
-            <w:proofErr w:type="spellEnd"/>
-            <w:r>
-              <w:t xml:space="preserve"> </w:t>
-            </w:r>
-            <w:proofErr w:type="spellStart"/>
-            <w:r>
-              <w:t>others</w:t>
-            </w:r>
-            <w:proofErr w:type="spellEnd"/>
-            <w:r>
-              <w:t>—</w:t>
-            </w:r>
-            <w:proofErr w:type="spellStart"/>
-            <w:r>
-              <w:t>such</w:t>
-            </w:r>
-            <w:proofErr w:type="spellEnd"/>
-            <w:r>
-              <w:t xml:space="preserve"> as Quicksort and </w:t>
-            </w:r>
-            <w:proofErr w:type="spellStart"/>
-            <w:r>
-              <w:t>Shellsort</w:t>
-            </w:r>
-            <w:proofErr w:type="spellEnd"/>
-            <w:r>
-              <w:t xml:space="preserve">, </w:t>
-            </w:r>
-            <w:proofErr w:type="spellStart"/>
-            <w:r>
-              <w:t>among</w:t>
-            </w:r>
-            <w:proofErr w:type="spellEnd"/>
-            <w:r>
-              <w:t xml:space="preserve"> </w:t>
-            </w:r>
-            <w:proofErr w:type="spellStart"/>
-            <w:r>
-              <w:t>others</w:t>
-            </w:r>
-            <w:proofErr w:type="spellEnd"/>
-            <w:r>
-              <w:t>—</w:t>
-            </w:r>
-            <w:proofErr w:type="spellStart"/>
-            <w:r>
-              <w:t>have</w:t>
-            </w:r>
-            <w:proofErr w:type="spellEnd"/>
-            <w:r>
-              <w:t xml:space="preserve"> </w:t>
-            </w:r>
-            <w:proofErr w:type="spellStart"/>
-            <w:r>
-              <w:lastRenderedPageBreak/>
-              <w:t>largely</w:t>
-            </w:r>
-            <w:proofErr w:type="spellEnd"/>
-            <w:r>
-              <w:t xml:space="preserve"> fallen </w:t>
-            </w:r>
-            <w:proofErr w:type="spellStart"/>
-            <w:r>
-              <w:t>into</w:t>
-            </w:r>
-            <w:proofErr w:type="spellEnd"/>
-            <w:r>
-              <w:t xml:space="preserve"> </w:t>
-            </w:r>
-            <w:proofErr w:type="spellStart"/>
-            <w:r>
-              <w:t>disuse</w:t>
-            </w:r>
-            <w:proofErr w:type="spellEnd"/>
-            <w:r>
-              <w:t xml:space="preserve">. </w:t>
-            </w:r>
-            <w:proofErr w:type="spellStart"/>
-            <w:r>
-              <w:t>It</w:t>
-            </w:r>
-            <w:proofErr w:type="spellEnd"/>
-            <w:r>
-              <w:t xml:space="preserve"> </w:t>
-            </w:r>
-            <w:proofErr w:type="spellStart"/>
-            <w:r>
-              <w:t>should</w:t>
-            </w:r>
-            <w:proofErr w:type="spellEnd"/>
-            <w:r>
-              <w:t xml:space="preserve"> be </w:t>
-            </w:r>
-            <w:proofErr w:type="spellStart"/>
-            <w:r>
-              <w:t>noted</w:t>
-            </w:r>
-            <w:proofErr w:type="spellEnd"/>
-            <w:r>
-              <w:t xml:space="preserve">, </w:t>
-            </w:r>
-            <w:proofErr w:type="spellStart"/>
-            <w:r>
-              <w:t>however</w:t>
-            </w:r>
-            <w:proofErr w:type="spellEnd"/>
-            <w:r>
-              <w:t xml:space="preserve">, </w:t>
-            </w:r>
-            <w:proofErr w:type="spellStart"/>
-            <w:r>
-              <w:t>that</w:t>
-            </w:r>
-            <w:proofErr w:type="spellEnd"/>
-            <w:r>
-              <w:t xml:space="preserve"> </w:t>
-            </w:r>
-            <w:proofErr w:type="spellStart"/>
-            <w:r>
-              <w:t>being</w:t>
-            </w:r>
-            <w:proofErr w:type="spellEnd"/>
-            <w:r>
-              <w:t xml:space="preserve"> "</w:t>
-            </w:r>
-            <w:proofErr w:type="spellStart"/>
-            <w:r>
-              <w:t>outdated</w:t>
-            </w:r>
-            <w:proofErr w:type="spellEnd"/>
-            <w:r>
-              <w:t xml:space="preserve">" </w:t>
-            </w:r>
-            <w:proofErr w:type="spellStart"/>
-            <w:r>
-              <w:t>does</w:t>
-            </w:r>
-            <w:proofErr w:type="spellEnd"/>
-            <w:r>
-              <w:t xml:space="preserve"> </w:t>
-            </w:r>
-            <w:proofErr w:type="spellStart"/>
-            <w:r>
-              <w:t>not</w:t>
-            </w:r>
-            <w:proofErr w:type="spellEnd"/>
-            <w:r>
-              <w:t xml:space="preserve"> </w:t>
-            </w:r>
-            <w:proofErr w:type="spellStart"/>
-            <w:r>
-              <w:t>diminish</w:t>
-            </w:r>
-            <w:proofErr w:type="spellEnd"/>
-            <w:r>
-              <w:t xml:space="preserve"> </w:t>
-            </w:r>
-            <w:proofErr w:type="spellStart"/>
-            <w:r>
-              <w:t>the</w:t>
-            </w:r>
-            <w:proofErr w:type="spellEnd"/>
-            <w:r>
-              <w:t xml:space="preserve"> </w:t>
-            </w:r>
-            <w:proofErr w:type="spellStart"/>
-            <w:r>
-              <w:t>value</w:t>
-            </w:r>
-            <w:proofErr w:type="spellEnd"/>
-            <w:r>
-              <w:t xml:space="preserve"> </w:t>
-            </w:r>
-            <w:proofErr w:type="spellStart"/>
-            <w:r>
-              <w:t>of</w:t>
-            </w:r>
-            <w:proofErr w:type="spellEnd"/>
-            <w:r>
-              <w:t xml:space="preserve"> </w:t>
-            </w:r>
-            <w:proofErr w:type="spellStart"/>
-            <w:r>
-              <w:t>these</w:t>
-            </w:r>
-            <w:proofErr w:type="spellEnd"/>
-            <w:r>
-              <w:t xml:space="preserve"> </w:t>
-            </w:r>
-            <w:proofErr w:type="spellStart"/>
-            <w:r>
-              <w:t>algorithms</w:t>
-            </w:r>
-            <w:proofErr w:type="spellEnd"/>
-            <w:r>
-              <w:t xml:space="preserve"> in </w:t>
-            </w:r>
-            <w:proofErr w:type="spellStart"/>
-            <w:r>
-              <w:t>contexts</w:t>
-            </w:r>
-            <w:proofErr w:type="spellEnd"/>
-            <w:r>
-              <w:t xml:space="preserve"> </w:t>
-            </w:r>
-            <w:proofErr w:type="spellStart"/>
-            <w:r>
-              <w:t>such</w:t>
-            </w:r>
-            <w:proofErr w:type="spellEnd"/>
-            <w:r>
-              <w:t xml:space="preserve"> as </w:t>
-            </w:r>
-            <w:proofErr w:type="spellStart"/>
-            <w:r>
-              <w:t>education</w:t>
-            </w:r>
-            <w:proofErr w:type="spellEnd"/>
-            <w:r>
-              <w:t xml:space="preserve"> </w:t>
-            </w:r>
-            <w:proofErr w:type="spellStart"/>
-            <w:r>
-              <w:t>or</w:t>
-            </w:r>
-            <w:proofErr w:type="spellEnd"/>
-            <w:r>
-              <w:t xml:space="preserve"> </w:t>
-            </w:r>
-            <w:proofErr w:type="spellStart"/>
-            <w:r>
-              <w:t>within</w:t>
-            </w:r>
-            <w:proofErr w:type="spellEnd"/>
-            <w:r>
-              <w:t xml:space="preserve"> </w:t>
-            </w:r>
-            <w:proofErr w:type="spellStart"/>
-            <w:r>
-              <w:t>less</w:t>
-            </w:r>
-            <w:proofErr w:type="spellEnd"/>
-            <w:r>
-              <w:t xml:space="preserve"> </w:t>
-            </w:r>
-            <w:proofErr w:type="spellStart"/>
-            <w:r>
-              <w:t>complex</w:t>
-            </w:r>
-            <w:proofErr w:type="spellEnd"/>
-            <w:r>
-              <w:t xml:space="preserve"> </w:t>
-            </w:r>
-            <w:proofErr w:type="spellStart"/>
-            <w:r>
-              <w:t>systems</w:t>
-            </w:r>
-            <w:proofErr w:type="spellEnd"/>
-            <w:r>
-              <w:t xml:space="preserve">. </w:t>
-            </w:r>
-            <w:proofErr w:type="spellStart"/>
-            <w:r>
-              <w:t>This</w:t>
-            </w:r>
-            <w:proofErr w:type="spellEnd"/>
-            <w:r>
-              <w:t xml:space="preserve"> </w:t>
-            </w:r>
-            <w:proofErr w:type="spellStart"/>
-            <w:r>
-              <w:t>document</w:t>
-            </w:r>
-            <w:proofErr w:type="spellEnd"/>
-            <w:r>
-              <w:t xml:space="preserve"> </w:t>
-            </w:r>
-            <w:proofErr w:type="spellStart"/>
-            <w:r>
-              <w:t>presents</w:t>
-            </w:r>
-            <w:proofErr w:type="spellEnd"/>
-            <w:r>
-              <w:t xml:space="preserve"> data </w:t>
-            </w:r>
-            <w:proofErr w:type="spellStart"/>
-            <w:r>
-              <w:t>on</w:t>
-            </w:r>
-            <w:proofErr w:type="spellEnd"/>
-            <w:r>
-              <w:t xml:space="preserve"> temporal </w:t>
-            </w:r>
-            <w:proofErr w:type="spellStart"/>
-            <w:r>
-              <w:t>metrics</w:t>
-            </w:r>
-            <w:proofErr w:type="spellEnd"/>
-            <w:r>
-              <w:t xml:space="preserve"> </w:t>
-            </w:r>
-            <w:proofErr w:type="spellStart"/>
-            <w:r>
-              <w:t>that</w:t>
-            </w:r>
-            <w:proofErr w:type="spellEnd"/>
-            <w:r>
-              <w:t xml:space="preserve"> </w:t>
-            </w:r>
-            <w:proofErr w:type="spellStart"/>
-            <w:r>
-              <w:t>shed</w:t>
-            </w:r>
-            <w:proofErr w:type="spellEnd"/>
-            <w:r>
-              <w:t xml:space="preserve"> light </w:t>
-            </w:r>
-            <w:proofErr w:type="spellStart"/>
-            <w:r>
-              <w:t>on</w:t>
-            </w:r>
-            <w:proofErr w:type="spellEnd"/>
-            <w:r>
-              <w:t xml:space="preserve"> </w:t>
-            </w:r>
-            <w:proofErr w:type="spellStart"/>
-            <w:r>
-              <w:t>the</w:t>
-            </w:r>
-            <w:proofErr w:type="spellEnd"/>
-            <w:r>
-              <w:t xml:space="preserve"> </w:t>
-            </w:r>
-            <w:proofErr w:type="spellStart"/>
-            <w:r>
-              <w:t>current</w:t>
-            </w:r>
-            <w:proofErr w:type="spellEnd"/>
-            <w:r>
-              <w:t xml:space="preserve"> status </w:t>
-            </w:r>
-            <w:proofErr w:type="spellStart"/>
-            <w:r>
-              <w:t>of</w:t>
-            </w:r>
-            <w:proofErr w:type="spellEnd"/>
-            <w:r>
-              <w:t xml:space="preserve"> </w:t>
-            </w:r>
-            <w:proofErr w:type="spellStart"/>
-            <w:r>
-              <w:t>these</w:t>
-            </w:r>
-            <w:proofErr w:type="spellEnd"/>
-            <w:r>
-              <w:t xml:space="preserve"> </w:t>
-            </w:r>
-            <w:proofErr w:type="spellStart"/>
-            <w:r>
-              <w:t>algorithms</w:t>
-            </w:r>
-            <w:proofErr w:type="spellEnd"/>
-            <w:r>
-              <w:t xml:space="preserve">, </w:t>
-            </w:r>
-            <w:proofErr w:type="spellStart"/>
-            <w:r>
-              <w:t>while</w:t>
-            </w:r>
-            <w:proofErr w:type="spellEnd"/>
-            <w:r>
-              <w:t xml:space="preserve"> </w:t>
-            </w:r>
-            <w:proofErr w:type="spellStart"/>
-            <w:r>
-              <w:t>drawing</w:t>
-            </w:r>
-            <w:proofErr w:type="spellEnd"/>
-            <w:r>
-              <w:t xml:space="preserve"> </w:t>
-            </w:r>
-            <w:proofErr w:type="spellStart"/>
-            <w:r>
-              <w:t>parallels</w:t>
-            </w:r>
-            <w:proofErr w:type="spellEnd"/>
-            <w:r>
-              <w:t xml:space="preserve"> </w:t>
-            </w:r>
-            <w:proofErr w:type="spellStart"/>
-            <w:r>
-              <w:t>between</w:t>
-            </w:r>
-            <w:proofErr w:type="spellEnd"/>
-            <w:r>
-              <w:t xml:space="preserve"> </w:t>
-            </w:r>
-            <w:proofErr w:type="spellStart"/>
-            <w:r>
-              <w:t>various</w:t>
-            </w:r>
-            <w:proofErr w:type="spellEnd"/>
-            <w:r>
-              <w:t xml:space="preserve"> </w:t>
-            </w:r>
-            <w:proofErr w:type="spellStart"/>
-            <w:r>
-              <w:t>methods</w:t>
-            </w:r>
-            <w:proofErr w:type="spellEnd"/>
-            <w:r>
-              <w:t xml:space="preserve"> and </w:t>
-            </w:r>
-            <w:proofErr w:type="spellStart"/>
-            <w:r>
-              <w:t>algorithm-based</w:t>
-            </w:r>
-            <w:proofErr w:type="spellEnd"/>
-            <w:r>
-              <w:t xml:space="preserve"> </w:t>
-            </w:r>
-            <w:proofErr w:type="spellStart"/>
-            <w:r>
-              <w:t>computation</w:t>
             </w:r>
             <w:proofErr w:type="spellEnd"/>
             <w:r>
@@ -1269,6 +1451,8 @@
                 <w:bCs w:val="0"/>
                 <w:i/>
                 <w:iCs/>
+                <w:sz w:val="22"/>
+                <w:szCs w:val="36"/>
               </w:rPr>
               <w:t>Keywords</w:t>
             </w:r>
@@ -1279,58 +1463,209 @@
                 <w:bCs w:val="0"/>
                 <w:i/>
                 <w:iCs/>
+                <w:sz w:val="22"/>
+                <w:szCs w:val="36"/>
               </w:rPr>
-              <w:t>:</w:t>
-            </w:r>
-            <w:r>
-              <w:t xml:space="preserve"> </w:t>
-            </w:r>
-            <w:proofErr w:type="spellStart"/>
-            <w:r>
-              <w:t>education</w:t>
-            </w:r>
-            <w:proofErr w:type="spellEnd"/>
-            <w:r>
+              <w:t xml:space="preserve">: </w:t>
+            </w:r>
+            <w:proofErr w:type="spellStart"/>
+            <w:r>
+              <w:rPr>
+                <w:i/>
+                <w:iCs/>
+                <w:sz w:val="22"/>
+                <w:szCs w:val="36"/>
+              </w:rPr>
+              <w:t>Education</w:t>
+            </w:r>
+            <w:proofErr w:type="spellEnd"/>
+            <w:r>
+              <w:rPr>
+                <w:i/>
+                <w:iCs/>
+                <w:sz w:val="22"/>
+                <w:szCs w:val="36"/>
+              </w:rPr>
+              <w:t xml:space="preserve">, medicine, </w:t>
+            </w:r>
+            <w:proofErr w:type="spellStart"/>
+            <w:r>
+              <w:rPr>
+                <w:i/>
+                <w:iCs/>
+                <w:sz w:val="22"/>
+                <w:szCs w:val="36"/>
+              </w:rPr>
+              <w:t>computing</w:t>
+            </w:r>
+            <w:proofErr w:type="spellEnd"/>
+            <w:r>
+              <w:rPr>
+                <w:i/>
+                <w:iCs/>
+                <w:sz w:val="22"/>
+                <w:szCs w:val="36"/>
+              </w:rPr>
               <w:t xml:space="preserve">, </w:t>
             </w:r>
             <w:proofErr w:type="spellStart"/>
             <w:r>
-              <w:t>computation</w:t>
-            </w:r>
-            <w:proofErr w:type="spellEnd"/>
-            <w:r>
+              <w:rPr>
+                <w:i/>
+                <w:iCs/>
+                <w:sz w:val="22"/>
+                <w:szCs w:val="36"/>
+              </w:rPr>
+              <w:t>method</w:t>
+            </w:r>
+            <w:proofErr w:type="spellEnd"/>
+            <w:r>
+              <w:rPr>
+                <w:i/>
+                <w:iCs/>
+                <w:sz w:val="22"/>
+                <w:szCs w:val="36"/>
+              </w:rPr>
               <w:t xml:space="preserve">, </w:t>
             </w:r>
             <w:proofErr w:type="spellStart"/>
             <w:r>
-              <w:t>method</w:t>
-            </w:r>
-            <w:proofErr w:type="spellEnd"/>
-            <w:r>
+              <w:rPr>
+                <w:i/>
+                <w:iCs/>
+                <w:sz w:val="22"/>
+                <w:szCs w:val="36"/>
+              </w:rPr>
+              <w:t>Shellsort</w:t>
+            </w:r>
+            <w:proofErr w:type="spellEnd"/>
+            <w:r>
+              <w:rPr>
+                <w:i/>
+                <w:iCs/>
+                <w:sz w:val="22"/>
+                <w:szCs w:val="36"/>
+              </w:rPr>
+              <w:t xml:space="preserve">, Quicksort, </w:t>
+            </w:r>
+            <w:proofErr w:type="spellStart"/>
+            <w:r>
+              <w:rPr>
+                <w:i/>
+                <w:iCs/>
+                <w:sz w:val="22"/>
+                <w:szCs w:val="36"/>
+              </w:rPr>
+              <w:t>algorithm</w:t>
+            </w:r>
+            <w:proofErr w:type="spellEnd"/>
+            <w:r>
+              <w:rPr>
+                <w:i/>
+                <w:iCs/>
+                <w:sz w:val="22"/>
+                <w:szCs w:val="36"/>
+              </w:rPr>
               <w:t xml:space="preserve">, </w:t>
             </w:r>
             <w:proofErr w:type="spellStart"/>
             <w:r>
-              <w:t>Shellsort</w:t>
-            </w:r>
-            <w:proofErr w:type="spellEnd"/>
-            <w:r>
-              <w:t xml:space="preserve">, Quicksort, </w:t>
-            </w:r>
-            <w:proofErr w:type="spellStart"/>
-            <w:r>
-              <w:t>algorithm</w:t>
-            </w:r>
-            <w:proofErr w:type="spellEnd"/>
-            <w:r>
+              <w:rPr>
+                <w:i/>
+                <w:iCs/>
+                <w:sz w:val="22"/>
+                <w:szCs w:val="36"/>
+              </w:rPr>
+              <w:t>sorting</w:t>
+            </w:r>
+            <w:proofErr w:type="spellEnd"/>
+            <w:r>
+              <w:rPr>
+                <w:i/>
+                <w:iCs/>
+                <w:sz w:val="22"/>
+                <w:szCs w:val="36"/>
+              </w:rPr>
               <w:t xml:space="preserve">, </w:t>
             </w:r>
             <w:proofErr w:type="spellStart"/>
             <w:r>
-              <w:t>sorting</w:t>
-            </w:r>
-            <w:proofErr w:type="spellEnd"/>
-            <w:r>
+              <w:rPr>
+                <w:i/>
+                <w:iCs/>
+                <w:sz w:val="22"/>
+                <w:szCs w:val="36"/>
+              </w:rPr>
+              <w:t>applicability</w:t>
+            </w:r>
+            <w:proofErr w:type="spellEnd"/>
+            <w:r>
+              <w:rPr>
+                <w:i/>
+                <w:iCs/>
+                <w:sz w:val="22"/>
+                <w:szCs w:val="36"/>
+              </w:rPr>
+              <w:t xml:space="preserve">, </w:t>
+            </w:r>
+            <w:proofErr w:type="spellStart"/>
+            <w:r>
+              <w:rPr>
+                <w:i/>
+                <w:iCs/>
+                <w:sz w:val="22"/>
+                <w:szCs w:val="36"/>
+              </w:rPr>
+              <w:t>complex</w:t>
+            </w:r>
+            <w:proofErr w:type="spellEnd"/>
+            <w:r>
+              <w:rPr>
+                <w:i/>
+                <w:iCs/>
+                <w:sz w:val="22"/>
+                <w:szCs w:val="36"/>
+              </w:rPr>
+              <w:t xml:space="preserve"> </w:t>
+            </w:r>
+            <w:proofErr w:type="spellStart"/>
+            <w:r>
+              <w:rPr>
+                <w:i/>
+                <w:iCs/>
+                <w:sz w:val="22"/>
+                <w:szCs w:val="36"/>
+              </w:rPr>
+              <w:t>systems</w:t>
+            </w:r>
+            <w:proofErr w:type="spellEnd"/>
+            <w:r>
+              <w:rPr>
+                <w:i/>
+                <w:iCs/>
+                <w:sz w:val="22"/>
+                <w:szCs w:val="36"/>
+              </w:rPr>
+              <w:t xml:space="preserve">, </w:t>
+            </w:r>
+            <w:proofErr w:type="spellStart"/>
+            <w:r>
+              <w:rPr>
+                <w:i/>
+                <w:iCs/>
+                <w:sz w:val="22"/>
+                <w:szCs w:val="36"/>
+              </w:rPr>
+              <w:t>logarithmic</w:t>
+            </w:r>
+            <w:proofErr w:type="spellEnd"/>
+            <w:r>
+              <w:rPr>
+                <w:i/>
+                <w:iCs/>
+                <w:sz w:val="22"/>
+                <w:szCs w:val="36"/>
+              </w:rPr>
               <w:t>.</w:t>
             </w:r>
           </w:p>
@@ -1391,22 +1726,37 @@
         </w:rPr>
       </w:pPr>
       <w:r>
-        <w:t xml:space="preserve">El contexto </w:t>
-      </w:r>
-      <w:r>
-        <w:t xml:space="preserve">de la evolución algorítmica afianzado </w:t>
-      </w:r>
-      <w:r>
-        <w:t>a recientes descubrimientos relacionados al famoso “teorema de Pitágoras”</w:t>
-      </w:r>
-      <w:r>
-        <w:t xml:space="preserve">, </w:t>
-      </w:r>
-      <w:r>
-        <w:t>evidencia que hace 3700 años atrás aproximadamente, hubo vestigios de una posible causalidad de lo que serían hoy en</w:t>
-      </w:r>
-      <w:r>
-        <w:t xml:space="preserve"> día (</w:t>
+        <w:t>La</w:t>
+      </w:r>
+      <w:r>
+        <w:t xml:space="preserve"> evolución algorítmica </w:t>
+      </w:r>
+      <w:r>
+        <w:t>fue afianzado con el tiempo histórico y los diversos ensayos y errores. En los orígenes de</w:t>
+      </w:r>
+      <w:r>
+        <w:t>l famoso “teorema de Pitágoras”</w:t>
+      </w:r>
+      <w:r>
+        <w:t>, se logra e</w:t>
+      </w:r>
+      <w:r>
+        <w:t>videncia</w:t>
+      </w:r>
+      <w:r>
+        <w:t>r</w:t>
+      </w:r>
+      <w:r>
+        <w:t xml:space="preserve"> que hace 3700 años atrás aproximadamente, hubo vestigios </w:t>
+      </w:r>
+      <w:r>
+        <w:t>de cálculos lógicos y aritméticos</w:t>
+      </w:r>
+      <w:r>
+        <w:t xml:space="preserve"> </w:t>
+      </w:r>
+      <w:r>
+        <w:t>(</w:t>
       </w:r>
       <w:r>
         <w:t>Ciencia LR</w:t>
@@ -1418,110 +1768,176 @@
         <w:t>.</w:t>
       </w:r>
       <w:r>
-        <w:t xml:space="preserve"> La conectividad de los diversos sensores, motores e instrucciones se efectúa mediante los programas principales, funciones como ramas secundarias y fundamentales. En consecuencia, se presume que la realidad también adopta tales conceptos informáticos; Por ejemplo, los girasoles, el teorema de Fibonacci y las </w:t>
+        <w:t xml:space="preserve"> </w:t>
+      </w:r>
+      <w:r>
+        <w:t xml:space="preserve">Este informe compara los tiempos de ejecución de </w:t>
       </w:r>
       <w:proofErr w:type="spellStart"/>
       <w:r>
+        <w:t>Shellsort</w:t>
+      </w:r>
+      <w:proofErr w:type="spellEnd"/>
+      <w:r>
+        <w:t xml:space="preserve"> y Quicksort al ordenar arreglos de distintos tamaños.     </w:t>
+      </w:r>
+    </w:p>
+    <w:p>
+      <w:pPr>
+        <w:pStyle w:val="Estilo20"/>
+        <w:rPr>
+          <w:b/>
+          <w:bCs w:val="0"/>
+        </w:rPr>
+      </w:pPr>
+      <w:r>
+        <w:rPr>
+          <w:b/>
+          <w:bCs w:val="0"/>
+        </w:rPr>
+        <w:t xml:space="preserve">DESARROLLO </w:t>
+      </w:r>
+    </w:p>
+    <w:p>
+      <w:pPr>
+        <w:pStyle w:val="Estilo20"/>
+      </w:pPr>
+      <w:r>
+        <w:t>A mi opinión, l</w:t>
+      </w:r>
+      <w:r>
+        <w:t xml:space="preserve">as investigaciones tecnológicas modernas </w:t>
+      </w:r>
+      <w:r>
+        <w:t xml:space="preserve">han </w:t>
+      </w:r>
+      <w:r>
+        <w:t>aportan conocimientos valiosos acerca de la</w:t>
+      </w:r>
+      <w:r>
+        <w:t xml:space="preserve"> multifuncionalidad, los límites, la visión y la misión explícita</w:t>
+      </w:r>
+      <w:r>
+        <w:t xml:space="preserve"> que</w:t>
+      </w:r>
+      <w:r>
+        <w:t xml:space="preserve"> los subprogramas </w:t>
+      </w:r>
+      <w:r>
+        <w:t>tiene</w:t>
+      </w:r>
+      <w:r>
+        <w:t>n y que los programadores h</w:t>
+      </w:r>
+      <w:r>
+        <w:t>a</w:t>
+      </w:r>
+      <w:r>
+        <w:t xml:space="preserve">n sabido manejar, resultando en </w:t>
+      </w:r>
+      <w:r>
+        <w:t>herramientas como la IA</w:t>
+      </w:r>
+      <w:r>
+        <w:t xml:space="preserve"> y la construcción de esquemas </w:t>
+      </w:r>
+      <w:r>
+        <w:t xml:space="preserve">más </w:t>
+      </w:r>
+      <w:r>
+        <w:t>conscientes</w:t>
+      </w:r>
+      <w:r>
+        <w:t xml:space="preserve"> como los </w:t>
+      </w:r>
+      <w:proofErr w:type="spellStart"/>
+      <w:r>
+        <w:t>Chatbots</w:t>
+      </w:r>
+      <w:proofErr w:type="spellEnd"/>
+      <w:r>
+        <w:t xml:space="preserve">; el </w:t>
+      </w:r>
+      <w:r>
+        <w:t xml:space="preserve">desarrollo de </w:t>
+      </w:r>
+      <w:r>
+        <w:t>software</w:t>
+      </w:r>
+      <w:r>
+        <w:t xml:space="preserve"> seguro y</w:t>
+      </w:r>
+      <w:r>
+        <w:t xml:space="preserve"> la </w:t>
+      </w:r>
+      <w:r>
+        <w:t>planificación de módulos duraderos con el tiempo</w:t>
+      </w:r>
+      <w:r>
+        <w:t>.</w:t>
+      </w:r>
+    </w:p>
+    <w:p>
+      <w:pPr>
+        <w:pStyle w:val="Estilo20"/>
+      </w:pPr>
+      <w:r>
+        <w:t xml:space="preserve">Creo que la conectividad de los diversos sensores, motores e instrucciones se efectúa mediante los programas principales, funciones como ramas secundarias y fundamentales. También en el mundo vemos ejemplos de programación, como los girasoles, el teorema de Fibonacci y las </w:t>
+      </w:r>
+      <w:proofErr w:type="spellStart"/>
+      <w:r>
         <w:t>Matryoshkas</w:t>
       </w:r>
       <w:proofErr w:type="spellEnd"/>
       <w:r>
-        <w:t xml:space="preserve"> relacionadas a la recursividad de las cosas, sustentada de la idea “todos para uno y uno para todos”, frase que convalida la importancia grupal e individual</w:t>
-      </w:r>
-      <w:r>
-        <w:t>idad</w:t>
-      </w:r>
-      <w:r>
-        <w:t xml:space="preserve"> de seres semejantes frente a un problema.      </w:t>
-      </w:r>
-    </w:p>
-    <w:p>
-      <w:pPr>
-        <w:pStyle w:val="Estilo20"/>
-        <w:rPr>
-          <w:b/>
-          <w:bCs w:val="0"/>
-        </w:rPr>
-      </w:pPr>
-      <w:r>
-        <w:rPr>
-          <w:b/>
-          <w:bCs w:val="0"/>
-        </w:rPr>
-        <w:t xml:space="preserve">DESARROLLO </w:t>
-      </w:r>
-    </w:p>
-    <w:p>
-      <w:pPr>
-        <w:pStyle w:val="Estilo20"/>
-      </w:pPr>
-      <w:r>
-        <w:t xml:space="preserve">Las investigaciones tecnológicas modernas </w:t>
-      </w:r>
-      <w:r>
-        <w:t xml:space="preserve">han </w:t>
-      </w:r>
-      <w:r>
-        <w:t>aportan conocimientos valiosos acerca de la</w:t>
-      </w:r>
-      <w:r>
-        <w:t xml:space="preserve"> multifuncionalidad, los límites, la visión y la misión explícita</w:t>
-      </w:r>
-      <w:r>
-        <w:t xml:space="preserve"> que</w:t>
-      </w:r>
-      <w:r>
-        <w:t xml:space="preserve"> los subprogramas </w:t>
-      </w:r>
-      <w:r>
-        <w:t>tiene</w:t>
-      </w:r>
-      <w:r>
-        <w:t>n y que los programadores h</w:t>
-      </w:r>
-      <w:r>
-        <w:t>a</w:t>
-      </w:r>
-      <w:r>
-        <w:t xml:space="preserve">n sabido manejar, resultando en </w:t>
-      </w:r>
-      <w:r>
-        <w:t>herramientas como la IA</w:t>
-      </w:r>
-      <w:r>
-        <w:t xml:space="preserve"> y la construcción de esquemas </w:t>
-      </w:r>
-      <w:r>
-        <w:t xml:space="preserve">más </w:t>
-      </w:r>
-      <w:r>
-        <w:t>conscientes</w:t>
-      </w:r>
-      <w:r>
-        <w:t xml:space="preserve"> como los </w:t>
+        <w:t xml:space="preserve"> relacionadas a la recursividad de las cosas. La frase “todos para uno y uno para todos”, que convalida la importancia grupal e individualidad de seres semejantes frente a un problema como los subprogramas y sus mayores como “</w:t>
       </w:r>
       <w:proofErr w:type="spellStart"/>
       <w:r>
-        <w:t>Chatbots</w:t>
+        <w:t>main</w:t>
       </w:r>
       <w:proofErr w:type="spellEnd"/>
       <w:r>
-        <w:t xml:space="preserve">; el </w:t>
-      </w:r>
-      <w:r>
-        <w:t xml:space="preserve">desarrollo de </w:t>
-      </w:r>
-      <w:r>
-        <w:t>software</w:t>
-      </w:r>
-      <w:r>
-        <w:t xml:space="preserve"> seguro y</w:t>
-      </w:r>
-      <w:r>
-        <w:t xml:space="preserve"> la </w:t>
-      </w:r>
-      <w:r>
-        <w:t>planificación de módulos duraderos con el tiempo</w:t>
+        <w:t>” (algoritmo principal).</w:t>
+      </w:r>
+    </w:p>
+    <w:p>
+      <w:pPr>
+        <w:pStyle w:val="Estilo20"/>
+      </w:pPr>
+      <w:r>
+        <w:t>Mas hoy no es prescindible expulsar lo humano de lo artificial</w:t>
+      </w:r>
+      <w:r>
+        <w:t>;</w:t>
+      </w:r>
+      <w:r>
+        <w:t xml:space="preserve"> No olvidemos la importancia del </w:t>
+      </w:r>
+      <w:r>
+        <w:t xml:space="preserve">tiempo de reacción de </w:t>
+      </w:r>
+      <w:r>
+        <w:lastRenderedPageBreak/>
+        <w:t xml:space="preserve">los programas </w:t>
+      </w:r>
+      <w:r>
+        <w:t>para el estudio</w:t>
+      </w:r>
+      <w:r>
+        <w:t xml:space="preserve"> e </w:t>
+      </w:r>
+      <w:r>
+        <w:t xml:space="preserve">implementación efectiva de los conocimientos de las </w:t>
+      </w:r>
+      <w:r>
+        <w:t xml:space="preserve">ciencias </w:t>
+      </w:r>
+      <w:r>
+        <w:t>human</w:t>
+      </w:r>
+      <w:r>
+        <w:t>as</w:t>
       </w:r>
       <w:r>
         <w:t>.</w:t>
@@ -1532,229 +1948,109 @@
         <w:pStyle w:val="Estilo20"/>
       </w:pPr>
       <w:r>
-        <w:t>Mas hoy no es prescindible expulsar lo humano de lo artificial</w:t>
-      </w:r>
-      <w:r>
-        <w:t>;</w:t>
-      </w:r>
-      <w:r>
-        <w:t xml:space="preserve"> No olvidemos la importancia del </w:t>
-      </w:r>
-      <w:r>
-        <w:t xml:space="preserve">tiempo de reacción de los programas </w:t>
-      </w:r>
-      <w:r>
-        <w:t>para el estudio</w:t>
-      </w:r>
-      <w:r>
-        <w:t xml:space="preserve"> e </w:t>
-      </w:r>
-      <w:r>
-        <w:t xml:space="preserve">implementación efectiva de los conocimientos de las </w:t>
-      </w:r>
-      <w:r>
-        <w:t xml:space="preserve">ciencias </w:t>
-      </w:r>
-      <w:r>
-        <w:t>human</w:t>
-      </w:r>
-      <w:r>
-        <w:t>as</w:t>
+        <w:t xml:space="preserve">Las respuestas de algoritmos como </w:t>
+      </w:r>
+      <w:proofErr w:type="spellStart"/>
+      <w:r>
+        <w:t>Shellsort</w:t>
+      </w:r>
+      <w:proofErr w:type="spellEnd"/>
+      <w:r>
+        <w:t xml:space="preserve"> y Quicksort frente a posibles casos vividos</w:t>
+      </w:r>
+      <w:r>
+        <w:t xml:space="preserve"> dejan a la imaginación de uno la intriga o curiosidad.</w:t>
+      </w:r>
+    </w:p>
+    <w:p>
+      <w:pPr>
+        <w:pStyle w:val="Estilo20"/>
+        <w:ind w:firstLine="708"/>
+      </w:pPr>
+      <w:r>
+        <w:t>Según</w:t>
+      </w:r>
+      <w:r>
+        <w:t xml:space="preserve"> </w:t>
+      </w:r>
+      <w:r>
+        <w:t xml:space="preserve">Academia </w:t>
+      </w:r>
+      <w:proofErr w:type="spellStart"/>
+      <w:r>
+        <w:t>Lab</w:t>
+      </w:r>
+      <w:proofErr w:type="spellEnd"/>
+      <w:r>
+        <w:t xml:space="preserve"> (s. f.)</w:t>
+      </w:r>
+      <w:r>
+        <w:t xml:space="preserve"> </w:t>
+      </w:r>
+      <w:proofErr w:type="spellStart"/>
+      <w:r>
+        <w:t>Shellsort</w:t>
+      </w:r>
+      <w:proofErr w:type="spellEnd"/>
+      <w:r>
+        <w:t xml:space="preserve"> o método Shell no es un método recursivo, fue elaborado por Donald Shell (1959) el cual clasifica parejas de elementos y los compara buscando la reducción de la amplitud de los pares.</w:t>
+      </w:r>
+    </w:p>
+    <w:p>
+      <w:pPr>
+        <w:pStyle w:val="Estilo20"/>
+        <w:ind w:firstLine="708"/>
+      </w:pPr>
+      <w:r>
+        <w:t xml:space="preserve">Según </w:t>
+      </w:r>
+      <w:r>
+        <w:t>Gómez Salgado (2024)</w:t>
+      </w:r>
+      <w:r>
+        <w:t xml:space="preserve"> </w:t>
+      </w:r>
+      <w:r>
+        <w:t>Quicksort es un algoritmo fundado por Tony Hoare (1959)</w:t>
+      </w:r>
+      <w:r>
+        <w:t xml:space="preserve"> basado en la idea de “divide y vencerás</w:t>
+      </w:r>
+      <w:r>
+        <w:t>”; ordena los valores mediante un punto de referencia o pivote; todos los valores menores a la izquierda y los mayores a la derecha del pivote.</w:t>
+      </w:r>
+    </w:p>
+    <w:p>
+      <w:pPr>
+        <w:pStyle w:val="Estilo20"/>
+      </w:pPr>
+      <w:r>
+        <w:t xml:space="preserve">El rendimiento práctico de los algoritmos de ordenación, incluidos </w:t>
+      </w:r>
+      <w:proofErr w:type="spellStart"/>
+      <w:r>
+        <w:t>Shellsort</w:t>
+      </w:r>
+      <w:proofErr w:type="spellEnd"/>
+      <w:r>
+        <w:t xml:space="preserve"> y Quicksort, varía según el lenguaje, la implementación y el conjunto de datos; por ello, su eficiencia debe evaluarse en función del contexto de uso</w:t>
+      </w:r>
+      <w:r>
+        <w:t xml:space="preserve"> </w:t>
+      </w:r>
+      <w:r>
+        <w:t>(</w:t>
+      </w:r>
+      <w:proofErr w:type="spellStart"/>
+      <w:r>
+        <w:t>Goel</w:t>
+      </w:r>
+      <w:proofErr w:type="spellEnd"/>
+      <w:r>
+        <w:t xml:space="preserve"> et al., 2023)</w:t>
       </w:r>
       <w:r>
         <w:t>.</w:t>
-      </w:r>
-    </w:p>
-    <w:p>
-      <w:pPr>
-        <w:pStyle w:val="Estilo20"/>
-      </w:pPr>
-      <w:r>
-        <w:t xml:space="preserve">Las respuestas de algoritmos como </w:t>
-      </w:r>
-      <w:proofErr w:type="spellStart"/>
-      <w:r>
-        <w:t>Shellsort</w:t>
-      </w:r>
-      <w:proofErr w:type="spellEnd"/>
-      <w:r>
-        <w:t xml:space="preserve"> y Quicksort frente a posibles casos vividos</w:t>
-      </w:r>
-      <w:r>
-        <w:t xml:space="preserve"> dejan a la imaginación de uno la intriga o curiosidad.</w:t>
-      </w:r>
-    </w:p>
-    <w:p>
-      <w:pPr>
-        <w:pStyle w:val="Estilo20"/>
-        <w:ind w:firstLine="708"/>
-      </w:pPr>
-      <w:r>
-        <w:lastRenderedPageBreak/>
-        <w:t xml:space="preserve">Según Academia </w:t>
-      </w:r>
-      <w:proofErr w:type="spellStart"/>
-      <w:r>
-        <w:t>Lab</w:t>
-      </w:r>
-      <w:proofErr w:type="spellEnd"/>
-      <w:r>
-        <w:t>.</w:t>
-      </w:r>
-      <w:r>
-        <w:t xml:space="preserve"> (2026)</w:t>
-      </w:r>
-      <w:r>
-        <w:t xml:space="preserve"> </w:t>
-      </w:r>
-      <w:proofErr w:type="spellStart"/>
-      <w:r>
-        <w:t>Shellsort</w:t>
-      </w:r>
-      <w:proofErr w:type="spellEnd"/>
-      <w:r>
-        <w:t xml:space="preserve"> o método Shell no es un método recursivo, fue elaborado por Donald Shell (1959) el cual clasifica parejas de elementos y los compara buscando la reducción de la amplitud de los pares.</w:t>
-      </w:r>
-    </w:p>
-    <w:p>
-      <w:pPr>
-        <w:pStyle w:val="Estilo20"/>
-        <w:ind w:firstLine="708"/>
-      </w:pPr>
-      <w:r>
-        <w:t xml:space="preserve">Según Lucía </w:t>
-      </w:r>
-      <w:r>
-        <w:t>Gómez</w:t>
-      </w:r>
-      <w:r>
-        <w:t xml:space="preserve"> (2024)</w:t>
-      </w:r>
-      <w:r>
-        <w:t xml:space="preserve"> Quicksort es un algoritmo fundado por Tony Hoare (1959)</w:t>
-      </w:r>
-      <w:r>
-        <w:t xml:space="preserve"> basado en la idea de “divide y vencerás</w:t>
-      </w:r>
-      <w:r>
-        <w:t>”; ordena los valores mediante un punto de referencia o pivote; todos los valores menores a la izquierda y los mayores a la derecha del pivote.</w:t>
-      </w:r>
-    </w:p>
-    <w:p>
-      <w:pPr>
-        <w:pStyle w:val="Estilo20"/>
-      </w:pPr>
-      <w:r>
-        <w:t xml:space="preserve">“El rendimiento práctico de los algoritmos de ordenación, incluidos </w:t>
-      </w:r>
-      <w:proofErr w:type="spellStart"/>
-      <w:r>
-        <w:t>Shellsort</w:t>
-      </w:r>
-      <w:proofErr w:type="spellEnd"/>
-      <w:r>
-        <w:t xml:space="preserve"> y Quicksort, varía según el lenguaje, la implementación y el conjunto de datos; por ello, su eficiencia debe evaluarse en función del contexto de uso” (paráfrasis de </w:t>
-      </w:r>
-      <w:r>
-        <w:rPr>
-          <w:rStyle w:val="nfasis"/>
-        </w:rPr>
-        <w:t xml:space="preserve">Performance </w:t>
-      </w:r>
-      <w:proofErr w:type="spellStart"/>
-      <w:r>
-        <w:rPr>
-          <w:rStyle w:val="nfasis"/>
-        </w:rPr>
-        <w:t>Analysis</w:t>
-      </w:r>
-      <w:proofErr w:type="spellEnd"/>
-      <w:r>
-        <w:rPr>
-          <w:rStyle w:val="nfasis"/>
-        </w:rPr>
-        <w:t xml:space="preserve"> </w:t>
-      </w:r>
-      <w:proofErr w:type="spellStart"/>
-      <w:r>
-        <w:rPr>
-          <w:rStyle w:val="nfasis"/>
-        </w:rPr>
-        <w:t>of</w:t>
-      </w:r>
-      <w:proofErr w:type="spellEnd"/>
-      <w:r>
-        <w:rPr>
-          <w:rStyle w:val="nfasis"/>
-        </w:rPr>
-        <w:t xml:space="preserve"> </w:t>
-      </w:r>
-      <w:proofErr w:type="spellStart"/>
-      <w:r>
-        <w:rPr>
-          <w:rStyle w:val="nfasis"/>
-        </w:rPr>
-        <w:t>Various</w:t>
-      </w:r>
-      <w:proofErr w:type="spellEnd"/>
-      <w:r>
-        <w:rPr>
-          <w:rStyle w:val="nfasis"/>
-        </w:rPr>
-        <w:t xml:space="preserve"> </w:t>
-      </w:r>
-      <w:proofErr w:type="spellStart"/>
-      <w:r>
-        <w:rPr>
-          <w:rStyle w:val="nfasis"/>
-        </w:rPr>
-        <w:t>Sorting</w:t>
-      </w:r>
-      <w:proofErr w:type="spellEnd"/>
-      <w:r>
-        <w:rPr>
-          <w:rStyle w:val="nfasis"/>
-        </w:rPr>
-        <w:t xml:space="preserve"> </w:t>
-      </w:r>
-      <w:proofErr w:type="spellStart"/>
-      <w:r>
-        <w:rPr>
-          <w:rStyle w:val="nfasis"/>
-        </w:rPr>
-        <w:t>Algorithms</w:t>
-      </w:r>
-      <w:proofErr w:type="spellEnd"/>
-      <w:r>
-        <w:rPr>
-          <w:rStyle w:val="nfasis"/>
-        </w:rPr>
-        <w:t xml:space="preserve">: </w:t>
-      </w:r>
-      <w:proofErr w:type="spellStart"/>
-      <w:r>
-        <w:rPr>
-          <w:rStyle w:val="nfasis"/>
-        </w:rPr>
-        <w:t>Comparison</w:t>
-      </w:r>
-      <w:proofErr w:type="spellEnd"/>
-      <w:r>
-        <w:rPr>
-          <w:rStyle w:val="nfasis"/>
-        </w:rPr>
-        <w:t xml:space="preserve"> and </w:t>
-      </w:r>
-      <w:proofErr w:type="spellStart"/>
-      <w:r>
-        <w:rPr>
-          <w:rStyle w:val="nfasis"/>
-        </w:rPr>
-        <w:t>Optimization</w:t>
-      </w:r>
-      <w:proofErr w:type="spellEnd"/>
-      <w:r>
-        <w:t>, IEEE, 2023).</w:t>
       </w:r>
     </w:p>
     <w:p>
@@ -1854,6 +2150,9 @@
       </w:r>
       <w:r>
         <w:t>. El tiempo se medirá en segundos</w:t>
+      </w:r>
+      <w:r>
+        <w:t xml:space="preserve"> (s)</w:t>
       </w:r>
       <w:r>
         <w:t>, se contemplará</w:t>
@@ -2191,7 +2490,11 @@
         <w:pStyle w:val="Estilo20"/>
       </w:pPr>
       <w:r>
-        <w:t>Estas fueron las primeras muestras tomadas. Comparamos ambos procesos de reacción de los algoritmos; considerando un “n” que adoptará el valor “0”</w:t>
+        <w:t xml:space="preserve">Estas fueron las primeras muestras tomadas. Comparamos ambos procesos de reacción de los algoritmos; </w:t>
+      </w:r>
+      <w:r>
+        <w:lastRenderedPageBreak/>
+        <w:t>considerando un “n” que adoptará el valor “0”</w:t>
       </w:r>
       <w:r>
         <w:t xml:space="preserve"> (sin elementos)</w:t>
@@ -2364,7 +2667,6 @@
           <w:sz w:val="18"/>
           <w:szCs w:val="28"/>
         </w:rPr>
-        <w:lastRenderedPageBreak/>
         <w:drawing>
           <wp:inline distT="0" distB="0" distL="0" distR="0" wp14:anchorId="380FBFAB" wp14:editId="6945EC2A">
             <wp:extent cx="2747010" cy="889000"/>
@@ -3712,6 +4014,7 @@
       </w:pPr>
       <w:proofErr w:type="spellStart"/>
       <w:r>
+        <w:lastRenderedPageBreak/>
         <w:t>Shellsort</w:t>
       </w:r>
       <w:proofErr w:type="spellEnd"/>
@@ -3880,7 +4183,6 @@
         <w:pStyle w:val="Estilo20"/>
       </w:pPr>
       <w:r>
-        <w:lastRenderedPageBreak/>
         <w:t>Finalmente, se hace un último llamado experimento cúlmine.</w:t>
       </w:r>
       <w:r>
@@ -4269,23 +4571,26 @@
       </w:r>
       <w:proofErr w:type="spellEnd"/>
       <w:r>
-        <w:t>. Ambos métodos mostraron tiempos volubles, pero también déficits en el lapso del procesamiento integrado. Si se convalidan con la ley de la complejidad computacional, adquirirían un campo de análisis estadístico y reflexivo el presente informe.</w:t>
-      </w:r>
-    </w:p>
-    <w:p>
-      <w:pPr>
-        <w:pStyle w:val="Estilo20"/>
-        <w:rPr>
-          <w:b/>
-          <w:bCs w:val="0"/>
-        </w:rPr>
-      </w:pPr>
-      <w:r>
-        <w:rPr>
-          <w:b/>
-          <w:bCs w:val="0"/>
-        </w:rPr>
+        <w:t xml:space="preserve">. Ambos métodos mostraron tiempos volubles, pero también déficits en el </w:t>
+      </w:r>
+      <w:r>
         <w:lastRenderedPageBreak/>
+        <w:t>lapso del procesamiento integrado. Si se convalidan con la ley de la complejidad computacional, adquirirían un campo de análisis estadístico y reflexivo el presente informe.</w:t>
+      </w:r>
+    </w:p>
+    <w:p>
+      <w:pPr>
+        <w:pStyle w:val="Estilo20"/>
+        <w:rPr>
+          <w:b/>
+          <w:bCs w:val="0"/>
+        </w:rPr>
+      </w:pPr>
+      <w:r>
+        <w:rPr>
+          <w:b/>
+          <w:bCs w:val="0"/>
+        </w:rPr>
         <w:t>CONCLUSIONES</w:t>
       </w:r>
     </w:p>
@@ -4316,7 +4621,13 @@
         </w:numPr>
       </w:pPr>
       <w:r>
-        <w:t>Se visualiza bajo un diferencial y promedio integrado</w:t>
+        <w:t>Se visualiza bajo un diferencial</w:t>
+      </w:r>
+      <w:r>
+        <w:t xml:space="preserve"> </w:t>
+      </w:r>
+      <w:r>
+        <w:t>integrado</w:t>
       </w:r>
       <w:r>
         <w:t xml:space="preserve"> entre tiempos muestrales</w:t>
@@ -4325,20 +4636,94 @@
         <w:t xml:space="preserve"> (</w:t>
       </w:r>
       <w:r>
-        <w:t xml:space="preserve">tabla de mediciones) la variación de tiempo final: </w:t>
+        <w:t>tabla de mediciones)</w:t>
+      </w:r>
+      <w:r>
+        <w:t>; el promedio</w:t>
+      </w:r>
+      <w:r>
+        <w:t xml:space="preserve"> </w:t>
+      </w:r>
+      <w:r>
+        <w:t>de tiempo</w:t>
+      </w:r>
+      <w:r>
+        <w:t xml:space="preserve"> final de </w:t>
       </w:r>
       <w:proofErr w:type="spellStart"/>
       <w:r>
-        <w:t>vf</w:t>
+        <w:t>Shellsort</w:t>
       </w:r>
       <w:proofErr w:type="spellEnd"/>
-      <w:proofErr w:type="gramStart"/>
-      <w:r>
-        <w:t>=(</w:t>
-      </w:r>
-      <w:proofErr w:type="gramEnd"/>
-      <w:r>
-        <w:t>…) que ejecuta todo el sistemas.</w:t>
+      <w:r>
+        <w:t xml:space="preserve"> y Quicksort fueron</w:t>
+      </w:r>
+      <w:r>
+        <w:t xml:space="preserve">: </w:t>
+      </w:r>
+      <w:r>
+        <w:t>“</w:t>
+      </w:r>
+      <w:proofErr w:type="spellStart"/>
+      <w:r>
+        <w:t>Pt</w:t>
+      </w:r>
+      <w:r>
+        <w:t>f</w:t>
+      </w:r>
+      <w:r>
+        <w:t>.Shell</w:t>
+      </w:r>
+      <w:proofErr w:type="spellEnd"/>
+      <w:r>
+        <w:t>=</w:t>
+      </w:r>
+      <w:r>
+        <w:tab/>
+      </w:r>
+      <w:r>
+        <w:t>0.000880025</w:t>
+      </w:r>
+      <w:r>
+        <w:t>(s)</w:t>
+      </w:r>
+      <w:r>
+        <w:t>” y “</w:t>
+      </w:r>
+      <w:proofErr w:type="spellStart"/>
+      <w:r>
+        <w:t>Ptf.Quick</w:t>
+      </w:r>
+      <w:proofErr w:type="spellEnd"/>
+      <w:r>
+        <w:t>=</w:t>
+      </w:r>
+      <w:r>
+        <w:tab/>
+      </w:r>
+      <w:r>
+        <w:t>0.000634325</w:t>
+      </w:r>
+      <w:r>
+        <w:t>(s)</w:t>
+      </w:r>
+      <w:r>
+        <w:t>”</w:t>
+      </w:r>
+      <w:r>
+        <w:t xml:space="preserve"> </w:t>
+      </w:r>
+      <w:r>
+        <w:t>respectivamente en todo el sistema</w:t>
+      </w:r>
+      <w:r>
+        <w:t xml:space="preserve"> (c</w:t>
+      </w:r>
+      <w:r>
+        <w:t>onsiderar los cuatros tiempos)</w:t>
+      </w:r>
+      <w:r>
+        <w:t>.</w:t>
       </w:r>
     </w:p>
     <w:p>
@@ -4350,7 +4735,31 @@
         </w:numPr>
       </w:pPr>
       <w:r>
-        <w:t>No existe un mejor o peor método algorítmico, sino una eficiente y estable para cierto caso o problema lógico. Además, ambos programas buscan la rapidez como su tarea principal en diferentes lenguajes de programación.</w:t>
+        <w:t xml:space="preserve">Los algoritmos dependen de su complejidad, </w:t>
+      </w:r>
+      <w:r>
+        <w:t>eficien</w:t>
+      </w:r>
+      <w:r>
+        <w:t>cia</w:t>
+      </w:r>
+      <w:r>
+        <w:t xml:space="preserve"> y estab</w:t>
+      </w:r>
+      <w:r>
+        <w:t xml:space="preserve">ilidad </w:t>
+      </w:r>
+      <w:r>
+        <w:t xml:space="preserve">para cierto caso o problema lógico. Además, ambos programas buscan la rapidez como su tarea principal en </w:t>
+      </w:r>
+      <w:r>
+        <w:t xml:space="preserve">diferentes </w:t>
+      </w:r>
+      <w:r>
+        <w:t>esquemas o estructuras programables</w:t>
+      </w:r>
+      <w:r>
+        <w:t>.</w:t>
       </w:r>
     </w:p>
     <w:p>
@@ -4381,10 +4790,22 @@
         <w:t>Agradezc</w:t>
       </w:r>
       <w:r>
-        <w:t>o a mi profesor Hugo Barraza por ser el motivo</w:t>
-      </w:r>
-      <w:r>
-        <w:t xml:space="preserve"> de la corriente de pensamientos, subjetividad y empirismo en ámbitos de la programación avanzada.</w:t>
+        <w:t>o a</w:t>
+      </w:r>
+      <w:r>
+        <w:t xml:space="preserve">l </w:t>
+      </w:r>
+      <w:r>
+        <w:t>profesor Hugo Barraza por ser el motivo</w:t>
+      </w:r>
+      <w:r>
+        <w:t xml:space="preserve"> de la corriente de pensamientos, subjetividad y empirismo en ámbitos de la programación avanzada</w:t>
+      </w:r>
+      <w:r>
+        <w:t xml:space="preserve"> de los estudiantes de primer año de la carrera profesional de Ingeniería en Informática y Sistemas</w:t>
+      </w:r>
+      <w:r>
+        <w:t>.</w:t>
       </w:r>
     </w:p>
     <w:p>
@@ -4423,73 +4844,31 @@
         </w:rPr>
       </w:pPr>
       <w:r>
-        <w:rPr>
-          <w:rFonts w:cs="Arial"/>
-          <w:color w:val="000000"/>
-          <w:shd w:val="clear" w:color="auto" w:fill="FFFFFF"/>
-        </w:rPr>
         <w:t xml:space="preserve">Academia </w:t>
       </w:r>
       <w:proofErr w:type="spellStart"/>
       <w:r>
-        <w:rPr>
-          <w:rFonts w:cs="Arial"/>
-          <w:color w:val="000000"/>
-          <w:shd w:val="clear" w:color="auto" w:fill="FFFFFF"/>
-        </w:rPr>
         <w:t>Lab</w:t>
       </w:r>
       <w:proofErr w:type="spellEnd"/>
       <w:r>
-        <w:rPr>
-          <w:rFonts w:cs="Arial"/>
-          <w:color w:val="000000"/>
-          <w:shd w:val="clear" w:color="auto" w:fill="FFFFFF"/>
-        </w:rPr>
-        <w:t xml:space="preserve">. (2026). </w:t>
+        <w:t xml:space="preserve">. (s. f.). </w:t>
       </w:r>
       <w:proofErr w:type="spellStart"/>
       <w:r>
         <w:rPr>
-          <w:rFonts w:cs="Arial"/>
-          <w:color w:val="000000"/>
-          <w:shd w:val="clear" w:color="auto" w:fill="FFFFFF"/>
+          <w:rStyle w:val="nfasis"/>
         </w:rPr>
         <w:t>Shellsort</w:t>
       </w:r>
       <w:proofErr w:type="spellEnd"/>
       <w:r>
-        <w:rPr>
-          <w:rFonts w:cs="Arial"/>
-          <w:color w:val="000000"/>
-          <w:shd w:val="clear" w:color="auto" w:fill="FFFFFF"/>
-        </w:rPr>
         <w:t xml:space="preserve">. </w:t>
-      </w:r>
-      <w:r>
-        <w:rPr>
-          <w:rFonts w:cs="Arial"/>
-          <w:i/>
-          <w:iCs/>
-          <w:color w:val="000000"/>
-          <w:shd w:val="clear" w:color="auto" w:fill="FFFFFF"/>
-        </w:rPr>
-        <w:t>Enciclopedia</w:t>
-      </w:r>
-      <w:r>
-        <w:rPr>
-          <w:rFonts w:cs="Arial"/>
-          <w:color w:val="000000"/>
-          <w:shd w:val="clear" w:color="auto" w:fill="FFFFFF"/>
-        </w:rPr>
-        <w:t xml:space="preserve">. Revisado el 28 de octubre del 2026. </w:t>
       </w:r>
       <w:hyperlink r:id="rId41" w:history="1">
         <w:r>
           <w:rPr>
             <w:rStyle w:val="Hipervnculo"/>
-            <w:rFonts w:cs="Arial"/>
-            <w:shd w:val="clear" w:color="auto" w:fill="FFFFFF"/>
           </w:rPr>
           <w:t>https://academia-lab.com/enciclopedia/shellsort/</w:t>
         </w:r>
@@ -4507,24 +4886,177 @@
           <w:bCs w:val="0"/>
         </w:rPr>
       </w:pPr>
-      <w:r>
-        <w:t xml:space="preserve">Ciencia LR. (2024, 19 de septiembre). </w:t>
+      <w:proofErr w:type="spellStart"/>
+      <w:r>
+        <w:t>Goel</w:t>
+      </w:r>
+      <w:proofErr w:type="spellEnd"/>
+      <w:r>
+        <w:t xml:space="preserve">, K., </w:t>
+      </w:r>
+      <w:proofErr w:type="spellStart"/>
+      <w:r>
+        <w:t>Dwivedi</w:t>
+      </w:r>
+      <w:proofErr w:type="spellEnd"/>
+      <w:r>
+        <w:t xml:space="preserve">, P., &amp; Sharma, O. (2023). Performance </w:t>
+      </w:r>
+      <w:proofErr w:type="spellStart"/>
+      <w:r>
+        <w:t>analysis</w:t>
+      </w:r>
+      <w:proofErr w:type="spellEnd"/>
+      <w:r>
+        <w:t xml:space="preserve"> </w:t>
+      </w:r>
+      <w:proofErr w:type="spellStart"/>
+      <w:r>
+        <w:t>of</w:t>
+      </w:r>
+      <w:proofErr w:type="spellEnd"/>
+      <w:r>
+        <w:t xml:space="preserve"> </w:t>
+      </w:r>
+      <w:proofErr w:type="spellStart"/>
+      <w:r>
+        <w:t>various</w:t>
+      </w:r>
+      <w:proofErr w:type="spellEnd"/>
+      <w:r>
+        <w:t xml:space="preserve"> </w:t>
+      </w:r>
+      <w:proofErr w:type="spellStart"/>
+      <w:r>
+        <w:t>sorting</w:t>
+      </w:r>
+      <w:proofErr w:type="spellEnd"/>
+      <w:r>
+        <w:t xml:space="preserve"> </w:t>
+      </w:r>
+      <w:proofErr w:type="spellStart"/>
+      <w:r>
+        <w:t>algorithms</w:t>
+      </w:r>
+      <w:proofErr w:type="spellEnd"/>
+      <w:r>
+        <w:t xml:space="preserve">: </w:t>
+      </w:r>
+      <w:proofErr w:type="spellStart"/>
+      <w:r>
+        <w:t>Comparison</w:t>
+      </w:r>
+      <w:proofErr w:type="spellEnd"/>
+      <w:r>
+        <w:t xml:space="preserve"> and </w:t>
+      </w:r>
+      <w:proofErr w:type="spellStart"/>
+      <w:r>
+        <w:t>optimization</w:t>
+      </w:r>
+      <w:proofErr w:type="spellEnd"/>
+      <w:r>
+        <w:t xml:space="preserve">. En </w:t>
       </w:r>
       <w:r>
         <w:rPr>
           <w:rStyle w:val="nfasis"/>
         </w:rPr>
-        <w:t>El teorema no era de Pitágoras: tablilla de arcilla revela que existía 1000 años antes del nacimiento del matemático</w:t>
-      </w:r>
-      <w:r>
-        <w:t xml:space="preserve">. La República. </w:t>
+        <w:t xml:space="preserve">2023 11th International </w:t>
+      </w:r>
+      <w:proofErr w:type="spellStart"/>
+      <w:r>
+        <w:rPr>
+          <w:rStyle w:val="nfasis"/>
+        </w:rPr>
+        <w:t>Conference</w:t>
+      </w:r>
+      <w:proofErr w:type="spellEnd"/>
+      <w:r>
+        <w:rPr>
+          <w:rStyle w:val="nfasis"/>
+        </w:rPr>
+        <w:t xml:space="preserve"> </w:t>
+      </w:r>
+      <w:proofErr w:type="spellStart"/>
+      <w:r>
+        <w:rPr>
+          <w:rStyle w:val="nfasis"/>
+        </w:rPr>
+        <w:t>on</w:t>
+      </w:r>
+      <w:proofErr w:type="spellEnd"/>
+      <w:r>
+        <w:rPr>
+          <w:rStyle w:val="nfasis"/>
+        </w:rPr>
+        <w:t xml:space="preserve"> </w:t>
+      </w:r>
+      <w:proofErr w:type="spellStart"/>
+      <w:r>
+        <w:rPr>
+          <w:rStyle w:val="nfasis"/>
+        </w:rPr>
+        <w:t>Intelligent</w:t>
+      </w:r>
+      <w:proofErr w:type="spellEnd"/>
+      <w:r>
+        <w:rPr>
+          <w:rStyle w:val="nfasis"/>
+        </w:rPr>
+        <w:t xml:space="preserve"> </w:t>
+      </w:r>
+      <w:proofErr w:type="spellStart"/>
+      <w:r>
+        <w:rPr>
+          <w:rStyle w:val="nfasis"/>
+        </w:rPr>
+        <w:t>Systems</w:t>
+      </w:r>
+      <w:proofErr w:type="spellEnd"/>
+      <w:r>
+        <w:rPr>
+          <w:rStyle w:val="nfasis"/>
+        </w:rPr>
+        <w:t xml:space="preserve"> and </w:t>
+      </w:r>
+      <w:proofErr w:type="spellStart"/>
+      <w:r>
+        <w:rPr>
+          <w:rStyle w:val="nfasis"/>
+        </w:rPr>
+        <w:t>Embedded</w:t>
+      </w:r>
+      <w:proofErr w:type="spellEnd"/>
+      <w:r>
+        <w:rPr>
+          <w:rStyle w:val="nfasis"/>
+        </w:rPr>
+        <w:t xml:space="preserve"> </w:t>
+      </w:r>
+      <w:proofErr w:type="spellStart"/>
+      <w:r>
+        <w:rPr>
+          <w:rStyle w:val="nfasis"/>
+        </w:rPr>
+        <w:t>Design</w:t>
+      </w:r>
+      <w:proofErr w:type="spellEnd"/>
+      <w:r>
+        <w:rPr>
+          <w:rStyle w:val="nfasis"/>
+        </w:rPr>
+        <w:t xml:space="preserve"> (ISED)</w:t>
+      </w:r>
+      <w:r>
+        <w:t xml:space="preserve"> (pp. 1–5). IEEE. </w:t>
       </w:r>
       <w:hyperlink r:id="rId42" w:history="1">
         <w:r>
           <w:rPr>
             <w:rStyle w:val="Hipervnculo"/>
           </w:rPr>
-          <w:t>https://larepublica.pe/ciencia/2024/09/09/el-teorema-no-era-de-pitagoras-una-tablilla-de-arcilla-revela-que-ya-existia-1000-anos-antes-del-matematico-griego-845361</w:t>
+          <w:t>https://doi.org/10.1109/ISED59382.2023.10444609</w:t>
         </w:r>
       </w:hyperlink>
     </w:p>
@@ -4540,6 +5072,46 @@
           <w:bCs w:val="0"/>
         </w:rPr>
       </w:pPr>
+      <w:r>
+        <w:t xml:space="preserve">Ciencia LR. (2024, 19 de septiembre). </w:t>
+      </w:r>
+      <w:r>
+        <w:rPr>
+          <w:rStyle w:val="nfasis"/>
+        </w:rPr>
+        <w:t>El teorema no era de Pitágoras: tablilla de arcilla revela que existía 1000 años antes del nacimiento del matemático</w:t>
+      </w:r>
+      <w:r>
+        <w:t xml:space="preserve">. La República. </w:t>
+      </w:r>
+      <w:hyperlink r:id="rId43" w:history="1">
+        <w:r>
+          <w:rPr>
+            <w:rStyle w:val="Hipervnculo"/>
+          </w:rPr>
+          <w:t>https://larepublica.pe/ciencia/202</w:t>
+        </w:r>
+        <w:r>
+          <w:rPr>
+            <w:rStyle w:val="Hipervnculo"/>
+          </w:rPr>
+          <w:lastRenderedPageBreak/>
+          <w:t>4/09/09/el-teorema-no-era-de-pitagoras-una-tablilla-de-arcilla-revela-que-ya-existia-1000-anos-antes-del-matematico-griego-845361</w:t>
+        </w:r>
+      </w:hyperlink>
+    </w:p>
+    <w:p>
+      <w:pPr>
+        <w:pStyle w:val="Estilo20"/>
+        <w:numPr>
+          <w:ilvl w:val="0"/>
+          <w:numId w:val="4"/>
+        </w:numPr>
+        <w:rPr>
+          <w:b/>
+          <w:bCs w:val="0"/>
+        </w:rPr>
+      </w:pPr>
       <w:proofErr w:type="spellStart"/>
       <w:r>
         <w:t>LaHistoria</w:t>
@@ -4557,7 +5129,7 @@
       <w:r>
         <w:t xml:space="preserve">. </w:t>
       </w:r>
-      <w:hyperlink r:id="rId43" w:history="1">
+      <w:hyperlink r:id="rId44" w:history="1">
         <w:r>
           <w:rPr>
             <w:rStyle w:val="Hipervnculo"/>
@@ -4605,7 +5177,7 @@
       <w:r>
         <w:t xml:space="preserve">. </w:t>
       </w:r>
-      <w:hyperlink r:id="rId44" w:history="1">
+      <w:hyperlink r:id="rId45" w:history="1">
         <w:r>
           <w:rPr>
             <w:rStyle w:val="Hipervnculo"/>
@@ -5966,6 +6538,19 @@
       <w:iCs/>
     </w:rPr>
   </w:style>
+  <w:style w:type="character" w:styleId="CdigoHTML">
+    <w:name w:val="HTML Code"/>
+    <w:basedOn w:val="Fuentedeprrafopredeter"/>
+    <w:uiPriority w:val="99"/>
+    <w:semiHidden/>
+    <w:unhideWhenUsed/>
+    <w:rsid w:val="00862825"/>
+    <w:rPr>
+      <w:rFonts w:ascii="Courier New" w:eastAsia="Times New Roman" w:hAnsi="Courier New" w:cs="Courier New"/>
+      <w:sz w:val="20"/>
+      <w:szCs w:val="20"/>
+    </w:rPr>
+  </w:style>
 </w:styles>
 </file>
 
